--- a/Fase 1/Evidencias Individuales/Olguea_Fernando_1.3_APT122_AutoevaluaciónFase1.docx
+++ b/Fase 1/Evidencias Individuales/Olguea_Fernando_1.3_APT122_AutoevaluaciónFase1.docx
@@ -1,7 +1,12 @@
 
 <file path=word/document.xml><?xml version="1.0" encoding="utf-8"?>
-<w:document xmlns:wpc="http://schemas.microsoft.com/office/word/2010/wordprocessingCanvas" xmlns:cx="http://schemas.microsoft.com/office/drawing/2014/chartex" xmlns:cx1="http://schemas.microsoft.com/office/drawing/2015/9/8/chartex" xmlns:cx2="http://schemas.microsoft.com/office/drawing/2015/10/21/chartex" xmlns:cx3="http://schemas.microsoft.com/office/drawing/2016/5/9/chartex" xmlns:cx4="http://schemas.microsoft.com/office/drawing/2016/5/10/chartex" xmlns:cx5="http://schemas.microsoft.com/office/drawing/2016/5/11/chartex" xmlns:cx6="http://schemas.microsoft.com/office/drawing/2016/5/12/chartex" xmlns:cx7="http://schemas.microsoft.com/office/drawing/2016/5/13/chartex" xmlns:cx8="http://schemas.microsoft.com/office/drawing/2016/5/14/chartex" xmlns:mc="http://schemas.openxmlformats.org/markup-compatibility/2006" xmlns:aink="http://schemas.microsoft.com/office/drawing/2016/ink" xmlns:am3d="http://schemas.microsoft.com/office/drawing/2017/model3d" xmlns:o="urn:schemas-microsoft-com:office:office" xmlns:oel="http://schemas.microsoft.com/office/2019/extlst" xmlns:r="http://schemas.openxmlformats.org/officeDocument/2006/relationships" xmlns:m="http://schemas.openxmlformats.org/officeDocument/2006/math" xmlns:v="urn:schemas-microsoft-com:vml" xmlns:wp14="http://schemas.microsoft.com/office/word/2010/wordprocessingDrawing" xmlns:wp="http://schemas.openxmlformats.org/drawingml/2006/wordprocessingDrawing" xmlns:w10="urn:schemas-microsoft-com:office:word" xmlns:w="http://schemas.openxmlformats.org/wordprocessingml/2006/main" xmlns:w14="http://schemas.microsoft.com/office/word/2010/wordml" xmlns:w15="http://schemas.microsoft.com/office/word/2012/wordml" xmlns:w16cex="http://schemas.microsoft.com/office/word/2018/wordml/cex" xmlns:w16cid="http://schemas.microsoft.com/office/word/2016/wordml/cid" xmlns:w16="http://schemas.microsoft.com/office/word/2018/wordml" xmlns:w16sdtdh="http://schemas.microsoft.com/office/word/2020/wordml/sdtdatahash" xmlns:w16se="http://schemas.microsoft.com/office/word/2015/wordml/symex" xmlns:wpg="http://schemas.microsoft.com/office/word/2010/wordprocessingGroup" xmlns:wpi="http://schemas.microsoft.com/office/word/2010/wordprocessingInk" xmlns:wne="http://schemas.microsoft.com/office/word/2006/wordml" xmlns:wps="http://schemas.microsoft.com/office/word/2010/wordprocessingShape" mc:Ignorable="w14 w15 w16se w16cid w16 w16cex w16sdtdh wp14">
+<w:document xmlns:wpc="http://schemas.microsoft.com/office/word/2010/wordprocessingCanvas" xmlns:cx="http://schemas.microsoft.com/office/drawing/2014/chartex" xmlns:cx1="http://schemas.microsoft.com/office/drawing/2015/9/8/chartex" xmlns:cx2="http://schemas.microsoft.com/office/drawing/2015/10/21/chartex" xmlns:cx3="http://schemas.microsoft.com/office/drawing/2016/5/9/chartex" xmlns:cx4="http://schemas.microsoft.com/office/drawing/2016/5/10/chartex" xmlns:cx5="http://schemas.microsoft.com/office/drawing/2016/5/11/chartex" xmlns:cx6="http://schemas.microsoft.com/office/drawing/2016/5/12/chartex" xmlns:cx7="http://schemas.microsoft.com/office/drawing/2016/5/13/chartex" xmlns:cx8="http://schemas.microsoft.com/office/drawing/2016/5/14/chartex" xmlns:mc="http://schemas.openxmlformats.org/markup-compatibility/2006" xmlns:aink="http://schemas.microsoft.com/office/drawing/2016/ink" xmlns:am3d="http://schemas.microsoft.com/office/drawing/2017/model3d" xmlns:o="urn:schemas-microsoft-com:office:office" xmlns:oel="http://schemas.microsoft.com/office/2019/extlst" xmlns:r="http://schemas.openxmlformats.org/officeDocument/2006/relationships" xmlns:m="http://schemas.openxmlformats.org/officeDocument/2006/math" xmlns:v="urn:schemas-microsoft-com:vml" xmlns:wp14="http://schemas.microsoft.com/office/word/2010/wordprocessingDrawing" xmlns:wp="http://schemas.openxmlformats.org/drawingml/2006/wordprocessingDrawing" xmlns:w10="urn:schemas-microsoft-com:office:word" xmlns:w="http://schemas.openxmlformats.org/wordprocessingml/2006/main" xmlns:w14="http://schemas.microsoft.com/office/word/2010/wordml" xmlns:w15="http://schemas.microsoft.com/office/word/2012/wordml" xmlns:w16cex="http://schemas.microsoft.com/office/word/2018/wordml/cex" xmlns:w16cid="http://schemas.microsoft.com/office/word/2016/wordml/cid" xmlns:w16="http://schemas.microsoft.com/office/word/2018/wordml" xmlns:w16du="http://schemas.microsoft.com/office/word/2023/wordml/word16du" xmlns:w16sdtdh="http://schemas.microsoft.com/office/word/2020/wordml/sdtdatahash" xmlns:w16sdtfl="http://schemas.microsoft.com/office/word/2024/wordml/sdtformatlock" xmlns:w16se="http://schemas.microsoft.com/office/word/2015/wordml/symex" xmlns:wpg="http://schemas.microsoft.com/office/word/2010/wordprocessingGroup" xmlns:wpi="http://schemas.microsoft.com/office/word/2010/wordprocessingInk" xmlns:wne="http://schemas.microsoft.com/office/word/2006/wordml" xmlns:wps="http://schemas.microsoft.com/office/word/2010/wordprocessingShape" mc:Ignorable="w14 w15 w16se w16cid w16 w16cex w16sdtdh w16sdtfl w16du wp14">
   <w:body>
+    <w:p>
+      <w:r>
+        <w:t xml:space="preserve">  </w:t>
+      </w:r>
+    </w:p>
     <w:p>
       <w:pPr>
         <w:rPr>
@@ -294,7 +299,6 @@
         <w:tc>
           <w:tcPr>
             <w:tcW w:w="706" w:type="pct"/>
-            <w:shd w:val="clear" w:color="auto" w:fill="auto"/>
             <w:vAlign w:val="center"/>
           </w:tcPr>
           <w:p>
@@ -327,7 +331,6 @@
         <w:tc>
           <w:tcPr>
             <w:tcW w:w="2401" w:type="pct"/>
-            <w:shd w:val="clear" w:color="auto" w:fill="auto"/>
             <w:vAlign w:val="center"/>
           </w:tcPr>
           <w:p>
@@ -9024,15 +9027,7 @@
                 <w:color w:val="000000" w:themeColor="text1"/>
                 <w:lang w:eastAsia="es-CL"/>
               </w:rPr>
-              <w:t xml:space="preserve">12.  </w:t>
-            </w:r>
-            <w:r>
-              <w:rPr>
-                <w:rFonts w:asciiTheme="minorHAnsi" w:eastAsiaTheme="minorEastAsia" w:hAnsiTheme="minorHAnsi" w:cstheme="minorBidi"/>
-                <w:color w:val="000000" w:themeColor="text1"/>
-                <w:lang w:eastAsia="es-CL"/>
-              </w:rPr>
-              <w:t xml:space="preserve">Redacta el </w:t>
+              <w:t xml:space="preserve">12.  Redacta el </w:t>
             </w:r>
             <w:proofErr w:type="spellStart"/>
             <w:proofErr w:type="gramStart"/>
@@ -9310,6 +9305,3192 @@
         </w:tc>
       </w:tr>
     </w:tbl>
+    <w:p>
+      <w:pPr>
+        <w:rPr>
+          <w:rFonts w:asciiTheme="minorHAnsi" w:eastAsiaTheme="minorEastAsia" w:hAnsiTheme="minorHAnsi" w:cstheme="minorBidi"/>
+          <w:color w:val="000000"/>
+          <w:sz w:val="22"/>
+          <w:szCs w:val="22"/>
+          <w:u w:val="single"/>
+        </w:rPr>
+      </w:pPr>
+    </w:p>
+    <w:p>
+      <w:pPr>
+        <w:pStyle w:val="Ttulo"/>
+      </w:pPr>
+      <w:r>
+        <w:t>Autoevaluación de Fase 1</w:t>
+      </w:r>
+    </w:p>
+    <w:p>
+      <w:pPr>
+        <w:pStyle w:val="Subttulo"/>
+      </w:pPr>
+      <w:proofErr w:type="spellStart"/>
+      <w:r>
+        <w:t>Alloxentric</w:t>
+      </w:r>
+      <w:proofErr w:type="spellEnd"/>
+      <w:r>
+        <w:t xml:space="preserve"> Real Time Agent</w:t>
+      </w:r>
+    </w:p>
+    <w:p>
+      <w:r>
+        <w:t>Estudiante: Fernando Olguea — [PENDIENTE: confirmar nombre completo para la portada]</w:t>
+      </w:r>
+    </w:p>
+    <w:p>
+      <w:r>
+        <w:t>Carrera: Ingeniería en Informática</w:t>
+      </w:r>
+    </w:p>
+    <w:p>
+      <w:r>
+        <w:t xml:space="preserve">Asignatura: </w:t>
+      </w:r>
+      <w:proofErr w:type="spellStart"/>
+      <w:r>
+        <w:t>Capstone</w:t>
+      </w:r>
+      <w:proofErr w:type="spellEnd"/>
+    </w:p>
+    <w:p>
+      <w:r>
+        <w:t>Sede, sección y docente: [PENDIENTE]</w:t>
+      </w:r>
+    </w:p>
+    <w:p>
+      <w:r>
+        <w:t>Fecha de autoevaluación: [PENDIENTE]</w:t>
+      </w:r>
+    </w:p>
+    <w:p>
+      <w:pPr>
+        <w:pStyle w:val="Ttulo1"/>
+      </w:pPr>
+      <w:r>
+        <w:t>Índice</w:t>
+      </w:r>
+    </w:p>
+    <w:p>
+      <w:pPr>
+        <w:spacing w:after="40"/>
+      </w:pPr>
+      <w:r>
+        <w:t>1. Resumen</w:t>
+      </w:r>
+    </w:p>
+    <w:p>
+      <w:pPr>
+        <w:spacing w:after="40"/>
+      </w:pPr>
+      <w:r>
+        <w:t>2. Descripción y relevancia</w:t>
+      </w:r>
+    </w:p>
+    <w:p>
+      <w:pPr>
+        <w:spacing w:after="40"/>
+      </w:pPr>
+      <w:r>
+        <w:t>3. Relación con las competencias</w:t>
+      </w:r>
+    </w:p>
+    <w:p>
+      <w:pPr>
+        <w:spacing w:after="40"/>
+      </w:pPr>
+      <w:r>
+        <w:t>4. Intereses profesionales</w:t>
+      </w:r>
+    </w:p>
+    <w:p>
+      <w:pPr>
+        <w:spacing w:after="40"/>
+      </w:pPr>
+      <w:r>
+        <w:t>5. Factibilidad</w:t>
+      </w:r>
+    </w:p>
+    <w:p>
+      <w:pPr>
+        <w:spacing w:after="40"/>
+      </w:pPr>
+      <w:r>
+        <w:t>6. Objetivos</w:t>
+      </w:r>
+    </w:p>
+    <w:p>
+      <w:pPr>
+        <w:spacing w:after="40"/>
+      </w:pPr>
+      <w:r>
+        <w:t>7. Metodología</w:t>
+      </w:r>
+    </w:p>
+    <w:p>
+      <w:pPr>
+        <w:spacing w:after="40"/>
+      </w:pPr>
+      <w:r>
+        <w:t>8. Plan de trabajo</w:t>
+      </w:r>
+    </w:p>
+    <w:p>
+      <w:pPr>
+        <w:spacing w:after="40"/>
+      </w:pPr>
+      <w:r>
+        <w:t>9. Evidencias</w:t>
+      </w:r>
+    </w:p>
+    <w:p>
+      <w:pPr>
+        <w:spacing w:after="40"/>
+      </w:pPr>
+      <w:r>
+        <w:t>10. Aspectos formales y calidad</w:t>
+      </w:r>
+    </w:p>
+    <w:p>
+      <w:pPr>
+        <w:spacing w:after="40"/>
+      </w:pPr>
+      <w:r>
+        <w:t>11. Registro de autoevaluación</w:t>
+      </w:r>
+    </w:p>
+    <w:p>
+      <w:pPr>
+        <w:spacing w:after="40"/>
+      </w:pPr>
+      <w:r>
+        <w:t>12. Conclusiones individuales</w:t>
+      </w:r>
+    </w:p>
+    <w:p>
+      <w:pPr>
+        <w:spacing w:after="40"/>
+      </w:pPr>
+      <w:r>
+        <w:lastRenderedPageBreak/>
+        <w:t>13. Reflexión individual</w:t>
+      </w:r>
+    </w:p>
+    <w:p>
+      <w:pPr>
+        <w:spacing w:after="40"/>
+      </w:pPr>
+      <w:r>
+        <w:t>14. Referencias</w:t>
+      </w:r>
+    </w:p>
+    <w:p>
+      <w:r>
+        <w:br w:type="page"/>
+      </w:r>
+    </w:p>
+    <w:p>
+      <w:pPr>
+        <w:pStyle w:val="Ttulo1"/>
+      </w:pPr>
+      <w:r>
+        <w:lastRenderedPageBreak/>
+        <w:t>1. Resumen</w:t>
+      </w:r>
+    </w:p>
+    <w:p>
+      <w:pPr>
+        <w:rPr>
+          <w:rFonts w:asciiTheme="minorHAnsi" w:hAnsiTheme="minorHAnsi" w:cstheme="minorHAnsi"/>
+        </w:rPr>
+      </w:pPr>
+      <w:proofErr w:type="spellStart"/>
+      <w:r>
+        <w:rPr>
+          <w:rFonts w:asciiTheme="minorHAnsi" w:hAnsiTheme="minorHAnsi" w:cstheme="minorHAnsi"/>
+        </w:rPr>
+        <w:t>Alloxentric</w:t>
+      </w:r>
+      <w:proofErr w:type="spellEnd"/>
+      <w:r>
+        <w:rPr>
+          <w:rFonts w:asciiTheme="minorHAnsi" w:hAnsiTheme="minorHAnsi" w:cstheme="minorHAnsi"/>
+        </w:rPr>
+        <w:t xml:space="preserve"> Real Time Agent es el proyecto identificado en mi diario de reflexión de Fase 1, vinculado al contexto empresarial de automatización de comunicaciones. [PROPUESTA] La orientación preliminar documentada en la autoevaluación de Juan Díaz consiste en un prototipo de agente de voz para llamadas telefónicas, cuya rapidez y coherencia deberán evaluarse mediante criterios acordados con </w:t>
+      </w:r>
+      <w:proofErr w:type="spellStart"/>
+      <w:r>
+        <w:rPr>
+          <w:rFonts w:asciiTheme="minorHAnsi" w:hAnsiTheme="minorHAnsi" w:cstheme="minorHAnsi"/>
+        </w:rPr>
+        <w:t>Alloxentric</w:t>
+      </w:r>
+      <w:proofErr w:type="spellEnd"/>
+      <w:r>
+        <w:rPr>
+          <w:rFonts w:asciiTheme="minorHAnsi" w:hAnsiTheme="minorHAnsi" w:cstheme="minorHAnsi"/>
+        </w:rPr>
+        <w:t>. El caso de uso, alcance, recursos y responsabilidades permanecen [PENDIENTES]. El proyecto se relaciona con mis intereses en Ingeniería de Software, arquitectura de soluciones e Inteligencia Artificial aplicada. Esta autoevaluación distingue mis antecedentes declarados de las competencias que todavía deberán demostrarse mediante productos y pruebas del proyecto.</w:t>
+      </w:r>
+    </w:p>
+    <w:p>
+      <w:pPr>
+        <w:pStyle w:val="Ttulo1"/>
+      </w:pPr>
+      <w:r>
+        <w:t>2. Descripción y relevancia</w:t>
+      </w:r>
+    </w:p>
+    <w:p>
+      <w:pPr>
+        <w:rPr>
+          <w:rFonts w:asciiTheme="minorHAnsi" w:hAnsiTheme="minorHAnsi" w:cstheme="minorHAnsi"/>
+        </w:rPr>
+      </w:pPr>
+      <w:r>
+        <w:rPr>
+          <w:rFonts w:asciiTheme="minorHAnsi" w:hAnsiTheme="minorHAnsi" w:cstheme="minorHAnsi"/>
+        </w:rPr>
+        <w:t xml:space="preserve">[CONFIRMADO] En mi evidencia 1.2 identifiqué </w:t>
+      </w:r>
+      <w:proofErr w:type="spellStart"/>
+      <w:r>
+        <w:rPr>
+          <w:rFonts w:asciiTheme="minorHAnsi" w:hAnsiTheme="minorHAnsi" w:cstheme="minorHAnsi"/>
+        </w:rPr>
+        <w:t>Alloxentric</w:t>
+      </w:r>
+      <w:proofErr w:type="spellEnd"/>
+      <w:r>
+        <w:rPr>
+          <w:rFonts w:asciiTheme="minorHAnsi" w:hAnsiTheme="minorHAnsi" w:cstheme="minorHAnsi"/>
+        </w:rPr>
+        <w:t xml:space="preserve"> Real Time Agent como una oportunidad para aplicar Ingeniería de Software, integración de sistemas e Inteligencia Artificial en un contexto empresarial relacionado con automatización de comunicaciones.</w:t>
+      </w:r>
+    </w:p>
+    <w:p>
+      <w:pPr>
+        <w:rPr>
+          <w:rFonts w:asciiTheme="minorHAnsi" w:hAnsiTheme="minorHAnsi" w:cstheme="minorHAnsi"/>
+        </w:rPr>
+      </w:pPr>
+      <w:r>
+        <w:rPr>
+          <w:rFonts w:asciiTheme="minorHAnsi" w:hAnsiTheme="minorHAnsi" w:cstheme="minorHAnsi"/>
+        </w:rPr>
+        <w:t>[PROPUESTA] Tomando como referencia la definición preliminar de Juan, el proyecto podría concretarse en un prototipo de agente que interactúe por voz durante llamadas telefónicas. Su pertinencia para Ingeniería en Informática radicaría en analizar una necesidad, construir e integrar una solución y evaluar su comportamiento.</w:t>
+      </w:r>
+    </w:p>
+    <w:p>
+      <w:pPr>
+        <w:rPr>
+          <w:rFonts w:asciiTheme="minorHAnsi" w:hAnsiTheme="minorHAnsi" w:cstheme="minorHAnsi"/>
+        </w:rPr>
+      </w:pPr>
+      <w:r>
+        <w:rPr>
+          <w:rFonts w:asciiTheme="minorHAnsi" w:hAnsiTheme="minorHAnsi" w:cstheme="minorHAnsi"/>
+        </w:rPr>
+        <w:t>[PENDIENTE] Se requiere acreditar la situación actual de la empresa, las personas afectadas, las causas y consecuencias del problema, el caso de uso y la línea base. No se presentan ahorros, mejoras de rendimiento ni beneficios económicos como resultados comprobados.</w:t>
+      </w:r>
+    </w:p>
+    <w:p>
+      <w:pPr>
+        <w:pStyle w:val="Ttulo1"/>
+      </w:pPr>
+      <w:r>
+        <w:t>3. Relación con las competencias</w:t>
+      </w:r>
+    </w:p>
+    <w:p>
+      <w:pPr>
+        <w:rPr>
+          <w:rFonts w:asciiTheme="minorHAnsi" w:hAnsiTheme="minorHAnsi" w:cstheme="minorHAnsi"/>
+        </w:rPr>
+      </w:pPr>
+      <w:r>
+        <w:t>[</w:t>
+      </w:r>
+      <w:r>
+        <w:rPr>
+          <w:rFonts w:asciiTheme="minorHAnsi" w:hAnsiTheme="minorHAnsi" w:cstheme="minorHAnsi"/>
+        </w:rPr>
+        <w:t>CONFIRMADO] Mi evidencia 1.2 declara fortalezas en análisis y desarrollo de software, integración, bases de datos y arquitectura. También identifica oportunidades de mejora en calidad, gestión formal y documentación de decisiones.</w:t>
+      </w:r>
+    </w:p>
+    <w:p>
+      <w:pPr>
+        <w:rPr>
+          <w:rFonts w:asciiTheme="minorHAnsi" w:hAnsiTheme="minorHAnsi" w:cstheme="minorHAnsi"/>
+        </w:rPr>
+      </w:pPr>
+      <w:r>
+        <w:rPr>
+          <w:rFonts w:asciiTheme="minorHAnsi" w:hAnsiTheme="minorHAnsi" w:cstheme="minorHAnsi"/>
+        </w:rPr>
+        <w:t>[PENDIENTE] Mi pauta 1.1 disponible en el repositorio no contiene la selección de competencias, niveles ni comentarios. Por tanto, no corresponde atribuirme un nivel de dominio a partir de ese documento.</w:t>
+      </w:r>
+    </w:p>
+    <w:p>
+      <w:pPr>
+        <w:rPr>
+          <w:rFonts w:asciiTheme="minorHAnsi" w:hAnsiTheme="minorHAnsi" w:cstheme="minorHAnsi"/>
+        </w:rPr>
+      </w:pPr>
+      <w:r>
+        <w:rPr>
+          <w:rFonts w:asciiTheme="minorHAnsi" w:hAnsiTheme="minorHAnsi" w:cstheme="minorHAnsi"/>
+        </w:rPr>
+        <w:t>[PROPUESTA] La relación inicial con las competencias presentes en la pauta 1.3 sería:</w:t>
+      </w:r>
+    </w:p>
+    <w:tbl>
+      <w:tblPr>
+        <w:tblW w:w="0" w:type="auto"/>
+        <w:tblLayout w:type="fixed"/>
+        <w:tblLook w:val="04A0" w:firstRow="1" w:lastRow="0" w:firstColumn="1" w:lastColumn="0" w:noHBand="0" w:noVBand="1"/>
+      </w:tblPr>
+      <w:tblGrid>
+        <w:gridCol w:w="2835"/>
+        <w:gridCol w:w="3402"/>
+        <w:gridCol w:w="3175"/>
+      </w:tblGrid>
+      <w:tr>
+        <w:trPr>
+          <w:cantSplit/>
+          <w:tblHeader/>
+        </w:trPr>
+        <w:tc>
+          <w:tcPr>
+            <w:tcW w:w="2835" w:type="dxa"/>
+            <w:tcBorders>
+              <w:top w:val="single" w:sz="4" w:space="0" w:color="D9D9D9"/>
+              <w:left w:val="single" w:sz="4" w:space="0" w:color="D9D9D9"/>
+              <w:bottom w:val="single" w:sz="4" w:space="0" w:color="D9D9D9"/>
+              <w:right w:val="single" w:sz="4" w:space="0" w:color="D9D9D9"/>
+            </w:tcBorders>
+            <w:shd w:val="clear" w:color="auto" w:fill="E7E6E6"/>
+            <w:tcMar>
+              <w:top w:w="90" w:type="dxa"/>
+              <w:left w:w="90" w:type="dxa"/>
+              <w:bottom w:w="90" w:type="dxa"/>
+              <w:right w:w="90" w:type="dxa"/>
+            </w:tcMar>
+          </w:tcPr>
+          <w:p>
+            <w:pPr>
+              <w:spacing w:after="60"/>
+            </w:pPr>
+            <w:r>
+              <w:rPr>
+                <w:b/>
+                <w:sz w:val="22"/>
+              </w:rPr>
+              <w:t>Competencia de la pauta</w:t>
+            </w:r>
+          </w:p>
+        </w:tc>
+        <w:tc>
+          <w:tcPr>
+            <w:tcW w:w="3402" w:type="dxa"/>
+            <w:tcBorders>
+              <w:top w:val="single" w:sz="4" w:space="0" w:color="D9D9D9"/>
+              <w:left w:val="single" w:sz="4" w:space="0" w:color="D9D9D9"/>
+              <w:bottom w:val="single" w:sz="4" w:space="0" w:color="D9D9D9"/>
+              <w:right w:val="single" w:sz="4" w:space="0" w:color="D9D9D9"/>
+            </w:tcBorders>
+            <w:shd w:val="clear" w:color="auto" w:fill="E7E6E6"/>
+            <w:tcMar>
+              <w:top w:w="90" w:type="dxa"/>
+              <w:left w:w="90" w:type="dxa"/>
+              <w:bottom w:w="90" w:type="dxa"/>
+              <w:right w:w="90" w:type="dxa"/>
+            </w:tcMar>
+          </w:tcPr>
+          <w:p>
+            <w:pPr>
+              <w:spacing w:after="60"/>
+            </w:pPr>
+            <w:r>
+              <w:rPr>
+                <w:b/>
+                <w:sz w:val="22"/>
+              </w:rPr>
+              <w:t>Aplicación prevista</w:t>
+            </w:r>
+          </w:p>
+        </w:tc>
+        <w:tc>
+          <w:tcPr>
+            <w:tcW w:w="3175" w:type="dxa"/>
+            <w:tcBorders>
+              <w:top w:val="single" w:sz="4" w:space="0" w:color="D9D9D9"/>
+              <w:left w:val="single" w:sz="4" w:space="0" w:color="D9D9D9"/>
+              <w:bottom w:val="single" w:sz="4" w:space="0" w:color="D9D9D9"/>
+              <w:right w:val="single" w:sz="4" w:space="0" w:color="D9D9D9"/>
+            </w:tcBorders>
+            <w:shd w:val="clear" w:color="auto" w:fill="E7E6E6"/>
+            <w:tcMar>
+              <w:top w:w="90" w:type="dxa"/>
+              <w:left w:w="90" w:type="dxa"/>
+              <w:bottom w:w="90" w:type="dxa"/>
+              <w:right w:w="90" w:type="dxa"/>
+            </w:tcMar>
+          </w:tcPr>
+          <w:p>
+            <w:pPr>
+              <w:spacing w:after="60"/>
+            </w:pPr>
+            <w:r>
+              <w:rPr>
+                <w:b/>
+                <w:sz w:val="22"/>
+              </w:rPr>
+              <w:t>Situación</w:t>
+            </w:r>
+          </w:p>
+        </w:tc>
+      </w:tr>
+      <w:tr>
+        <w:trPr>
+          <w:cantSplit/>
+        </w:trPr>
+        <w:tc>
+          <w:tcPr>
+            <w:tcW w:w="2835" w:type="dxa"/>
+            <w:tcBorders>
+              <w:top w:val="single" w:sz="4" w:space="0" w:color="D9D9D9"/>
+              <w:left w:val="single" w:sz="4" w:space="0" w:color="D9D9D9"/>
+              <w:bottom w:val="single" w:sz="4" w:space="0" w:color="D9D9D9"/>
+              <w:right w:val="single" w:sz="4" w:space="0" w:color="D9D9D9"/>
+            </w:tcBorders>
+            <w:tcMar>
+              <w:top w:w="90" w:type="dxa"/>
+              <w:left w:w="90" w:type="dxa"/>
+              <w:bottom w:w="90" w:type="dxa"/>
+              <w:right w:w="90" w:type="dxa"/>
+            </w:tcMar>
+          </w:tcPr>
+          <w:p>
+            <w:pPr>
+              <w:spacing w:after="60"/>
+            </w:pPr>
+            <w:r>
+              <w:rPr>
+                <w:sz w:val="22"/>
+              </w:rPr>
+              <w:t>Gestionar proyectos informáticos.</w:t>
+            </w:r>
+          </w:p>
+        </w:tc>
+        <w:tc>
+          <w:tcPr>
+            <w:tcW w:w="3402" w:type="dxa"/>
+            <w:tcBorders>
+              <w:top w:val="single" w:sz="4" w:space="0" w:color="D9D9D9"/>
+              <w:left w:val="single" w:sz="4" w:space="0" w:color="D9D9D9"/>
+              <w:bottom w:val="single" w:sz="4" w:space="0" w:color="D9D9D9"/>
+              <w:right w:val="single" w:sz="4" w:space="0" w:color="D9D9D9"/>
+            </w:tcBorders>
+            <w:tcMar>
+              <w:top w:w="90" w:type="dxa"/>
+              <w:left w:w="90" w:type="dxa"/>
+              <w:bottom w:w="90" w:type="dxa"/>
+              <w:right w:w="90" w:type="dxa"/>
+            </w:tcMar>
+          </w:tcPr>
+          <w:p>
+            <w:pPr>
+              <w:spacing w:after="60"/>
+            </w:pPr>
+            <w:r>
+              <w:rPr>
+                <w:sz w:val="22"/>
+              </w:rPr>
+              <w:t>Relacionar requerimientos, actividades, recursos y seguimiento.</w:t>
+            </w:r>
+          </w:p>
+        </w:tc>
+        <w:tc>
+          <w:tcPr>
+            <w:tcW w:w="3175" w:type="dxa"/>
+            <w:tcBorders>
+              <w:top w:val="single" w:sz="4" w:space="0" w:color="D9D9D9"/>
+              <w:left w:val="single" w:sz="4" w:space="0" w:color="D9D9D9"/>
+              <w:bottom w:val="single" w:sz="4" w:space="0" w:color="D9D9D9"/>
+              <w:right w:val="single" w:sz="4" w:space="0" w:color="D9D9D9"/>
+            </w:tcBorders>
+            <w:tcMar>
+              <w:top w:w="90" w:type="dxa"/>
+              <w:left w:w="90" w:type="dxa"/>
+              <w:bottom w:w="90" w:type="dxa"/>
+              <w:right w:w="90" w:type="dxa"/>
+            </w:tcMar>
+          </w:tcPr>
+          <w:p>
+            <w:pPr>
+              <w:spacing w:after="60"/>
+            </w:pPr>
+            <w:r>
+              <w:rPr>
+                <w:sz w:val="22"/>
+              </w:rPr>
+              <w:t>[PENDIENTE] Plan y responsabilidad individual.</w:t>
+            </w:r>
+          </w:p>
+        </w:tc>
+      </w:tr>
+      <w:tr>
+        <w:trPr>
+          <w:cantSplit/>
+        </w:trPr>
+        <w:tc>
+          <w:tcPr>
+            <w:tcW w:w="2835" w:type="dxa"/>
+            <w:tcBorders>
+              <w:top w:val="single" w:sz="4" w:space="0" w:color="D9D9D9"/>
+              <w:left w:val="single" w:sz="4" w:space="0" w:color="D9D9D9"/>
+              <w:bottom w:val="single" w:sz="4" w:space="0" w:color="D9D9D9"/>
+              <w:right w:val="single" w:sz="4" w:space="0" w:color="D9D9D9"/>
+            </w:tcBorders>
+            <w:tcMar>
+              <w:top w:w="90" w:type="dxa"/>
+              <w:left w:w="90" w:type="dxa"/>
+              <w:bottom w:w="90" w:type="dxa"/>
+              <w:right w:w="90" w:type="dxa"/>
+            </w:tcMar>
+          </w:tcPr>
+          <w:p>
+            <w:pPr>
+              <w:spacing w:after="60"/>
+            </w:pPr>
+            <w:r>
+              <w:rPr>
+                <w:sz w:val="22"/>
+              </w:rPr>
+              <w:t>Desarrollar una solución de software.</w:t>
+            </w:r>
+          </w:p>
+        </w:tc>
+        <w:tc>
+          <w:tcPr>
+            <w:tcW w:w="3402" w:type="dxa"/>
+            <w:tcBorders>
+              <w:top w:val="single" w:sz="4" w:space="0" w:color="D9D9D9"/>
+              <w:left w:val="single" w:sz="4" w:space="0" w:color="D9D9D9"/>
+              <w:bottom w:val="single" w:sz="4" w:space="0" w:color="D9D9D9"/>
+              <w:right w:val="single" w:sz="4" w:space="0" w:color="D9D9D9"/>
+            </w:tcBorders>
+            <w:tcMar>
+              <w:top w:w="90" w:type="dxa"/>
+              <w:left w:w="90" w:type="dxa"/>
+              <w:bottom w:w="90" w:type="dxa"/>
+              <w:right w:w="90" w:type="dxa"/>
+            </w:tcMar>
+          </w:tcPr>
+          <w:p>
+            <w:pPr>
+              <w:spacing w:after="60"/>
+            </w:pPr>
+            <w:r>
+              <w:rPr>
+                <w:sz w:val="22"/>
+              </w:rPr>
+              <w:t>Construir e integrar los componentes que requiera el alcance aprobado.</w:t>
+            </w:r>
+          </w:p>
+        </w:tc>
+        <w:tc>
+          <w:tcPr>
+            <w:tcW w:w="3175" w:type="dxa"/>
+            <w:tcBorders>
+              <w:top w:val="single" w:sz="4" w:space="0" w:color="D9D9D9"/>
+              <w:left w:val="single" w:sz="4" w:space="0" w:color="D9D9D9"/>
+              <w:bottom w:val="single" w:sz="4" w:space="0" w:color="D9D9D9"/>
+              <w:right w:val="single" w:sz="4" w:space="0" w:color="D9D9D9"/>
+            </w:tcBorders>
+            <w:tcMar>
+              <w:top w:w="90" w:type="dxa"/>
+              <w:left w:w="90" w:type="dxa"/>
+              <w:bottom w:w="90" w:type="dxa"/>
+              <w:right w:w="90" w:type="dxa"/>
+            </w:tcMar>
+          </w:tcPr>
+          <w:p>
+            <w:pPr>
+              <w:spacing w:after="60"/>
+            </w:pPr>
+            <w:r>
+              <w:rPr>
+                <w:sz w:val="22"/>
+              </w:rPr>
+              <w:t>[PENDIENTE] Alcance, implementación y autoría.</w:t>
+            </w:r>
+          </w:p>
+        </w:tc>
+      </w:tr>
+      <w:tr>
+        <w:trPr>
+          <w:cantSplit/>
+        </w:trPr>
+        <w:tc>
+          <w:tcPr>
+            <w:tcW w:w="2835" w:type="dxa"/>
+            <w:tcBorders>
+              <w:top w:val="single" w:sz="4" w:space="0" w:color="D9D9D9"/>
+              <w:left w:val="single" w:sz="4" w:space="0" w:color="D9D9D9"/>
+              <w:bottom w:val="single" w:sz="4" w:space="0" w:color="D9D9D9"/>
+              <w:right w:val="single" w:sz="4" w:space="0" w:color="D9D9D9"/>
+            </w:tcBorders>
+            <w:tcMar>
+              <w:top w:w="90" w:type="dxa"/>
+              <w:left w:w="90" w:type="dxa"/>
+              <w:bottom w:w="90" w:type="dxa"/>
+              <w:right w:w="90" w:type="dxa"/>
+            </w:tcMar>
+          </w:tcPr>
+          <w:p>
+            <w:pPr>
+              <w:spacing w:after="60"/>
+            </w:pPr>
+            <w:r>
+              <w:rPr>
+                <w:sz w:val="22"/>
+              </w:rPr>
+              <w:lastRenderedPageBreak/>
+              <w:t>Realizar pruebas de certificación de productos y procesos.</w:t>
+            </w:r>
+          </w:p>
+        </w:tc>
+        <w:tc>
+          <w:tcPr>
+            <w:tcW w:w="3402" w:type="dxa"/>
+            <w:tcBorders>
+              <w:top w:val="single" w:sz="4" w:space="0" w:color="D9D9D9"/>
+              <w:left w:val="single" w:sz="4" w:space="0" w:color="D9D9D9"/>
+              <w:bottom w:val="single" w:sz="4" w:space="0" w:color="D9D9D9"/>
+              <w:right w:val="single" w:sz="4" w:space="0" w:color="D9D9D9"/>
+            </w:tcBorders>
+            <w:tcMar>
+              <w:top w:w="90" w:type="dxa"/>
+              <w:left w:w="90" w:type="dxa"/>
+              <w:bottom w:w="90" w:type="dxa"/>
+              <w:right w:w="90" w:type="dxa"/>
+            </w:tcMar>
+          </w:tcPr>
+          <w:p>
+            <w:pPr>
+              <w:spacing w:after="60"/>
+            </w:pPr>
+            <w:r>
+              <w:rPr>
+                <w:sz w:val="22"/>
+              </w:rPr>
+              <w:t>Diseñar y ejecutar validaciones vinculadas a criterios de aceptación.</w:t>
+            </w:r>
+          </w:p>
+        </w:tc>
+        <w:tc>
+          <w:tcPr>
+            <w:tcW w:w="3175" w:type="dxa"/>
+            <w:tcBorders>
+              <w:top w:val="single" w:sz="4" w:space="0" w:color="D9D9D9"/>
+              <w:left w:val="single" w:sz="4" w:space="0" w:color="D9D9D9"/>
+              <w:bottom w:val="single" w:sz="4" w:space="0" w:color="D9D9D9"/>
+              <w:right w:val="single" w:sz="4" w:space="0" w:color="D9D9D9"/>
+            </w:tcBorders>
+            <w:tcMar>
+              <w:top w:w="90" w:type="dxa"/>
+              <w:left w:w="90" w:type="dxa"/>
+              <w:bottom w:w="90" w:type="dxa"/>
+              <w:right w:w="90" w:type="dxa"/>
+            </w:tcMar>
+          </w:tcPr>
+          <w:p>
+            <w:pPr>
+              <w:spacing w:after="60"/>
+            </w:pPr>
+            <w:r>
+              <w:rPr>
+                <w:sz w:val="22"/>
+              </w:rPr>
+              <w:t>[PENDIENTE] Criterios, pruebas y resultados.</w:t>
+            </w:r>
+          </w:p>
+        </w:tc>
+      </w:tr>
+      <w:tr>
+        <w:trPr>
+          <w:cantSplit/>
+        </w:trPr>
+        <w:tc>
+          <w:tcPr>
+            <w:tcW w:w="2835" w:type="dxa"/>
+            <w:tcBorders>
+              <w:top w:val="single" w:sz="4" w:space="0" w:color="D9D9D9"/>
+              <w:left w:val="single" w:sz="4" w:space="0" w:color="D9D9D9"/>
+              <w:bottom w:val="single" w:sz="4" w:space="0" w:color="D9D9D9"/>
+              <w:right w:val="single" w:sz="4" w:space="0" w:color="D9D9D9"/>
+            </w:tcBorders>
+            <w:tcMar>
+              <w:top w:w="90" w:type="dxa"/>
+              <w:left w:w="90" w:type="dxa"/>
+              <w:bottom w:w="90" w:type="dxa"/>
+              <w:right w:w="90" w:type="dxa"/>
+            </w:tcMar>
+          </w:tcPr>
+          <w:p>
+            <w:pPr>
+              <w:spacing w:after="60"/>
+            </w:pPr>
+            <w:r>
+              <w:rPr>
+                <w:sz w:val="22"/>
+              </w:rPr>
+              <w:t>Construir modelos de datos.</w:t>
+            </w:r>
+          </w:p>
+        </w:tc>
+        <w:tc>
+          <w:tcPr>
+            <w:tcW w:w="3402" w:type="dxa"/>
+            <w:tcBorders>
+              <w:top w:val="single" w:sz="4" w:space="0" w:color="D9D9D9"/>
+              <w:left w:val="single" w:sz="4" w:space="0" w:color="D9D9D9"/>
+              <w:bottom w:val="single" w:sz="4" w:space="0" w:color="D9D9D9"/>
+              <w:right w:val="single" w:sz="4" w:space="0" w:color="D9D9D9"/>
+            </w:tcBorders>
+            <w:tcMar>
+              <w:top w:w="90" w:type="dxa"/>
+              <w:left w:w="90" w:type="dxa"/>
+              <w:bottom w:w="90" w:type="dxa"/>
+              <w:right w:w="90" w:type="dxa"/>
+            </w:tcMar>
+          </w:tcPr>
+          <w:p>
+            <w:pPr>
+              <w:spacing w:after="60"/>
+            </w:pPr>
+            <w:r>
+              <w:rPr>
+                <w:sz w:val="22"/>
+              </w:rPr>
+              <w:t>Aplicarla únicamente si los requerimientos justifican un modelo de datos.</w:t>
+            </w:r>
+          </w:p>
+        </w:tc>
+        <w:tc>
+          <w:tcPr>
+            <w:tcW w:w="3175" w:type="dxa"/>
+            <w:tcBorders>
+              <w:top w:val="single" w:sz="4" w:space="0" w:color="D9D9D9"/>
+              <w:left w:val="single" w:sz="4" w:space="0" w:color="D9D9D9"/>
+              <w:bottom w:val="single" w:sz="4" w:space="0" w:color="D9D9D9"/>
+              <w:right w:val="single" w:sz="4" w:space="0" w:color="D9D9D9"/>
+            </w:tcBorders>
+            <w:tcMar>
+              <w:top w:w="90" w:type="dxa"/>
+              <w:left w:w="90" w:type="dxa"/>
+              <w:bottom w:w="90" w:type="dxa"/>
+              <w:right w:w="90" w:type="dxa"/>
+            </w:tcMar>
+          </w:tcPr>
+          <w:p>
+            <w:pPr>
+              <w:spacing w:after="60"/>
+            </w:pPr>
+            <w:r>
+              <w:rPr>
+                <w:sz w:val="22"/>
+              </w:rPr>
+              <w:t>[PENDIENTE] Pertinencia y selección.</w:t>
+            </w:r>
+          </w:p>
+        </w:tc>
+      </w:tr>
+    </w:tbl>
+    <w:p/>
+    <w:p>
+      <w:pPr>
+        <w:rPr>
+          <w:rFonts w:asciiTheme="minorHAnsi" w:hAnsiTheme="minorHAnsi" w:cstheme="minorHAnsi"/>
+        </w:rPr>
+      </w:pPr>
+      <w:r>
+        <w:rPr>
+          <w:rFonts w:asciiTheme="minorHAnsi" w:hAnsiTheme="minorHAnsi" w:cstheme="minorHAnsi"/>
+        </w:rPr>
+        <w:t>Esta relación expresa posibilidades de aplicación y no certifica competencias ya demostradas en el proyecto.</w:t>
+      </w:r>
+    </w:p>
+    <w:p>
+      <w:pPr>
+        <w:pStyle w:val="Ttulo1"/>
+      </w:pPr>
+      <w:r>
+        <w:t>4. Intereses profesionales</w:t>
+      </w:r>
+    </w:p>
+    <w:p>
+      <w:pPr>
+        <w:rPr>
+          <w:rFonts w:asciiTheme="minorHAnsi" w:hAnsiTheme="minorHAnsi" w:cstheme="minorHAnsi"/>
+        </w:rPr>
+      </w:pPr>
+      <w:r>
+        <w:rPr>
+          <w:rFonts w:asciiTheme="minorHAnsi" w:hAnsiTheme="minorHAnsi" w:cstheme="minorHAnsi"/>
+        </w:rPr>
+        <w:t>[CONFIRMADO: evidencia 1.2] Mis principales intereses se encuentran en Ingeniería de Software, arquitectura de soluciones, automatización e Inteligencia Artificial aplicada. Me interesa comprender una solución de manera integral, desde el análisis de la necesidad hasta su integración y operación.</w:t>
+      </w:r>
+    </w:p>
+    <w:p>
+      <w:pPr>
+        <w:rPr>
+          <w:rFonts w:asciiTheme="minorHAnsi" w:hAnsiTheme="minorHAnsi" w:cstheme="minorHAnsi"/>
+        </w:rPr>
+      </w:pPr>
+      <w:r>
+        <w:rPr>
+          <w:rFonts w:asciiTheme="minorHAnsi" w:hAnsiTheme="minorHAnsi" w:cstheme="minorHAnsi"/>
+        </w:rPr>
+        <w:t xml:space="preserve">El proyecto se relaciona con esos intereses porque permitiría evaluar cómo distintas partes de una solución colaboran para resolver una necesidad empresarial. También representa una oportunidad para fortalecer aspectos que identifiqué en mi reflexión: automatización de pruebas, rendimiento, seguridad, </w:t>
+      </w:r>
+      <w:proofErr w:type="spellStart"/>
+      <w:r>
+        <w:rPr>
+          <w:rFonts w:asciiTheme="minorHAnsi" w:hAnsiTheme="minorHAnsi" w:cstheme="minorHAnsi"/>
+        </w:rPr>
+        <w:t>observabilidad</w:t>
+      </w:r>
+      <w:proofErr w:type="spellEnd"/>
+      <w:r>
+        <w:rPr>
+          <w:rFonts w:asciiTheme="minorHAnsi" w:hAnsiTheme="minorHAnsi" w:cstheme="minorHAnsi"/>
+        </w:rPr>
+        <w:t>, gestión de riesgos y trazabilidad.</w:t>
+      </w:r>
+    </w:p>
+    <w:p>
+      <w:pPr>
+        <w:rPr>
+          <w:rFonts w:asciiTheme="minorHAnsi" w:hAnsiTheme="minorHAnsi" w:cstheme="minorHAnsi"/>
+        </w:rPr>
+      </w:pPr>
+      <w:r>
+        <w:rPr>
+          <w:rFonts w:asciiTheme="minorHAnsi" w:hAnsiTheme="minorHAnsi" w:cstheme="minorHAnsi"/>
+        </w:rPr>
+        <w:t>Mi interés en arquitectura no implica que ya tenga asignado ese rol. [PENDIENTE] El equipo debe acordar las responsabilidades individuales.</w:t>
+      </w:r>
+    </w:p>
+    <w:p>
+      <w:pPr>
+        <w:pStyle w:val="Ttulo1"/>
+      </w:pPr>
+      <w:r>
+        <w:t>5. Factibilidad</w:t>
+      </w:r>
+    </w:p>
+    <w:p>
+      <w:pPr>
+        <w:rPr>
+          <w:rFonts w:asciiTheme="minorHAnsi" w:hAnsiTheme="minorHAnsi" w:cstheme="minorHAnsi"/>
+        </w:rPr>
+      </w:pPr>
+      <w:r>
+        <w:t>[</w:t>
+      </w:r>
+      <w:r>
+        <w:rPr>
+          <w:rFonts w:asciiTheme="minorHAnsi" w:hAnsiTheme="minorHAnsi" w:cstheme="minorHAnsi"/>
+        </w:rPr>
+        <w:t>PENDIENTE] La factibilidad no está demostrada en las evidencias revisadas. El marco del proyecto contempla 18 semanas, pero faltan la distribución efectiva de horas, la disponibilidad de cada integrante, los accesos, los recursos y los costos necesarios.</w:t>
+      </w:r>
+    </w:p>
+    <w:p>
+      <w:pPr>
+        <w:rPr>
+          <w:rFonts w:asciiTheme="minorHAnsi" w:hAnsiTheme="minorHAnsi" w:cstheme="minorHAnsi"/>
+        </w:rPr>
+      </w:pPr>
+      <w:r>
+        <w:rPr>
+          <w:rFonts w:asciiTheme="minorHAnsi" w:hAnsiTheme="minorHAnsi" w:cstheme="minorHAnsi"/>
+        </w:rPr>
+        <w:t>[PROPUESTA, basada en el planteamiento preliminar de Juan] Delimitar un caso de uso y evaluar tempranamente la posibilidad de integrar los componentes permitiría reducir incertidumbre antes de comprometer un alcance mayor.</w:t>
+      </w:r>
+    </w:p>
+    <w:p>
+      <w:pPr>
+        <w:rPr>
+          <w:rFonts w:asciiTheme="minorHAnsi" w:hAnsiTheme="minorHAnsi" w:cstheme="minorHAnsi"/>
+        </w:rPr>
+      </w:pPr>
+      <w:r>
+        <w:rPr>
+          <w:rFonts w:asciiTheme="minorHAnsi" w:hAnsiTheme="minorHAnsi" w:cstheme="minorHAnsi"/>
+        </w:rPr>
+        <w:t>El vínculo con una empresa y los antecedentes técnicos declarados pueden facilitar el trabajo, pero no acreditan disponibilidad de infraestructura ni acompañamiento permanente. Entre las dependencias que deben verificarse se encuentran la validación de requerimientos y el acceso a los servicios necesarios.</w:t>
+      </w:r>
+    </w:p>
+    <w:p>
+      <w:pPr>
+        <w:rPr>
+          <w:rFonts w:asciiTheme="minorHAnsi" w:hAnsiTheme="minorHAnsi" w:cstheme="minorHAnsi"/>
+        </w:rPr>
+      </w:pPr>
+      <w:r>
+        <w:rPr>
+          <w:rFonts w:asciiTheme="minorHAnsi" w:hAnsiTheme="minorHAnsi" w:cstheme="minorHAnsi"/>
+        </w:rPr>
+        <w:t>[PENDIENTE] Se deben documentar materiales, costos, restricciones, responsables y alternativas frente a dificultades antes de concluir que el proyecto es realizable.</w:t>
+      </w:r>
+    </w:p>
+    <w:p>
+      <w:pPr>
+        <w:pStyle w:val="Ttulo1"/>
+      </w:pPr>
+      <w:r>
+        <w:t>6. Objetivos</w:t>
+      </w:r>
+    </w:p>
+    <w:p>
+      <w:pPr>
+        <w:rPr>
+          <w:rFonts w:asciiTheme="minorHAnsi" w:hAnsiTheme="minorHAnsi" w:cstheme="minorHAnsi"/>
+        </w:rPr>
+      </w:pPr>
+      <w:r>
+        <w:rPr>
+          <w:rFonts w:asciiTheme="minorHAnsi" w:hAnsiTheme="minorHAnsi" w:cstheme="minorHAnsi"/>
+        </w:rPr>
+        <w:t>Los siguientes objetivos retoman la orientación preliminar existente en la 1.3 de Juan. Son [PROPUESTA] y requieren validación.</w:t>
+      </w:r>
+    </w:p>
+    <w:p>
+      <w:pPr>
+        <w:pStyle w:val="Ttulo2"/>
+      </w:pPr>
+      <w:r>
+        <w:lastRenderedPageBreak/>
+        <w:t>Objetivo general</w:t>
+      </w:r>
+    </w:p>
+    <w:p>
+      <w:pPr>
+        <w:rPr>
+          <w:rFonts w:asciiTheme="minorHAnsi" w:hAnsiTheme="minorHAnsi" w:cstheme="minorHAnsi"/>
+        </w:rPr>
+      </w:pPr>
+      <w:r>
+        <w:rPr>
+          <w:rFonts w:asciiTheme="minorHAnsi" w:hAnsiTheme="minorHAnsi" w:cstheme="minorHAnsi"/>
+        </w:rPr>
+        <w:t xml:space="preserve">Desarrollar, dentro del periodo académico de 18 semanas, un prototipo de agente de voz para llamadas telefónicas que permita evaluar el tiempo de respuesta y la coherencia en un caso de uso acordado con </w:t>
+      </w:r>
+      <w:proofErr w:type="spellStart"/>
+      <w:r>
+        <w:rPr>
+          <w:rFonts w:asciiTheme="minorHAnsi" w:hAnsiTheme="minorHAnsi" w:cstheme="minorHAnsi"/>
+        </w:rPr>
+        <w:t>Alloxentric</w:t>
+      </w:r>
+      <w:proofErr w:type="spellEnd"/>
+      <w:r>
+        <w:rPr>
+          <w:rFonts w:asciiTheme="minorHAnsi" w:hAnsiTheme="minorHAnsi" w:cstheme="minorHAnsi"/>
+        </w:rPr>
+        <w:t>.</w:t>
+      </w:r>
+    </w:p>
+    <w:p>
+      <w:pPr>
+        <w:pStyle w:val="Ttulo2"/>
+      </w:pPr>
+      <w:r>
+        <w:t>Objetivos específicos</w:t>
+      </w:r>
+    </w:p>
+    <w:p>
+      <w:pPr>
+        <w:pStyle w:val="Listaconnmeros"/>
+        <w:tabs>
+          <w:tab w:val="num" w:pos="360"/>
+        </w:tabs>
+        <w:ind w:left="360" w:hanging="360"/>
+        <w:rPr>
+          <w:rFonts w:asciiTheme="minorHAnsi" w:eastAsia="Times New Roman" w:hAnsiTheme="minorHAnsi" w:cstheme="minorHAnsi"/>
+          <w:color w:val="auto"/>
+          <w:sz w:val="20"/>
+          <w:szCs w:val="20"/>
+          <w:lang w:val="es-ES" w:eastAsia="es-ES"/>
+        </w:rPr>
+      </w:pPr>
+      <w:r>
+        <w:rPr>
+          <w:rFonts w:asciiTheme="minorHAnsi" w:eastAsia="Times New Roman" w:hAnsiTheme="minorHAnsi" w:cstheme="minorHAnsi"/>
+          <w:color w:val="auto"/>
+          <w:sz w:val="20"/>
+          <w:szCs w:val="20"/>
+          <w:lang w:val="es-ES" w:eastAsia="es-ES"/>
+        </w:rPr>
+        <w:t>Documentar el caso de uso, los requerimientos y los criterios de aceptación que orientarán el desarrollo del prototipo.</w:t>
+      </w:r>
+    </w:p>
+    <w:p>
+      <w:pPr>
+        <w:pStyle w:val="Listaconnmeros"/>
+        <w:tabs>
+          <w:tab w:val="num" w:pos="360"/>
+        </w:tabs>
+        <w:ind w:left="360" w:hanging="360"/>
+        <w:rPr>
+          <w:rFonts w:asciiTheme="minorHAnsi" w:eastAsia="Times New Roman" w:hAnsiTheme="minorHAnsi" w:cstheme="minorHAnsi"/>
+          <w:color w:val="auto"/>
+          <w:sz w:val="20"/>
+          <w:szCs w:val="20"/>
+          <w:lang w:val="es-ES" w:eastAsia="es-ES"/>
+        </w:rPr>
+      </w:pPr>
+      <w:r>
+        <w:rPr>
+          <w:rFonts w:asciiTheme="minorHAnsi" w:eastAsia="Times New Roman" w:hAnsiTheme="minorHAnsi" w:cstheme="minorHAnsi"/>
+          <w:color w:val="auto"/>
+          <w:sz w:val="20"/>
+          <w:szCs w:val="20"/>
+          <w:lang w:val="es-ES" w:eastAsia="es-ES"/>
+        </w:rPr>
+        <w:t>Diseñar e integrar los componentes necesarios para satisfacer los requerimientos validados.</w:t>
+      </w:r>
+    </w:p>
+    <w:p>
+      <w:pPr>
+        <w:pStyle w:val="Listaconnmeros"/>
+        <w:tabs>
+          <w:tab w:val="num" w:pos="360"/>
+        </w:tabs>
+        <w:ind w:left="360" w:hanging="360"/>
+        <w:rPr>
+          <w:rFonts w:asciiTheme="minorHAnsi" w:eastAsia="Times New Roman" w:hAnsiTheme="minorHAnsi" w:cstheme="minorHAnsi"/>
+          <w:color w:val="auto"/>
+          <w:sz w:val="20"/>
+          <w:szCs w:val="20"/>
+          <w:lang w:val="es-ES" w:eastAsia="es-ES"/>
+        </w:rPr>
+      </w:pPr>
+      <w:r>
+        <w:rPr>
+          <w:rFonts w:asciiTheme="minorHAnsi" w:eastAsia="Times New Roman" w:hAnsiTheme="minorHAnsi" w:cstheme="minorHAnsi"/>
+          <w:color w:val="auto"/>
+          <w:sz w:val="20"/>
+          <w:szCs w:val="20"/>
+          <w:lang w:val="es-ES" w:eastAsia="es-ES"/>
+        </w:rPr>
+        <w:t>Evaluar el prototipo mediante pruebas de llamadas y un informe que contraste los tiempos de respuesta y la coherencia con los criterios acordados.</w:t>
+      </w:r>
+    </w:p>
+    <w:p>
+      <w:pPr>
+        <w:rPr>
+          <w:rFonts w:asciiTheme="minorHAnsi" w:hAnsiTheme="minorHAnsi" w:cstheme="minorHAnsi"/>
+        </w:rPr>
+      </w:pPr>
+      <w:r>
+        <w:rPr>
+          <w:rFonts w:asciiTheme="minorHAnsi" w:hAnsiTheme="minorHAnsi" w:cstheme="minorHAnsi"/>
+        </w:rPr>
+        <w:t>[PENDIENTE] Aprobación de estos objetivos, definición de coherencia, umbrales de aceptación, cantidad y condiciones de pruebas. No se atribuyen metas numéricas sin respaldo.</w:t>
+      </w:r>
+    </w:p>
+    <w:p>
+      <w:pPr>
+        <w:pStyle w:val="Ttulo1"/>
+      </w:pPr>
+      <w:r>
+        <w:t>7. Metodología</w:t>
+      </w:r>
+    </w:p>
+    <w:p>
+      <w:pPr>
+        <w:rPr>
+          <w:rFonts w:asciiTheme="minorHAnsi" w:hAnsiTheme="minorHAnsi" w:cstheme="minorHAnsi"/>
+        </w:rPr>
+      </w:pPr>
+      <w:r>
+        <w:t>[</w:t>
+      </w:r>
+      <w:r>
+        <w:rPr>
+          <w:rFonts w:asciiTheme="minorHAnsi" w:hAnsiTheme="minorHAnsi" w:cstheme="minorHAnsi"/>
+        </w:rPr>
+        <w:t>PROPUESTA, basada en la 1.3 de Juan] Trabajar de manera iterativa, comenzando por la definición del caso de uso y los criterios de aceptación. Una vez validados, abordar el diseño y la integración, efectuar pruebas y ajustar la solución según sus resultados y la retroalimentación disponible.</w:t>
+      </w:r>
+    </w:p>
+    <w:p>
+      <w:pPr>
+        <w:rPr>
+          <w:rFonts w:asciiTheme="minorHAnsi" w:hAnsiTheme="minorHAnsi" w:cstheme="minorHAnsi"/>
+        </w:rPr>
+      </w:pPr>
+      <w:r>
+        <w:rPr>
+          <w:rFonts w:asciiTheme="minorHAnsi" w:hAnsiTheme="minorHAnsi" w:cstheme="minorHAnsi"/>
+        </w:rPr>
+        <w:t xml:space="preserve">[PENDIENTE] Acuerdo del equipo sobre organización del trabajo, duración de las iteraciones, responsables, mecanismos de seguimiento y participación de </w:t>
+      </w:r>
+      <w:proofErr w:type="spellStart"/>
+      <w:r>
+        <w:rPr>
+          <w:rFonts w:asciiTheme="minorHAnsi" w:hAnsiTheme="minorHAnsi" w:cstheme="minorHAnsi"/>
+        </w:rPr>
+        <w:t>Alloxentric</w:t>
+      </w:r>
+      <w:proofErr w:type="spellEnd"/>
+      <w:r>
+        <w:rPr>
+          <w:rFonts w:asciiTheme="minorHAnsi" w:hAnsiTheme="minorHAnsi" w:cstheme="minorHAnsi"/>
+        </w:rPr>
+        <w:t>. Esta descripción no acredita que el equipo ya haya aplicado una metodología formal.</w:t>
+      </w:r>
+    </w:p>
+    <w:p>
+      <w:pPr>
+        <w:pStyle w:val="Ttulo1"/>
+      </w:pPr>
+      <w:r>
+        <w:t>8. Plan de trabajo</w:t>
+      </w:r>
+    </w:p>
+    <w:p>
+      <w:pPr>
+        <w:rPr>
+          <w:rFonts w:asciiTheme="minorHAnsi" w:hAnsiTheme="minorHAnsi" w:cstheme="minorHAnsi"/>
+        </w:rPr>
+      </w:pPr>
+      <w:r>
+        <w:rPr>
+          <w:rFonts w:asciiTheme="minorHAnsi" w:hAnsiTheme="minorHAnsi" w:cstheme="minorHAnsi"/>
+        </w:rPr>
+        <w:t>Las siguientes etapas provienen del plan preliminar de Juan. Son [PROPUESTA], no actividades declaradas como realizadas.</w:t>
+      </w:r>
+    </w:p>
+    <w:p>
+      <w:pPr>
+        <w:rPr>
+          <w:rFonts w:asciiTheme="minorHAnsi" w:hAnsiTheme="minorHAnsi" w:cstheme="minorHAnsi"/>
+        </w:rPr>
+      </w:pPr>
+    </w:p>
+    <w:tbl>
+      <w:tblPr>
+        <w:tblW w:w="0" w:type="auto"/>
+        <w:tblLayout w:type="fixed"/>
+        <w:tblLook w:val="04A0" w:firstRow="1" w:lastRow="0" w:firstColumn="1" w:lastColumn="0" w:noHBand="0" w:noVBand="1"/>
+      </w:tblPr>
+      <w:tblGrid>
+        <w:gridCol w:w="2154"/>
+        <w:gridCol w:w="2665"/>
+        <w:gridCol w:w="1928"/>
+        <w:gridCol w:w="2665"/>
+      </w:tblGrid>
+      <w:tr>
+        <w:trPr>
+          <w:cantSplit/>
+          <w:tblHeader/>
+        </w:trPr>
+        <w:tc>
+          <w:tcPr>
+            <w:tcW w:w="2154" w:type="dxa"/>
+            <w:tcBorders>
+              <w:top w:val="single" w:sz="4" w:space="0" w:color="D9D9D9"/>
+              <w:left w:val="single" w:sz="4" w:space="0" w:color="D9D9D9"/>
+              <w:bottom w:val="single" w:sz="4" w:space="0" w:color="D9D9D9"/>
+              <w:right w:val="single" w:sz="4" w:space="0" w:color="D9D9D9"/>
+            </w:tcBorders>
+            <w:shd w:val="clear" w:color="auto" w:fill="E7E6E6"/>
+            <w:tcMar>
+              <w:top w:w="90" w:type="dxa"/>
+              <w:left w:w="90" w:type="dxa"/>
+              <w:bottom w:w="90" w:type="dxa"/>
+              <w:right w:w="90" w:type="dxa"/>
+            </w:tcMar>
+          </w:tcPr>
+          <w:p>
+            <w:pPr>
+              <w:spacing w:after="60"/>
+            </w:pPr>
+            <w:r>
+              <w:rPr>
+                <w:b/>
+                <w:sz w:val="22"/>
+              </w:rPr>
+              <w:t>Etapa prevista</w:t>
+            </w:r>
+          </w:p>
+        </w:tc>
+        <w:tc>
+          <w:tcPr>
+            <w:tcW w:w="2665" w:type="dxa"/>
+            <w:tcBorders>
+              <w:top w:val="single" w:sz="4" w:space="0" w:color="D9D9D9"/>
+              <w:left w:val="single" w:sz="4" w:space="0" w:color="D9D9D9"/>
+              <w:bottom w:val="single" w:sz="4" w:space="0" w:color="D9D9D9"/>
+              <w:right w:val="single" w:sz="4" w:space="0" w:color="D9D9D9"/>
+            </w:tcBorders>
+            <w:shd w:val="clear" w:color="auto" w:fill="E7E6E6"/>
+            <w:tcMar>
+              <w:top w:w="90" w:type="dxa"/>
+              <w:left w:w="90" w:type="dxa"/>
+              <w:bottom w:w="90" w:type="dxa"/>
+              <w:right w:w="90" w:type="dxa"/>
+            </w:tcMar>
+          </w:tcPr>
+          <w:p>
+            <w:pPr>
+              <w:spacing w:after="60"/>
+            </w:pPr>
+            <w:r>
+              <w:rPr>
+                <w:b/>
+                <w:sz w:val="22"/>
+              </w:rPr>
+              <w:t>Recursos por precisar</w:t>
+            </w:r>
+          </w:p>
+        </w:tc>
+        <w:tc>
+          <w:tcPr>
+            <w:tcW w:w="1928" w:type="dxa"/>
+            <w:tcBorders>
+              <w:top w:val="single" w:sz="4" w:space="0" w:color="D9D9D9"/>
+              <w:left w:val="single" w:sz="4" w:space="0" w:color="D9D9D9"/>
+              <w:bottom w:val="single" w:sz="4" w:space="0" w:color="D9D9D9"/>
+              <w:right w:val="single" w:sz="4" w:space="0" w:color="D9D9D9"/>
+            </w:tcBorders>
+            <w:shd w:val="clear" w:color="auto" w:fill="E7E6E6"/>
+            <w:tcMar>
+              <w:top w:w="90" w:type="dxa"/>
+              <w:left w:w="90" w:type="dxa"/>
+              <w:bottom w:w="90" w:type="dxa"/>
+              <w:right w:w="90" w:type="dxa"/>
+            </w:tcMar>
+          </w:tcPr>
+          <w:p>
+            <w:pPr>
+              <w:spacing w:after="60"/>
+            </w:pPr>
+            <w:r>
+              <w:rPr>
+                <w:b/>
+                <w:sz w:val="22"/>
+              </w:rPr>
+              <w:t>Duración y responsable</w:t>
+            </w:r>
+          </w:p>
+        </w:tc>
+        <w:tc>
+          <w:tcPr>
+            <w:tcW w:w="2665" w:type="dxa"/>
+            <w:tcBorders>
+              <w:top w:val="single" w:sz="4" w:space="0" w:color="D9D9D9"/>
+              <w:left w:val="single" w:sz="4" w:space="0" w:color="D9D9D9"/>
+              <w:bottom w:val="single" w:sz="4" w:space="0" w:color="D9D9D9"/>
+              <w:right w:val="single" w:sz="4" w:space="0" w:color="D9D9D9"/>
+            </w:tcBorders>
+            <w:shd w:val="clear" w:color="auto" w:fill="E7E6E6"/>
+            <w:tcMar>
+              <w:top w:w="90" w:type="dxa"/>
+              <w:left w:w="90" w:type="dxa"/>
+              <w:bottom w:w="90" w:type="dxa"/>
+              <w:right w:w="90" w:type="dxa"/>
+            </w:tcMar>
+          </w:tcPr>
+          <w:p>
+            <w:pPr>
+              <w:spacing w:after="60"/>
+            </w:pPr>
+            <w:r>
+              <w:rPr>
+                <w:b/>
+                <w:sz w:val="22"/>
+              </w:rPr>
+              <w:t>Dependencia principal</w:t>
+            </w:r>
+          </w:p>
+        </w:tc>
+      </w:tr>
+      <w:tr>
+        <w:trPr>
+          <w:cantSplit/>
+        </w:trPr>
+        <w:tc>
+          <w:tcPr>
+            <w:tcW w:w="2154" w:type="dxa"/>
+            <w:tcBorders>
+              <w:top w:val="single" w:sz="4" w:space="0" w:color="D9D9D9"/>
+              <w:left w:val="single" w:sz="4" w:space="0" w:color="D9D9D9"/>
+              <w:bottom w:val="single" w:sz="4" w:space="0" w:color="D9D9D9"/>
+              <w:right w:val="single" w:sz="4" w:space="0" w:color="D9D9D9"/>
+            </w:tcBorders>
+            <w:tcMar>
+              <w:top w:w="90" w:type="dxa"/>
+              <w:left w:w="90" w:type="dxa"/>
+              <w:bottom w:w="90" w:type="dxa"/>
+              <w:right w:w="90" w:type="dxa"/>
+            </w:tcMar>
+          </w:tcPr>
+          <w:p>
+            <w:pPr>
+              <w:spacing w:after="60"/>
+            </w:pPr>
+            <w:r>
+              <w:rPr>
+                <w:sz w:val="22"/>
+              </w:rPr>
+              <w:t>Levantamiento de requerimientos.</w:t>
+            </w:r>
+          </w:p>
+        </w:tc>
+        <w:tc>
+          <w:tcPr>
+            <w:tcW w:w="2665" w:type="dxa"/>
+            <w:tcBorders>
+              <w:top w:val="single" w:sz="4" w:space="0" w:color="D9D9D9"/>
+              <w:left w:val="single" w:sz="4" w:space="0" w:color="D9D9D9"/>
+              <w:bottom w:val="single" w:sz="4" w:space="0" w:color="D9D9D9"/>
+              <w:right w:val="single" w:sz="4" w:space="0" w:color="D9D9D9"/>
+            </w:tcBorders>
+            <w:tcMar>
+              <w:top w:w="90" w:type="dxa"/>
+              <w:left w:w="90" w:type="dxa"/>
+              <w:bottom w:w="90" w:type="dxa"/>
+              <w:right w:w="90" w:type="dxa"/>
+            </w:tcMar>
+          </w:tcPr>
+          <w:p>
+            <w:pPr>
+              <w:spacing w:after="60"/>
+            </w:pPr>
+            <w:r>
+              <w:rPr>
+                <w:sz w:val="22"/>
+              </w:rPr>
+              <w:t>Documentación y disponibilidad de interlocutores.</w:t>
+            </w:r>
+          </w:p>
+        </w:tc>
+        <w:tc>
+          <w:tcPr>
+            <w:tcW w:w="1928" w:type="dxa"/>
+            <w:tcBorders>
+              <w:top w:val="single" w:sz="4" w:space="0" w:color="D9D9D9"/>
+              <w:left w:val="single" w:sz="4" w:space="0" w:color="D9D9D9"/>
+              <w:bottom w:val="single" w:sz="4" w:space="0" w:color="D9D9D9"/>
+              <w:right w:val="single" w:sz="4" w:space="0" w:color="D9D9D9"/>
+            </w:tcBorders>
+            <w:tcMar>
+              <w:top w:w="90" w:type="dxa"/>
+              <w:left w:w="90" w:type="dxa"/>
+              <w:bottom w:w="90" w:type="dxa"/>
+              <w:right w:w="90" w:type="dxa"/>
+            </w:tcMar>
+          </w:tcPr>
+          <w:p>
+            <w:pPr>
+              <w:spacing w:after="60"/>
+            </w:pPr>
+            <w:r>
+              <w:rPr>
+                <w:sz w:val="22"/>
+              </w:rPr>
+              <w:t>[PENDIENTE]</w:t>
+            </w:r>
+          </w:p>
+        </w:tc>
+        <w:tc>
+          <w:tcPr>
+            <w:tcW w:w="2665" w:type="dxa"/>
+            <w:tcBorders>
+              <w:top w:val="single" w:sz="4" w:space="0" w:color="D9D9D9"/>
+              <w:left w:val="single" w:sz="4" w:space="0" w:color="D9D9D9"/>
+              <w:bottom w:val="single" w:sz="4" w:space="0" w:color="D9D9D9"/>
+              <w:right w:val="single" w:sz="4" w:space="0" w:color="D9D9D9"/>
+            </w:tcBorders>
+            <w:tcMar>
+              <w:top w:w="90" w:type="dxa"/>
+              <w:left w:w="90" w:type="dxa"/>
+              <w:bottom w:w="90" w:type="dxa"/>
+              <w:right w:w="90" w:type="dxa"/>
+            </w:tcMar>
+          </w:tcPr>
+          <w:p>
+            <w:pPr>
+              <w:spacing w:after="60"/>
+            </w:pPr>
+            <w:r>
+              <w:rPr>
+                <w:sz w:val="22"/>
+              </w:rPr>
+              <w:t>Validación del caso de uso.</w:t>
+            </w:r>
+          </w:p>
+        </w:tc>
+      </w:tr>
+      <w:tr>
+        <w:trPr>
+          <w:cantSplit/>
+        </w:trPr>
+        <w:tc>
+          <w:tcPr>
+            <w:tcW w:w="2154" w:type="dxa"/>
+            <w:tcBorders>
+              <w:top w:val="single" w:sz="4" w:space="0" w:color="D9D9D9"/>
+              <w:left w:val="single" w:sz="4" w:space="0" w:color="D9D9D9"/>
+              <w:bottom w:val="single" w:sz="4" w:space="0" w:color="D9D9D9"/>
+              <w:right w:val="single" w:sz="4" w:space="0" w:color="D9D9D9"/>
+            </w:tcBorders>
+            <w:tcMar>
+              <w:top w:w="90" w:type="dxa"/>
+              <w:left w:w="90" w:type="dxa"/>
+              <w:bottom w:w="90" w:type="dxa"/>
+              <w:right w:w="90" w:type="dxa"/>
+            </w:tcMar>
+          </w:tcPr>
+          <w:p>
+            <w:pPr>
+              <w:spacing w:after="60"/>
+            </w:pPr>
+            <w:r>
+              <w:rPr>
+                <w:sz w:val="22"/>
+              </w:rPr>
+              <w:t>Diseño de la solución.</w:t>
+            </w:r>
+          </w:p>
+        </w:tc>
+        <w:tc>
+          <w:tcPr>
+            <w:tcW w:w="2665" w:type="dxa"/>
+            <w:tcBorders>
+              <w:top w:val="single" w:sz="4" w:space="0" w:color="D9D9D9"/>
+              <w:left w:val="single" w:sz="4" w:space="0" w:color="D9D9D9"/>
+              <w:bottom w:val="single" w:sz="4" w:space="0" w:color="D9D9D9"/>
+              <w:right w:val="single" w:sz="4" w:space="0" w:color="D9D9D9"/>
+            </w:tcBorders>
+            <w:tcMar>
+              <w:top w:w="90" w:type="dxa"/>
+              <w:left w:w="90" w:type="dxa"/>
+              <w:bottom w:w="90" w:type="dxa"/>
+              <w:right w:w="90" w:type="dxa"/>
+            </w:tcMar>
+          </w:tcPr>
+          <w:p>
+            <w:pPr>
+              <w:spacing w:after="60"/>
+            </w:pPr>
+            <w:r>
+              <w:rPr>
+                <w:sz w:val="22"/>
+              </w:rPr>
+              <w:t>Requerimientos y restricciones validados.</w:t>
+            </w:r>
+          </w:p>
+        </w:tc>
+        <w:tc>
+          <w:tcPr>
+            <w:tcW w:w="1928" w:type="dxa"/>
+            <w:tcBorders>
+              <w:top w:val="single" w:sz="4" w:space="0" w:color="D9D9D9"/>
+              <w:left w:val="single" w:sz="4" w:space="0" w:color="D9D9D9"/>
+              <w:bottom w:val="single" w:sz="4" w:space="0" w:color="D9D9D9"/>
+              <w:right w:val="single" w:sz="4" w:space="0" w:color="D9D9D9"/>
+            </w:tcBorders>
+            <w:tcMar>
+              <w:top w:w="90" w:type="dxa"/>
+              <w:left w:w="90" w:type="dxa"/>
+              <w:bottom w:w="90" w:type="dxa"/>
+              <w:right w:w="90" w:type="dxa"/>
+            </w:tcMar>
+          </w:tcPr>
+          <w:p>
+            <w:pPr>
+              <w:spacing w:after="60"/>
+            </w:pPr>
+            <w:r>
+              <w:rPr>
+                <w:sz w:val="22"/>
+              </w:rPr>
+              <w:t>[PENDIENTE]</w:t>
+            </w:r>
+          </w:p>
+        </w:tc>
+        <w:tc>
+          <w:tcPr>
+            <w:tcW w:w="2665" w:type="dxa"/>
+            <w:tcBorders>
+              <w:top w:val="single" w:sz="4" w:space="0" w:color="D9D9D9"/>
+              <w:left w:val="single" w:sz="4" w:space="0" w:color="D9D9D9"/>
+              <w:bottom w:val="single" w:sz="4" w:space="0" w:color="D9D9D9"/>
+              <w:right w:val="single" w:sz="4" w:space="0" w:color="D9D9D9"/>
+            </w:tcBorders>
+            <w:tcMar>
+              <w:top w:w="90" w:type="dxa"/>
+              <w:left w:w="90" w:type="dxa"/>
+              <w:bottom w:w="90" w:type="dxa"/>
+              <w:right w:w="90" w:type="dxa"/>
+            </w:tcMar>
+          </w:tcPr>
+          <w:p>
+            <w:pPr>
+              <w:spacing w:after="60"/>
+            </w:pPr>
+            <w:r>
+              <w:rPr>
+                <w:sz w:val="22"/>
+              </w:rPr>
+              <w:t>Cierre suficiente del problema.</w:t>
+            </w:r>
+          </w:p>
+        </w:tc>
+      </w:tr>
+      <w:tr>
+        <w:trPr>
+          <w:cantSplit/>
+        </w:trPr>
+        <w:tc>
+          <w:tcPr>
+            <w:tcW w:w="2154" w:type="dxa"/>
+            <w:tcBorders>
+              <w:top w:val="single" w:sz="4" w:space="0" w:color="D9D9D9"/>
+              <w:left w:val="single" w:sz="4" w:space="0" w:color="D9D9D9"/>
+              <w:bottom w:val="single" w:sz="4" w:space="0" w:color="D9D9D9"/>
+              <w:right w:val="single" w:sz="4" w:space="0" w:color="D9D9D9"/>
+            </w:tcBorders>
+            <w:tcMar>
+              <w:top w:w="90" w:type="dxa"/>
+              <w:left w:w="90" w:type="dxa"/>
+              <w:bottom w:w="90" w:type="dxa"/>
+              <w:right w:w="90" w:type="dxa"/>
+            </w:tcMar>
+          </w:tcPr>
+          <w:p>
+            <w:pPr>
+              <w:spacing w:after="60"/>
+            </w:pPr>
+            <w:r>
+              <w:rPr>
+                <w:sz w:val="22"/>
+              </w:rPr>
+              <w:t>Desarrollo e integración del prototipo.</w:t>
+            </w:r>
+          </w:p>
+        </w:tc>
+        <w:tc>
+          <w:tcPr>
+            <w:tcW w:w="2665" w:type="dxa"/>
+            <w:tcBorders>
+              <w:top w:val="single" w:sz="4" w:space="0" w:color="D9D9D9"/>
+              <w:left w:val="single" w:sz="4" w:space="0" w:color="D9D9D9"/>
+              <w:bottom w:val="single" w:sz="4" w:space="0" w:color="D9D9D9"/>
+              <w:right w:val="single" w:sz="4" w:space="0" w:color="D9D9D9"/>
+            </w:tcBorders>
+            <w:tcMar>
+              <w:top w:w="90" w:type="dxa"/>
+              <w:left w:w="90" w:type="dxa"/>
+              <w:bottom w:w="90" w:type="dxa"/>
+              <w:right w:w="90" w:type="dxa"/>
+            </w:tcMar>
+          </w:tcPr>
+          <w:p>
+            <w:pPr>
+              <w:spacing w:after="60"/>
+            </w:pPr>
+            <w:r>
+              <w:rPr>
+                <w:sz w:val="22"/>
+              </w:rPr>
+              <w:t>Herramientas, servicios y accesos.</w:t>
+            </w:r>
+          </w:p>
+        </w:tc>
+        <w:tc>
+          <w:tcPr>
+            <w:tcW w:w="1928" w:type="dxa"/>
+            <w:tcBorders>
+              <w:top w:val="single" w:sz="4" w:space="0" w:color="D9D9D9"/>
+              <w:left w:val="single" w:sz="4" w:space="0" w:color="D9D9D9"/>
+              <w:bottom w:val="single" w:sz="4" w:space="0" w:color="D9D9D9"/>
+              <w:right w:val="single" w:sz="4" w:space="0" w:color="D9D9D9"/>
+            </w:tcBorders>
+            <w:tcMar>
+              <w:top w:w="90" w:type="dxa"/>
+              <w:left w:w="90" w:type="dxa"/>
+              <w:bottom w:w="90" w:type="dxa"/>
+              <w:right w:w="90" w:type="dxa"/>
+            </w:tcMar>
+          </w:tcPr>
+          <w:p>
+            <w:pPr>
+              <w:spacing w:after="60"/>
+            </w:pPr>
+            <w:r>
+              <w:rPr>
+                <w:sz w:val="22"/>
+              </w:rPr>
+              <w:t>[PENDIENTE]</w:t>
+            </w:r>
+          </w:p>
+        </w:tc>
+        <w:tc>
+          <w:tcPr>
+            <w:tcW w:w="2665" w:type="dxa"/>
+            <w:tcBorders>
+              <w:top w:val="single" w:sz="4" w:space="0" w:color="D9D9D9"/>
+              <w:left w:val="single" w:sz="4" w:space="0" w:color="D9D9D9"/>
+              <w:bottom w:val="single" w:sz="4" w:space="0" w:color="D9D9D9"/>
+              <w:right w:val="single" w:sz="4" w:space="0" w:color="D9D9D9"/>
+            </w:tcBorders>
+            <w:tcMar>
+              <w:top w:w="90" w:type="dxa"/>
+              <w:left w:w="90" w:type="dxa"/>
+              <w:bottom w:w="90" w:type="dxa"/>
+              <w:right w:w="90" w:type="dxa"/>
+            </w:tcMar>
+          </w:tcPr>
+          <w:p>
+            <w:pPr>
+              <w:spacing w:after="60"/>
+            </w:pPr>
+            <w:r>
+              <w:rPr>
+                <w:sz w:val="22"/>
+              </w:rPr>
+              <w:t>Disponibilidad técnica y económica.</w:t>
+            </w:r>
+          </w:p>
+        </w:tc>
+      </w:tr>
+      <w:tr>
+        <w:trPr>
+          <w:cantSplit/>
+        </w:trPr>
+        <w:tc>
+          <w:tcPr>
+            <w:tcW w:w="2154" w:type="dxa"/>
+            <w:tcBorders>
+              <w:top w:val="single" w:sz="4" w:space="0" w:color="D9D9D9"/>
+              <w:left w:val="single" w:sz="4" w:space="0" w:color="D9D9D9"/>
+              <w:bottom w:val="single" w:sz="4" w:space="0" w:color="D9D9D9"/>
+              <w:right w:val="single" w:sz="4" w:space="0" w:color="D9D9D9"/>
+            </w:tcBorders>
+            <w:tcMar>
+              <w:top w:w="90" w:type="dxa"/>
+              <w:left w:w="90" w:type="dxa"/>
+              <w:bottom w:w="90" w:type="dxa"/>
+              <w:right w:w="90" w:type="dxa"/>
+            </w:tcMar>
+          </w:tcPr>
+          <w:p>
+            <w:pPr>
+              <w:spacing w:after="60"/>
+            </w:pPr>
+            <w:r>
+              <w:rPr>
+                <w:sz w:val="22"/>
+              </w:rPr>
+              <w:lastRenderedPageBreak/>
+              <w:t>Pruebas.</w:t>
+            </w:r>
+          </w:p>
+        </w:tc>
+        <w:tc>
+          <w:tcPr>
+            <w:tcW w:w="2665" w:type="dxa"/>
+            <w:tcBorders>
+              <w:top w:val="single" w:sz="4" w:space="0" w:color="D9D9D9"/>
+              <w:left w:val="single" w:sz="4" w:space="0" w:color="D9D9D9"/>
+              <w:bottom w:val="single" w:sz="4" w:space="0" w:color="D9D9D9"/>
+              <w:right w:val="single" w:sz="4" w:space="0" w:color="D9D9D9"/>
+            </w:tcBorders>
+            <w:tcMar>
+              <w:top w:w="90" w:type="dxa"/>
+              <w:left w:w="90" w:type="dxa"/>
+              <w:bottom w:w="90" w:type="dxa"/>
+              <w:right w:w="90" w:type="dxa"/>
+            </w:tcMar>
+          </w:tcPr>
+          <w:p>
+            <w:pPr>
+              <w:spacing w:after="60"/>
+            </w:pPr>
+            <w:r>
+              <w:rPr>
+                <w:sz w:val="22"/>
+              </w:rPr>
+              <w:t>Prototipo y criterios de aceptación.</w:t>
+            </w:r>
+          </w:p>
+        </w:tc>
+        <w:tc>
+          <w:tcPr>
+            <w:tcW w:w="1928" w:type="dxa"/>
+            <w:tcBorders>
+              <w:top w:val="single" w:sz="4" w:space="0" w:color="D9D9D9"/>
+              <w:left w:val="single" w:sz="4" w:space="0" w:color="D9D9D9"/>
+              <w:bottom w:val="single" w:sz="4" w:space="0" w:color="D9D9D9"/>
+              <w:right w:val="single" w:sz="4" w:space="0" w:color="D9D9D9"/>
+            </w:tcBorders>
+            <w:tcMar>
+              <w:top w:w="90" w:type="dxa"/>
+              <w:left w:w="90" w:type="dxa"/>
+              <w:bottom w:w="90" w:type="dxa"/>
+              <w:right w:w="90" w:type="dxa"/>
+            </w:tcMar>
+          </w:tcPr>
+          <w:p>
+            <w:pPr>
+              <w:spacing w:after="60"/>
+            </w:pPr>
+            <w:r>
+              <w:rPr>
+                <w:sz w:val="22"/>
+              </w:rPr>
+              <w:t>[PENDIENTE]</w:t>
+            </w:r>
+          </w:p>
+        </w:tc>
+        <w:tc>
+          <w:tcPr>
+            <w:tcW w:w="2665" w:type="dxa"/>
+            <w:tcBorders>
+              <w:top w:val="single" w:sz="4" w:space="0" w:color="D9D9D9"/>
+              <w:left w:val="single" w:sz="4" w:space="0" w:color="D9D9D9"/>
+              <w:bottom w:val="single" w:sz="4" w:space="0" w:color="D9D9D9"/>
+              <w:right w:val="single" w:sz="4" w:space="0" w:color="D9D9D9"/>
+            </w:tcBorders>
+            <w:tcMar>
+              <w:top w:w="90" w:type="dxa"/>
+              <w:left w:w="90" w:type="dxa"/>
+              <w:bottom w:w="90" w:type="dxa"/>
+              <w:right w:w="90" w:type="dxa"/>
+            </w:tcMar>
+          </w:tcPr>
+          <w:p>
+            <w:pPr>
+              <w:spacing w:after="60"/>
+            </w:pPr>
+            <w:r>
+              <w:rPr>
+                <w:sz w:val="22"/>
+              </w:rPr>
+              <w:t>Condiciones reproducibles de evaluación.</w:t>
+            </w:r>
+          </w:p>
+        </w:tc>
+      </w:tr>
+      <w:tr>
+        <w:trPr>
+          <w:cantSplit/>
+        </w:trPr>
+        <w:tc>
+          <w:tcPr>
+            <w:tcW w:w="2154" w:type="dxa"/>
+            <w:tcBorders>
+              <w:top w:val="single" w:sz="4" w:space="0" w:color="D9D9D9"/>
+              <w:left w:val="single" w:sz="4" w:space="0" w:color="D9D9D9"/>
+              <w:bottom w:val="single" w:sz="4" w:space="0" w:color="D9D9D9"/>
+              <w:right w:val="single" w:sz="4" w:space="0" w:color="D9D9D9"/>
+            </w:tcBorders>
+            <w:tcMar>
+              <w:top w:w="90" w:type="dxa"/>
+              <w:left w:w="90" w:type="dxa"/>
+              <w:bottom w:w="90" w:type="dxa"/>
+              <w:right w:w="90" w:type="dxa"/>
+            </w:tcMar>
+          </w:tcPr>
+          <w:p>
+            <w:pPr>
+              <w:spacing w:after="60"/>
+            </w:pPr>
+            <w:r>
+              <w:rPr>
+                <w:sz w:val="22"/>
+              </w:rPr>
+              <w:t>Documentación de resultados.</w:t>
+            </w:r>
+          </w:p>
+        </w:tc>
+        <w:tc>
+          <w:tcPr>
+            <w:tcW w:w="2665" w:type="dxa"/>
+            <w:tcBorders>
+              <w:top w:val="single" w:sz="4" w:space="0" w:color="D9D9D9"/>
+              <w:left w:val="single" w:sz="4" w:space="0" w:color="D9D9D9"/>
+              <w:bottom w:val="single" w:sz="4" w:space="0" w:color="D9D9D9"/>
+              <w:right w:val="single" w:sz="4" w:space="0" w:color="D9D9D9"/>
+            </w:tcBorders>
+            <w:tcMar>
+              <w:top w:w="90" w:type="dxa"/>
+              <w:left w:w="90" w:type="dxa"/>
+              <w:bottom w:w="90" w:type="dxa"/>
+              <w:right w:w="90" w:type="dxa"/>
+            </w:tcMar>
+          </w:tcPr>
+          <w:p>
+            <w:pPr>
+              <w:spacing w:after="60"/>
+            </w:pPr>
+            <w:r>
+              <w:rPr>
+                <w:sz w:val="22"/>
+              </w:rPr>
+              <w:t>Registros y productos efectivamente obtenidos.</w:t>
+            </w:r>
+          </w:p>
+        </w:tc>
+        <w:tc>
+          <w:tcPr>
+            <w:tcW w:w="1928" w:type="dxa"/>
+            <w:tcBorders>
+              <w:top w:val="single" w:sz="4" w:space="0" w:color="D9D9D9"/>
+              <w:left w:val="single" w:sz="4" w:space="0" w:color="D9D9D9"/>
+              <w:bottom w:val="single" w:sz="4" w:space="0" w:color="D9D9D9"/>
+              <w:right w:val="single" w:sz="4" w:space="0" w:color="D9D9D9"/>
+            </w:tcBorders>
+            <w:tcMar>
+              <w:top w:w="90" w:type="dxa"/>
+              <w:left w:w="90" w:type="dxa"/>
+              <w:bottom w:w="90" w:type="dxa"/>
+              <w:right w:w="90" w:type="dxa"/>
+            </w:tcMar>
+          </w:tcPr>
+          <w:p>
+            <w:pPr>
+              <w:spacing w:after="60"/>
+            </w:pPr>
+            <w:r>
+              <w:rPr>
+                <w:sz w:val="22"/>
+              </w:rPr>
+              <w:t>[PENDIENTE]</w:t>
+            </w:r>
+          </w:p>
+        </w:tc>
+        <w:tc>
+          <w:tcPr>
+            <w:tcW w:w="2665" w:type="dxa"/>
+            <w:tcBorders>
+              <w:top w:val="single" w:sz="4" w:space="0" w:color="D9D9D9"/>
+              <w:left w:val="single" w:sz="4" w:space="0" w:color="D9D9D9"/>
+              <w:bottom w:val="single" w:sz="4" w:space="0" w:color="D9D9D9"/>
+              <w:right w:val="single" w:sz="4" w:space="0" w:color="D9D9D9"/>
+            </w:tcBorders>
+            <w:tcMar>
+              <w:top w:w="90" w:type="dxa"/>
+              <w:left w:w="90" w:type="dxa"/>
+              <w:bottom w:w="90" w:type="dxa"/>
+              <w:right w:w="90" w:type="dxa"/>
+            </w:tcMar>
+          </w:tcPr>
+          <w:p>
+            <w:pPr>
+              <w:spacing w:after="60"/>
+            </w:pPr>
+            <w:r>
+              <w:rPr>
+                <w:sz w:val="22"/>
+              </w:rPr>
+              <w:t>Trazabilidad y revisión.</w:t>
+            </w:r>
+          </w:p>
+        </w:tc>
+      </w:tr>
+    </w:tbl>
+    <w:p>
+      <w:pPr>
+        <w:rPr>
+          <w:rFonts w:asciiTheme="minorHAnsi" w:hAnsiTheme="minorHAnsi" w:cstheme="minorHAnsi"/>
+        </w:rPr>
+      </w:pPr>
+    </w:p>
+    <w:p>
+      <w:pPr>
+        <w:rPr>
+          <w:rFonts w:asciiTheme="minorHAnsi" w:hAnsiTheme="minorHAnsi" w:cstheme="minorHAnsi"/>
+        </w:rPr>
+      </w:pPr>
+      <w:r>
+        <w:rPr>
+          <w:rFonts w:asciiTheme="minorHAnsi" w:hAnsiTheme="minorHAnsi" w:cstheme="minorHAnsi"/>
+        </w:rPr>
+        <w:t>[PENDIENTE] Mi participación en cada etapa, las horas disponibles, las fechas y la Carta Gantt acordada.</w:t>
+      </w:r>
+    </w:p>
+    <w:p>
+      <w:pPr>
+        <w:pStyle w:val="Ttulo1"/>
+      </w:pPr>
+      <w:r>
+        <w:t>9. Evidencias</w:t>
+      </w:r>
+    </w:p>
+    <w:p>
+      <w:pPr>
+        <w:rPr>
+          <w:rFonts w:asciiTheme="minorHAnsi" w:hAnsiTheme="minorHAnsi" w:cstheme="minorHAnsi"/>
+        </w:rPr>
+      </w:pPr>
+      <w:r>
+        <w:rPr>
+          <w:rFonts w:asciiTheme="minorHAnsi" w:hAnsiTheme="minorHAnsi" w:cstheme="minorHAnsi"/>
+        </w:rPr>
+        <w:t>Existentes</w:t>
+      </w:r>
+    </w:p>
+    <w:p>
+      <w:pPr>
+        <w:rPr>
+          <w:rFonts w:asciiTheme="minorHAnsi" w:hAnsiTheme="minorHAnsi" w:cstheme="minorHAnsi"/>
+        </w:rPr>
+      </w:pPr>
+      <w:r>
+        <w:rPr>
+          <w:rFonts w:asciiTheme="minorHAnsi" w:hAnsiTheme="minorHAnsi" w:cstheme="minorHAnsi"/>
+        </w:rPr>
+        <w:t>[CONFIRMADO] Evidencia 1.2: documenta mis intereses, fortalezas y oportunidades de mejora declaradas. Justifica la relación personal con el proyecto.</w:t>
+      </w:r>
+    </w:p>
+    <w:p>
+      <w:pPr>
+        <w:rPr>
+          <w:rFonts w:asciiTheme="minorHAnsi" w:hAnsiTheme="minorHAnsi" w:cstheme="minorHAnsi"/>
+        </w:rPr>
+      </w:pPr>
+      <w:r>
+        <w:rPr>
+          <w:rFonts w:asciiTheme="minorHAnsi" w:hAnsiTheme="minorHAnsi" w:cstheme="minorHAnsi"/>
+        </w:rPr>
+        <w:t>[CONFIRMADO] Archivo 1.1: contiene la pauta, pero sus campos están vacíos. No permite acreditar niveles de dominio.</w:t>
+      </w:r>
+    </w:p>
+    <w:p>
+      <w:pPr>
+        <w:rPr>
+          <w:rFonts w:asciiTheme="minorHAnsi" w:hAnsiTheme="minorHAnsi" w:cstheme="minorHAnsi"/>
+        </w:rPr>
+      </w:pPr>
+      <w:r>
+        <w:rPr>
+          <w:rFonts w:asciiTheme="minorHAnsi" w:hAnsiTheme="minorHAnsi" w:cstheme="minorHAnsi"/>
+        </w:rPr>
+        <w:t>Previstas</w:t>
+      </w:r>
+    </w:p>
+    <w:p>
+      <w:pPr>
+        <w:rPr>
+          <w:rFonts w:asciiTheme="minorHAnsi" w:hAnsiTheme="minorHAnsi" w:cstheme="minorHAnsi"/>
+        </w:rPr>
+      </w:pPr>
+      <w:r>
+        <w:rPr>
+          <w:rFonts w:asciiTheme="minorHAnsi" w:hAnsiTheme="minorHAnsi" w:cstheme="minorHAnsi"/>
+        </w:rPr>
+        <w:t>[PROPUESTA, recogida de la 1.3 de Juan] Registro de requerimientos y criterios de aceptación; diagrama de arquitectura; código del prototipo; registros de pruebas de llamadas; e informe de resultados. Permitirían mostrar, respectivamente, qué se acordó, cómo se diseñó, qué se construyó, cómo se evaluó y qué resultados se obtuvieron.</w:t>
+      </w:r>
+    </w:p>
+    <w:p>
+      <w:pPr>
+        <w:rPr>
+          <w:rFonts w:asciiTheme="minorHAnsi" w:hAnsiTheme="minorHAnsi" w:cstheme="minorHAnsi"/>
+        </w:rPr>
+      </w:pPr>
+      <w:r>
+        <w:rPr>
+          <w:rFonts w:asciiTheme="minorHAnsi" w:hAnsiTheme="minorHAnsi" w:cstheme="minorHAnsi"/>
+        </w:rPr>
+        <w:t>[PENDIENTE] Acuerdo con el docente, clasificación como evidencia de avance o final, ubicación y autoría individual. No se afirma que estos productos existan actualmente.</w:t>
+      </w:r>
+    </w:p>
+    <w:p>
+      <w:pPr>
+        <w:pStyle w:val="Ttulo1"/>
+      </w:pPr>
+      <w:r>
+        <w:t>10. Aspectos formales y calidad</w:t>
+      </w:r>
+    </w:p>
+    <w:p>
+      <w:pPr>
+        <w:rPr>
+          <w:rFonts w:asciiTheme="minorHAnsi" w:hAnsiTheme="minorHAnsi" w:cstheme="minorHAnsi"/>
+        </w:rPr>
+      </w:pPr>
+      <w:r>
+        <w:rPr>
+          <w:rFonts w:asciiTheme="minorHAnsi" w:hAnsiTheme="minorHAnsi" w:cstheme="minorHAnsi"/>
+        </w:rPr>
+        <w:t>Este documento incorpora resumen, desarrollo, conclusiones, reflexión individual y referencias identificables, completamente en español según la decisión del equipo.</w:t>
+      </w:r>
+    </w:p>
+    <w:p>
+      <w:pPr>
+        <w:rPr>
+          <w:rFonts w:asciiTheme="minorHAnsi" w:hAnsiTheme="minorHAnsi" w:cstheme="minorHAnsi"/>
+        </w:rPr>
+      </w:pPr>
+      <w:r>
+        <w:rPr>
+          <w:rFonts w:asciiTheme="minorHAnsi" w:hAnsiTheme="minorHAnsi" w:cstheme="minorHAnsi"/>
+        </w:rPr>
+        <w:t>[PENDIENTE] Completar los datos de portada y revisar las referencias de la entrega definitiva.</w:t>
+      </w:r>
+    </w:p>
+    <w:p>
+      <w:pPr>
+        <w:rPr>
+          <w:rFonts w:asciiTheme="minorHAnsi" w:hAnsiTheme="minorHAnsi" w:cstheme="minorHAnsi"/>
+        </w:rPr>
+      </w:pPr>
+      <w:r>
+        <w:rPr>
+          <w:rFonts w:asciiTheme="minorHAnsi" w:hAnsiTheme="minorHAnsi" w:cstheme="minorHAnsi"/>
+        </w:rPr>
+        <w:t>Los indicadores de calidad de la pauta consideran planificación y control, diseño y aplicación de pruebas, mejoras derivadas de resultados, modelos de datos, construcción, integración e implantación. [PENDIENTE] Seleccionar con el docente los pertinentes y vincularlos con evidencias concretas. La presencia de una competencia en la pauta no demuestra su cumplimiento.</w:t>
+      </w:r>
+    </w:p>
+    <w:p>
+      <w:pPr>
+        <w:pStyle w:val="Ttulo1"/>
+      </w:pPr>
+      <w:r>
+        <w:lastRenderedPageBreak/>
+        <w:t>11. Registro de autoevaluación</w:t>
+      </w:r>
+    </w:p>
+    <w:tbl>
+      <w:tblPr>
+        <w:tblW w:w="0" w:type="auto"/>
+        <w:tblLayout w:type="fixed"/>
+        <w:tblLook w:val="04A0" w:firstRow="1" w:lastRow="0" w:firstColumn="1" w:lastColumn="0" w:noHBand="0" w:noVBand="1"/>
+      </w:tblPr>
+      <w:tblGrid>
+        <w:gridCol w:w="1134"/>
+        <w:gridCol w:w="8277"/>
+      </w:tblGrid>
+      <w:tr>
+        <w:trPr>
+          <w:cantSplit/>
+          <w:tblHeader/>
+        </w:trPr>
+        <w:tc>
+          <w:tcPr>
+            <w:tcW w:w="1134" w:type="dxa"/>
+            <w:tcBorders>
+              <w:top w:val="single" w:sz="4" w:space="0" w:color="D9D9D9"/>
+              <w:left w:val="single" w:sz="4" w:space="0" w:color="D9D9D9"/>
+              <w:bottom w:val="single" w:sz="4" w:space="0" w:color="D9D9D9"/>
+              <w:right w:val="single" w:sz="4" w:space="0" w:color="D9D9D9"/>
+            </w:tcBorders>
+            <w:shd w:val="clear" w:color="auto" w:fill="E7E6E6"/>
+            <w:tcMar>
+              <w:top w:w="90" w:type="dxa"/>
+              <w:left w:w="90" w:type="dxa"/>
+              <w:bottom w:w="90" w:type="dxa"/>
+              <w:right w:w="90" w:type="dxa"/>
+            </w:tcMar>
+          </w:tcPr>
+          <w:p>
+            <w:pPr>
+              <w:spacing w:after="60"/>
+            </w:pPr>
+            <w:r>
+              <w:rPr>
+                <w:b/>
+                <w:sz w:val="22"/>
+              </w:rPr>
+              <w:t>Indicador</w:t>
+            </w:r>
+          </w:p>
+        </w:tc>
+        <w:tc>
+          <w:tcPr>
+            <w:tcW w:w="8277" w:type="dxa"/>
+            <w:tcBorders>
+              <w:top w:val="single" w:sz="4" w:space="0" w:color="D9D9D9"/>
+              <w:left w:val="single" w:sz="4" w:space="0" w:color="D9D9D9"/>
+              <w:bottom w:val="single" w:sz="4" w:space="0" w:color="D9D9D9"/>
+              <w:right w:val="single" w:sz="4" w:space="0" w:color="D9D9D9"/>
+            </w:tcBorders>
+            <w:shd w:val="clear" w:color="auto" w:fill="E7E6E6"/>
+            <w:tcMar>
+              <w:top w:w="90" w:type="dxa"/>
+              <w:left w:w="90" w:type="dxa"/>
+              <w:bottom w:w="90" w:type="dxa"/>
+              <w:right w:w="90" w:type="dxa"/>
+            </w:tcMar>
+          </w:tcPr>
+          <w:p>
+            <w:pPr>
+              <w:spacing w:after="60"/>
+            </w:pPr>
+            <w:r>
+              <w:rPr>
+                <w:b/>
+                <w:sz w:val="22"/>
+              </w:rPr>
+              <w:t>Valoración preliminar sustentada</w:t>
+            </w:r>
+          </w:p>
+        </w:tc>
+      </w:tr>
+      <w:tr>
+        <w:trPr>
+          <w:cantSplit/>
+        </w:trPr>
+        <w:tc>
+          <w:tcPr>
+            <w:tcW w:w="1134" w:type="dxa"/>
+            <w:tcBorders>
+              <w:top w:val="single" w:sz="4" w:space="0" w:color="D9D9D9"/>
+              <w:left w:val="single" w:sz="4" w:space="0" w:color="D9D9D9"/>
+              <w:bottom w:val="single" w:sz="4" w:space="0" w:color="D9D9D9"/>
+              <w:right w:val="single" w:sz="4" w:space="0" w:color="D9D9D9"/>
+            </w:tcBorders>
+            <w:tcMar>
+              <w:top w:w="90" w:type="dxa"/>
+              <w:left w:w="90" w:type="dxa"/>
+              <w:bottom w:w="90" w:type="dxa"/>
+              <w:right w:w="90" w:type="dxa"/>
+            </w:tcMar>
+          </w:tcPr>
+          <w:p>
+            <w:pPr>
+              <w:spacing w:after="60"/>
+            </w:pPr>
+            <w:r>
+              <w:rPr>
+                <w:sz w:val="22"/>
+              </w:rPr>
+              <w:t>1</w:t>
+            </w:r>
+          </w:p>
+        </w:tc>
+        <w:tc>
+          <w:tcPr>
+            <w:tcW w:w="8277" w:type="dxa"/>
+            <w:tcBorders>
+              <w:top w:val="single" w:sz="4" w:space="0" w:color="D9D9D9"/>
+              <w:left w:val="single" w:sz="4" w:space="0" w:color="D9D9D9"/>
+              <w:bottom w:val="single" w:sz="4" w:space="0" w:color="D9D9D9"/>
+              <w:right w:val="single" w:sz="4" w:space="0" w:color="D9D9D9"/>
+            </w:tcBorders>
+            <w:tcMar>
+              <w:top w:w="90" w:type="dxa"/>
+              <w:left w:w="90" w:type="dxa"/>
+              <w:bottom w:w="90" w:type="dxa"/>
+              <w:right w:w="90" w:type="dxa"/>
+            </w:tcMar>
+          </w:tcPr>
+          <w:p>
+            <w:pPr>
+              <w:spacing w:after="60"/>
+            </w:pPr>
+            <w:r>
+              <w:rPr>
+                <w:sz w:val="22"/>
+              </w:rPr>
+              <w:t>Descripción inicial disponible; problema empresarial y beneficio verificable [PENDIENTES].</w:t>
+            </w:r>
+          </w:p>
+        </w:tc>
+      </w:tr>
+      <w:tr>
+        <w:trPr>
+          <w:cantSplit/>
+        </w:trPr>
+        <w:tc>
+          <w:tcPr>
+            <w:tcW w:w="1134" w:type="dxa"/>
+            <w:tcBorders>
+              <w:top w:val="single" w:sz="4" w:space="0" w:color="D9D9D9"/>
+              <w:left w:val="single" w:sz="4" w:space="0" w:color="D9D9D9"/>
+              <w:bottom w:val="single" w:sz="4" w:space="0" w:color="D9D9D9"/>
+              <w:right w:val="single" w:sz="4" w:space="0" w:color="D9D9D9"/>
+            </w:tcBorders>
+            <w:tcMar>
+              <w:top w:w="90" w:type="dxa"/>
+              <w:left w:w="90" w:type="dxa"/>
+              <w:bottom w:w="90" w:type="dxa"/>
+              <w:right w:w="90" w:type="dxa"/>
+            </w:tcMar>
+          </w:tcPr>
+          <w:p>
+            <w:pPr>
+              <w:spacing w:after="60"/>
+            </w:pPr>
+            <w:r>
+              <w:rPr>
+                <w:sz w:val="22"/>
+              </w:rPr>
+              <w:t>2</w:t>
+            </w:r>
+          </w:p>
+        </w:tc>
+        <w:tc>
+          <w:tcPr>
+            <w:tcW w:w="8277" w:type="dxa"/>
+            <w:tcBorders>
+              <w:top w:val="single" w:sz="4" w:space="0" w:color="D9D9D9"/>
+              <w:left w:val="single" w:sz="4" w:space="0" w:color="D9D9D9"/>
+              <w:bottom w:val="single" w:sz="4" w:space="0" w:color="D9D9D9"/>
+              <w:right w:val="single" w:sz="4" w:space="0" w:color="D9D9D9"/>
+            </w:tcBorders>
+            <w:tcMar>
+              <w:top w:w="90" w:type="dxa"/>
+              <w:left w:w="90" w:type="dxa"/>
+              <w:bottom w:w="90" w:type="dxa"/>
+              <w:right w:w="90" w:type="dxa"/>
+            </w:tcMar>
+          </w:tcPr>
+          <w:p>
+            <w:pPr>
+              <w:spacing w:after="60"/>
+            </w:pPr>
+            <w:r>
+              <w:rPr>
+                <w:sz w:val="22"/>
+              </w:rPr>
+              <w:t>Relación de competencias propuesta; 1.1 y selección definitiva [PENDIENTES].</w:t>
+            </w:r>
+          </w:p>
+        </w:tc>
+      </w:tr>
+      <w:tr>
+        <w:trPr>
+          <w:cantSplit/>
+        </w:trPr>
+        <w:tc>
+          <w:tcPr>
+            <w:tcW w:w="1134" w:type="dxa"/>
+            <w:tcBorders>
+              <w:top w:val="single" w:sz="4" w:space="0" w:color="D9D9D9"/>
+              <w:left w:val="single" w:sz="4" w:space="0" w:color="D9D9D9"/>
+              <w:bottom w:val="single" w:sz="4" w:space="0" w:color="D9D9D9"/>
+              <w:right w:val="single" w:sz="4" w:space="0" w:color="D9D9D9"/>
+            </w:tcBorders>
+            <w:tcMar>
+              <w:top w:w="90" w:type="dxa"/>
+              <w:left w:w="90" w:type="dxa"/>
+              <w:bottom w:w="90" w:type="dxa"/>
+              <w:right w:w="90" w:type="dxa"/>
+            </w:tcMar>
+          </w:tcPr>
+          <w:p>
+            <w:pPr>
+              <w:spacing w:after="60"/>
+            </w:pPr>
+            <w:r>
+              <w:rPr>
+                <w:sz w:val="22"/>
+              </w:rPr>
+              <w:t>3</w:t>
+            </w:r>
+          </w:p>
+        </w:tc>
+        <w:tc>
+          <w:tcPr>
+            <w:tcW w:w="8277" w:type="dxa"/>
+            <w:tcBorders>
+              <w:top w:val="single" w:sz="4" w:space="0" w:color="D9D9D9"/>
+              <w:left w:val="single" w:sz="4" w:space="0" w:color="D9D9D9"/>
+              <w:bottom w:val="single" w:sz="4" w:space="0" w:color="D9D9D9"/>
+              <w:right w:val="single" w:sz="4" w:space="0" w:color="D9D9D9"/>
+            </w:tcBorders>
+            <w:tcMar>
+              <w:top w:w="90" w:type="dxa"/>
+              <w:left w:w="90" w:type="dxa"/>
+              <w:bottom w:w="90" w:type="dxa"/>
+              <w:right w:w="90" w:type="dxa"/>
+            </w:tcMar>
+          </w:tcPr>
+          <w:p>
+            <w:pPr>
+              <w:spacing w:after="60"/>
+            </w:pPr>
+            <w:r>
+              <w:rPr>
+                <w:sz w:val="22"/>
+              </w:rPr>
+              <w:t>Relación sustentada en mi diario 1.2; ratificación personal [PENDIENTE].</w:t>
+            </w:r>
+          </w:p>
+        </w:tc>
+      </w:tr>
+      <w:tr>
+        <w:trPr>
+          <w:cantSplit/>
+        </w:trPr>
+        <w:tc>
+          <w:tcPr>
+            <w:tcW w:w="1134" w:type="dxa"/>
+            <w:tcBorders>
+              <w:top w:val="single" w:sz="4" w:space="0" w:color="D9D9D9"/>
+              <w:left w:val="single" w:sz="4" w:space="0" w:color="D9D9D9"/>
+              <w:bottom w:val="single" w:sz="4" w:space="0" w:color="D9D9D9"/>
+              <w:right w:val="single" w:sz="4" w:space="0" w:color="D9D9D9"/>
+            </w:tcBorders>
+            <w:tcMar>
+              <w:top w:w="90" w:type="dxa"/>
+              <w:left w:w="90" w:type="dxa"/>
+              <w:bottom w:w="90" w:type="dxa"/>
+              <w:right w:w="90" w:type="dxa"/>
+            </w:tcMar>
+          </w:tcPr>
+          <w:p>
+            <w:pPr>
+              <w:spacing w:after="60"/>
+            </w:pPr>
+            <w:r>
+              <w:rPr>
+                <w:sz w:val="22"/>
+              </w:rPr>
+              <w:t>4</w:t>
+            </w:r>
+          </w:p>
+        </w:tc>
+        <w:tc>
+          <w:tcPr>
+            <w:tcW w:w="8277" w:type="dxa"/>
+            <w:tcBorders>
+              <w:top w:val="single" w:sz="4" w:space="0" w:color="D9D9D9"/>
+              <w:left w:val="single" w:sz="4" w:space="0" w:color="D9D9D9"/>
+              <w:bottom w:val="single" w:sz="4" w:space="0" w:color="D9D9D9"/>
+              <w:right w:val="single" w:sz="4" w:space="0" w:color="D9D9D9"/>
+            </w:tcBorders>
+            <w:tcMar>
+              <w:top w:w="90" w:type="dxa"/>
+              <w:left w:w="90" w:type="dxa"/>
+              <w:bottom w:w="90" w:type="dxa"/>
+              <w:right w:w="90" w:type="dxa"/>
+            </w:tcMar>
+          </w:tcPr>
+          <w:p>
+            <w:pPr>
+              <w:spacing w:after="60"/>
+            </w:pPr>
+            <w:r>
+              <w:rPr>
+                <w:sz w:val="22"/>
+              </w:rPr>
+              <w:t>Factibilidad [PENDIENTE] de recursos, horas y restricciones.</w:t>
+            </w:r>
+          </w:p>
+        </w:tc>
+      </w:tr>
+      <w:tr>
+        <w:trPr>
+          <w:cantSplit/>
+        </w:trPr>
+        <w:tc>
+          <w:tcPr>
+            <w:tcW w:w="1134" w:type="dxa"/>
+            <w:tcBorders>
+              <w:top w:val="single" w:sz="4" w:space="0" w:color="D9D9D9"/>
+              <w:left w:val="single" w:sz="4" w:space="0" w:color="D9D9D9"/>
+              <w:bottom w:val="single" w:sz="4" w:space="0" w:color="D9D9D9"/>
+              <w:right w:val="single" w:sz="4" w:space="0" w:color="D9D9D9"/>
+            </w:tcBorders>
+            <w:tcMar>
+              <w:top w:w="90" w:type="dxa"/>
+              <w:left w:w="90" w:type="dxa"/>
+              <w:bottom w:w="90" w:type="dxa"/>
+              <w:right w:w="90" w:type="dxa"/>
+            </w:tcMar>
+          </w:tcPr>
+          <w:p>
+            <w:pPr>
+              <w:spacing w:after="60"/>
+            </w:pPr>
+            <w:r>
+              <w:rPr>
+                <w:sz w:val="22"/>
+              </w:rPr>
+              <w:t>5</w:t>
+            </w:r>
+          </w:p>
+        </w:tc>
+        <w:tc>
+          <w:tcPr>
+            <w:tcW w:w="8277" w:type="dxa"/>
+            <w:tcBorders>
+              <w:top w:val="single" w:sz="4" w:space="0" w:color="D9D9D9"/>
+              <w:left w:val="single" w:sz="4" w:space="0" w:color="D9D9D9"/>
+              <w:bottom w:val="single" w:sz="4" w:space="0" w:color="D9D9D9"/>
+              <w:right w:val="single" w:sz="4" w:space="0" w:color="D9D9D9"/>
+            </w:tcBorders>
+            <w:tcMar>
+              <w:top w:w="90" w:type="dxa"/>
+              <w:left w:w="90" w:type="dxa"/>
+              <w:bottom w:w="90" w:type="dxa"/>
+              <w:right w:w="90" w:type="dxa"/>
+            </w:tcMar>
+          </w:tcPr>
+          <w:p>
+            <w:pPr>
+              <w:spacing w:after="60"/>
+            </w:pPr>
+            <w:r>
+              <w:rPr>
+                <w:sz w:val="22"/>
+              </w:rPr>
+              <w:t>Objetivos propuestos; aprobación y criterios medibles [PENDIENTES].</w:t>
+            </w:r>
+          </w:p>
+        </w:tc>
+      </w:tr>
+      <w:tr>
+        <w:trPr>
+          <w:cantSplit/>
+        </w:trPr>
+        <w:tc>
+          <w:tcPr>
+            <w:tcW w:w="1134" w:type="dxa"/>
+            <w:tcBorders>
+              <w:top w:val="single" w:sz="4" w:space="0" w:color="D9D9D9"/>
+              <w:left w:val="single" w:sz="4" w:space="0" w:color="D9D9D9"/>
+              <w:bottom w:val="single" w:sz="4" w:space="0" w:color="D9D9D9"/>
+              <w:right w:val="single" w:sz="4" w:space="0" w:color="D9D9D9"/>
+            </w:tcBorders>
+            <w:tcMar>
+              <w:top w:w="90" w:type="dxa"/>
+              <w:left w:w="90" w:type="dxa"/>
+              <w:bottom w:w="90" w:type="dxa"/>
+              <w:right w:w="90" w:type="dxa"/>
+            </w:tcMar>
+          </w:tcPr>
+          <w:p>
+            <w:pPr>
+              <w:spacing w:after="60"/>
+            </w:pPr>
+            <w:r>
+              <w:rPr>
+                <w:sz w:val="22"/>
+              </w:rPr>
+              <w:t>6</w:t>
+            </w:r>
+          </w:p>
+        </w:tc>
+        <w:tc>
+          <w:tcPr>
+            <w:tcW w:w="8277" w:type="dxa"/>
+            <w:tcBorders>
+              <w:top w:val="single" w:sz="4" w:space="0" w:color="D9D9D9"/>
+              <w:left w:val="single" w:sz="4" w:space="0" w:color="D9D9D9"/>
+              <w:bottom w:val="single" w:sz="4" w:space="0" w:color="D9D9D9"/>
+              <w:right w:val="single" w:sz="4" w:space="0" w:color="D9D9D9"/>
+            </w:tcBorders>
+            <w:tcMar>
+              <w:top w:w="90" w:type="dxa"/>
+              <w:left w:w="90" w:type="dxa"/>
+              <w:bottom w:w="90" w:type="dxa"/>
+              <w:right w:w="90" w:type="dxa"/>
+            </w:tcMar>
+          </w:tcPr>
+          <w:p>
+            <w:pPr>
+              <w:spacing w:after="60"/>
+            </w:pPr>
+            <w:r>
+              <w:rPr>
+                <w:sz w:val="22"/>
+              </w:rPr>
+              <w:t>Metodología preliminar; acuerdo del equipo [PENDIENTE].</w:t>
+            </w:r>
+          </w:p>
+        </w:tc>
+      </w:tr>
+      <w:tr>
+        <w:trPr>
+          <w:cantSplit/>
+        </w:trPr>
+        <w:tc>
+          <w:tcPr>
+            <w:tcW w:w="1134" w:type="dxa"/>
+            <w:tcBorders>
+              <w:top w:val="single" w:sz="4" w:space="0" w:color="D9D9D9"/>
+              <w:left w:val="single" w:sz="4" w:space="0" w:color="D9D9D9"/>
+              <w:bottom w:val="single" w:sz="4" w:space="0" w:color="D9D9D9"/>
+              <w:right w:val="single" w:sz="4" w:space="0" w:color="D9D9D9"/>
+            </w:tcBorders>
+            <w:tcMar>
+              <w:top w:w="90" w:type="dxa"/>
+              <w:left w:w="90" w:type="dxa"/>
+              <w:bottom w:w="90" w:type="dxa"/>
+              <w:right w:w="90" w:type="dxa"/>
+            </w:tcMar>
+          </w:tcPr>
+          <w:p>
+            <w:pPr>
+              <w:spacing w:after="60"/>
+            </w:pPr>
+            <w:r>
+              <w:rPr>
+                <w:sz w:val="22"/>
+              </w:rPr>
+              <w:t>7</w:t>
+            </w:r>
+          </w:p>
+        </w:tc>
+        <w:tc>
+          <w:tcPr>
+            <w:tcW w:w="8277" w:type="dxa"/>
+            <w:tcBorders>
+              <w:top w:val="single" w:sz="4" w:space="0" w:color="D9D9D9"/>
+              <w:left w:val="single" w:sz="4" w:space="0" w:color="D9D9D9"/>
+              <w:bottom w:val="single" w:sz="4" w:space="0" w:color="D9D9D9"/>
+              <w:right w:val="single" w:sz="4" w:space="0" w:color="D9D9D9"/>
+            </w:tcBorders>
+            <w:tcMar>
+              <w:top w:w="90" w:type="dxa"/>
+              <w:left w:w="90" w:type="dxa"/>
+              <w:bottom w:w="90" w:type="dxa"/>
+              <w:right w:w="90" w:type="dxa"/>
+            </w:tcMar>
+          </w:tcPr>
+          <w:p>
+            <w:pPr>
+              <w:spacing w:after="60"/>
+            </w:pPr>
+            <w:r>
+              <w:rPr>
+                <w:sz w:val="22"/>
+              </w:rPr>
+              <w:t>Etapas identificadas; calendario, recursos y responsables [PENDIENTES].</w:t>
+            </w:r>
+          </w:p>
+        </w:tc>
+      </w:tr>
+      <w:tr>
+        <w:trPr>
+          <w:cantSplit/>
+        </w:trPr>
+        <w:tc>
+          <w:tcPr>
+            <w:tcW w:w="1134" w:type="dxa"/>
+            <w:tcBorders>
+              <w:top w:val="single" w:sz="4" w:space="0" w:color="D9D9D9"/>
+              <w:left w:val="single" w:sz="4" w:space="0" w:color="D9D9D9"/>
+              <w:bottom w:val="single" w:sz="4" w:space="0" w:color="D9D9D9"/>
+              <w:right w:val="single" w:sz="4" w:space="0" w:color="D9D9D9"/>
+            </w:tcBorders>
+            <w:tcMar>
+              <w:top w:w="90" w:type="dxa"/>
+              <w:left w:w="90" w:type="dxa"/>
+              <w:bottom w:w="90" w:type="dxa"/>
+              <w:right w:w="90" w:type="dxa"/>
+            </w:tcMar>
+          </w:tcPr>
+          <w:p>
+            <w:pPr>
+              <w:spacing w:after="60"/>
+            </w:pPr>
+            <w:r>
+              <w:rPr>
+                <w:sz w:val="22"/>
+              </w:rPr>
+              <w:t>8</w:t>
+            </w:r>
+          </w:p>
+        </w:tc>
+        <w:tc>
+          <w:tcPr>
+            <w:tcW w:w="8277" w:type="dxa"/>
+            <w:tcBorders>
+              <w:top w:val="single" w:sz="4" w:space="0" w:color="D9D9D9"/>
+              <w:left w:val="single" w:sz="4" w:space="0" w:color="D9D9D9"/>
+              <w:bottom w:val="single" w:sz="4" w:space="0" w:color="D9D9D9"/>
+              <w:right w:val="single" w:sz="4" w:space="0" w:color="D9D9D9"/>
+            </w:tcBorders>
+            <w:tcMar>
+              <w:top w:w="90" w:type="dxa"/>
+              <w:left w:w="90" w:type="dxa"/>
+              <w:bottom w:w="90" w:type="dxa"/>
+              <w:right w:w="90" w:type="dxa"/>
+            </w:tcMar>
+          </w:tcPr>
+          <w:p>
+            <w:pPr>
+              <w:spacing w:after="60"/>
+            </w:pPr>
+            <w:r>
+              <w:rPr>
+                <w:sz w:val="22"/>
+              </w:rPr>
+              <w:t>Evidencias previstas justificadas; acuerdo docente y autoría [PENDIENTES].</w:t>
+            </w:r>
+          </w:p>
+        </w:tc>
+      </w:tr>
+      <w:tr>
+        <w:trPr>
+          <w:cantSplit/>
+        </w:trPr>
+        <w:tc>
+          <w:tcPr>
+            <w:tcW w:w="1134" w:type="dxa"/>
+            <w:tcBorders>
+              <w:top w:val="single" w:sz="4" w:space="0" w:color="D9D9D9"/>
+              <w:left w:val="single" w:sz="4" w:space="0" w:color="D9D9D9"/>
+              <w:bottom w:val="single" w:sz="4" w:space="0" w:color="D9D9D9"/>
+              <w:right w:val="single" w:sz="4" w:space="0" w:color="D9D9D9"/>
+            </w:tcBorders>
+            <w:tcMar>
+              <w:top w:w="90" w:type="dxa"/>
+              <w:left w:w="90" w:type="dxa"/>
+              <w:bottom w:w="90" w:type="dxa"/>
+              <w:right w:w="90" w:type="dxa"/>
+            </w:tcMar>
+          </w:tcPr>
+          <w:p>
+            <w:pPr>
+              <w:spacing w:after="60"/>
+            </w:pPr>
+            <w:r>
+              <w:rPr>
+                <w:sz w:val="22"/>
+              </w:rPr>
+              <w:t>9</w:t>
+            </w:r>
+          </w:p>
+        </w:tc>
+        <w:tc>
+          <w:tcPr>
+            <w:tcW w:w="8277" w:type="dxa"/>
+            <w:tcBorders>
+              <w:top w:val="single" w:sz="4" w:space="0" w:color="D9D9D9"/>
+              <w:left w:val="single" w:sz="4" w:space="0" w:color="D9D9D9"/>
+              <w:bottom w:val="single" w:sz="4" w:space="0" w:color="D9D9D9"/>
+              <w:right w:val="single" w:sz="4" w:space="0" w:color="D9D9D9"/>
+            </w:tcBorders>
+            <w:tcMar>
+              <w:top w:w="90" w:type="dxa"/>
+              <w:left w:w="90" w:type="dxa"/>
+              <w:bottom w:w="90" w:type="dxa"/>
+              <w:right w:w="90" w:type="dxa"/>
+            </w:tcMar>
+          </w:tcPr>
+          <w:p>
+            <w:pPr>
+              <w:spacing w:after="60"/>
+            </w:pPr>
+            <w:r>
+              <w:rPr>
+                <w:sz w:val="22"/>
+              </w:rPr>
+              <w:t>Referencias identificadas; revisión final [PENDIENTE].</w:t>
+            </w:r>
+          </w:p>
+        </w:tc>
+      </w:tr>
+      <w:tr>
+        <w:trPr>
+          <w:cantSplit/>
+        </w:trPr>
+        <w:tc>
+          <w:tcPr>
+            <w:tcW w:w="1134" w:type="dxa"/>
+            <w:tcBorders>
+              <w:top w:val="single" w:sz="4" w:space="0" w:color="D9D9D9"/>
+              <w:left w:val="single" w:sz="4" w:space="0" w:color="D9D9D9"/>
+              <w:bottom w:val="single" w:sz="4" w:space="0" w:color="D9D9D9"/>
+              <w:right w:val="single" w:sz="4" w:space="0" w:color="D9D9D9"/>
+            </w:tcBorders>
+            <w:tcMar>
+              <w:top w:w="90" w:type="dxa"/>
+              <w:left w:w="90" w:type="dxa"/>
+              <w:bottom w:w="90" w:type="dxa"/>
+              <w:right w:w="90" w:type="dxa"/>
+            </w:tcMar>
+          </w:tcPr>
+          <w:p>
+            <w:pPr>
+              <w:spacing w:after="60"/>
+            </w:pPr>
+            <w:r>
+              <w:rPr>
+                <w:sz w:val="22"/>
+              </w:rPr>
+              <w:t>10</w:t>
+            </w:r>
+          </w:p>
+        </w:tc>
+        <w:tc>
+          <w:tcPr>
+            <w:tcW w:w="8277" w:type="dxa"/>
+            <w:tcBorders>
+              <w:top w:val="single" w:sz="4" w:space="0" w:color="D9D9D9"/>
+              <w:left w:val="single" w:sz="4" w:space="0" w:color="D9D9D9"/>
+              <w:bottom w:val="single" w:sz="4" w:space="0" w:color="D9D9D9"/>
+              <w:right w:val="single" w:sz="4" w:space="0" w:color="D9D9D9"/>
+            </w:tcBorders>
+            <w:tcMar>
+              <w:top w:w="90" w:type="dxa"/>
+              <w:left w:w="90" w:type="dxa"/>
+              <w:bottom w:w="90" w:type="dxa"/>
+              <w:right w:w="90" w:type="dxa"/>
+            </w:tcMar>
+          </w:tcPr>
+          <w:p>
+            <w:pPr>
+              <w:spacing w:after="60"/>
+            </w:pPr>
+            <w:r>
+              <w:rPr>
+                <w:sz w:val="22"/>
+              </w:rPr>
+              <w:t>Documento estructurado; datos de portada y validación del formato definitivo [PENDIENTES].</w:t>
+            </w:r>
+          </w:p>
+        </w:tc>
+      </w:tr>
+      <w:tr>
+        <w:trPr>
+          <w:cantSplit/>
+        </w:trPr>
+        <w:tc>
+          <w:tcPr>
+            <w:tcW w:w="1134" w:type="dxa"/>
+            <w:tcBorders>
+              <w:top w:val="single" w:sz="4" w:space="0" w:color="D9D9D9"/>
+              <w:left w:val="single" w:sz="4" w:space="0" w:color="D9D9D9"/>
+              <w:bottom w:val="single" w:sz="4" w:space="0" w:color="D9D9D9"/>
+              <w:right w:val="single" w:sz="4" w:space="0" w:color="D9D9D9"/>
+            </w:tcBorders>
+            <w:tcMar>
+              <w:top w:w="90" w:type="dxa"/>
+              <w:left w:w="90" w:type="dxa"/>
+              <w:bottom w:w="90" w:type="dxa"/>
+              <w:right w:w="90" w:type="dxa"/>
+            </w:tcMar>
+          </w:tcPr>
+          <w:p>
+            <w:pPr>
+              <w:spacing w:after="60"/>
+            </w:pPr>
+            <w:r>
+              <w:rPr>
+                <w:sz w:val="22"/>
+              </w:rPr>
+              <w:t>11</w:t>
+            </w:r>
+          </w:p>
+        </w:tc>
+        <w:tc>
+          <w:tcPr>
+            <w:tcW w:w="8277" w:type="dxa"/>
+            <w:tcBorders>
+              <w:top w:val="single" w:sz="4" w:space="0" w:color="D9D9D9"/>
+              <w:left w:val="single" w:sz="4" w:space="0" w:color="D9D9D9"/>
+              <w:bottom w:val="single" w:sz="4" w:space="0" w:color="D9D9D9"/>
+              <w:right w:val="single" w:sz="4" w:space="0" w:color="D9D9D9"/>
+            </w:tcBorders>
+            <w:tcMar>
+              <w:top w:w="90" w:type="dxa"/>
+              <w:left w:w="90" w:type="dxa"/>
+              <w:bottom w:w="90" w:type="dxa"/>
+              <w:right w:w="90" w:type="dxa"/>
+            </w:tcMar>
+          </w:tcPr>
+          <w:p>
+            <w:pPr>
+              <w:spacing w:after="60"/>
+            </w:pPr>
+            <w:r>
+              <w:rPr>
+                <w:sz w:val="22"/>
+              </w:rPr>
+              <w:t>Selección y comprobación de indicadores de calidad [PENDIENTES].</w:t>
+            </w:r>
+          </w:p>
+        </w:tc>
+      </w:tr>
+      <w:tr>
+        <w:trPr>
+          <w:cantSplit/>
+        </w:trPr>
+        <w:tc>
+          <w:tcPr>
+            <w:tcW w:w="1134" w:type="dxa"/>
+            <w:tcBorders>
+              <w:top w:val="single" w:sz="4" w:space="0" w:color="D9D9D9"/>
+              <w:left w:val="single" w:sz="4" w:space="0" w:color="D9D9D9"/>
+              <w:bottom w:val="single" w:sz="4" w:space="0" w:color="D9D9D9"/>
+              <w:right w:val="single" w:sz="4" w:space="0" w:color="D9D9D9"/>
+            </w:tcBorders>
+            <w:tcMar>
+              <w:top w:w="90" w:type="dxa"/>
+              <w:left w:w="90" w:type="dxa"/>
+              <w:bottom w:w="90" w:type="dxa"/>
+              <w:right w:w="90" w:type="dxa"/>
+            </w:tcMar>
+          </w:tcPr>
+          <w:p>
+            <w:pPr>
+              <w:spacing w:after="60"/>
+            </w:pPr>
+            <w:r>
+              <w:rPr>
+                <w:sz w:val="22"/>
+              </w:rPr>
+              <w:t>12</w:t>
+            </w:r>
+          </w:p>
+        </w:tc>
+        <w:tc>
+          <w:tcPr>
+            <w:tcW w:w="8277" w:type="dxa"/>
+            <w:tcBorders>
+              <w:top w:val="single" w:sz="4" w:space="0" w:color="D9D9D9"/>
+              <w:left w:val="single" w:sz="4" w:space="0" w:color="D9D9D9"/>
+              <w:bottom w:val="single" w:sz="4" w:space="0" w:color="D9D9D9"/>
+              <w:right w:val="single" w:sz="4" w:space="0" w:color="D9D9D9"/>
+            </w:tcBorders>
+            <w:tcMar>
+              <w:top w:w="90" w:type="dxa"/>
+              <w:left w:w="90" w:type="dxa"/>
+              <w:bottom w:w="90" w:type="dxa"/>
+              <w:right w:w="90" w:type="dxa"/>
+            </w:tcMar>
+          </w:tcPr>
+          <w:p>
+            <w:pPr>
+              <w:spacing w:after="60"/>
+            </w:pPr>
+            <w:r>
+              <w:rPr>
+                <w:sz w:val="22"/>
+              </w:rPr>
+              <w:t>Se omite el componente en inglés por decisión del equipo. [PENDIENTE] Respaldo académico de su carácter opcional.</w:t>
+            </w:r>
+          </w:p>
+        </w:tc>
+      </w:tr>
+    </w:tbl>
+    <w:p/>
+    <w:p>
+      <w:pPr>
+        <w:rPr>
+          <w:rFonts w:asciiTheme="minorHAnsi" w:hAnsiTheme="minorHAnsi" w:cstheme="minorHAnsi"/>
+        </w:rPr>
+      </w:pPr>
+      <w:r>
+        <w:rPr>
+          <w:rFonts w:asciiTheme="minorHAnsi" w:hAnsiTheme="minorHAnsi" w:cstheme="minorHAnsi"/>
+        </w:rPr>
+        <w:t>[PENDIENTE] Debo seleccionar personalmente, para cada indicador aplicable, Completamente logrado, Logrado, Logro incipiente o No logrado, después de contrastar la versión revisada con los descriptores. Este registro no asigna un porcentaje definitivo.</w:t>
+      </w:r>
+    </w:p>
+    <w:p>
+      <w:pPr>
+        <w:pStyle w:val="Ttulo1"/>
+      </w:pPr>
+      <w:r>
+        <w:lastRenderedPageBreak/>
+        <w:t>12. Conclusiones individuales</w:t>
+      </w:r>
+    </w:p>
+    <w:p>
+      <w:pPr>
+        <w:rPr>
+          <w:rFonts w:asciiTheme="minorHAnsi" w:hAnsiTheme="minorHAnsi" w:cstheme="minorHAnsi"/>
+        </w:rPr>
+      </w:pPr>
+      <w:proofErr w:type="spellStart"/>
+      <w:r>
+        <w:rPr>
+          <w:rFonts w:asciiTheme="minorHAnsi" w:hAnsiTheme="minorHAnsi" w:cstheme="minorHAnsi"/>
+        </w:rPr>
+        <w:t>Alloxentric</w:t>
+      </w:r>
+      <w:proofErr w:type="spellEnd"/>
+      <w:r>
+        <w:rPr>
+          <w:rFonts w:asciiTheme="minorHAnsi" w:hAnsiTheme="minorHAnsi" w:cstheme="minorHAnsi"/>
+        </w:rPr>
+        <w:t xml:space="preserve"> Real Time Agent se relaciona con mis intereses en Ingeniería de Software, arquitectura de soluciones e Inteligencia Artificial aplicada. La propuesta preliminar ofrece una posible orientación, pero todavía no establece un problema empresarial validado, un calendario completo ni criterios de aceptación medibles.</w:t>
+      </w:r>
+    </w:p>
+    <w:p>
+      <w:pPr>
+        <w:rPr>
+          <w:rFonts w:asciiTheme="minorHAnsi" w:hAnsiTheme="minorHAnsi" w:cstheme="minorHAnsi"/>
+        </w:rPr>
+      </w:pPr>
+      <w:r>
+        <w:rPr>
+          <w:rFonts w:asciiTheme="minorHAnsi" w:hAnsiTheme="minorHAnsi" w:cstheme="minorHAnsi"/>
+        </w:rPr>
+        <w:t>Mi diario de reflexión respalda la relación entre el proyecto y mis intereses profesionales. Sin embargo, no demuestra que ya haya implementado o validado la solución propuesta. También debo completar mi autoevaluación de competencias. Una propuesta final defendible requiere requerimientos claros, compromisos factibles y evidencias atribuibles a cada integrante del equipo.</w:t>
+      </w:r>
+    </w:p>
+    <w:p>
+      <w:pPr>
+        <w:pStyle w:val="Ttulo1"/>
+      </w:pPr>
+      <w:r>
+        <w:t>13. Reflexión individual</w:t>
+      </w:r>
+    </w:p>
+    <w:p>
+      <w:pPr>
+        <w:rPr>
+          <w:rFonts w:asciiTheme="minorHAnsi" w:hAnsiTheme="minorHAnsi" w:cstheme="minorHAnsi"/>
+        </w:rPr>
+      </w:pPr>
+      <w:r>
+        <w:rPr>
+          <w:rFonts w:asciiTheme="minorHAnsi" w:hAnsiTheme="minorHAnsi" w:cstheme="minorHAnsi"/>
+        </w:rPr>
+        <w:t>En mi reflexión anterior identifiqué el desarrollo de software, la integración, las bases de datos y la arquitectura de aplicaciones como áreas en las que me siento seguro. También reconocí la necesidad de fortalecer el aseguramiento formal de calidad, la gestión de proyectos y la documentación de decisiones técnicas.</w:t>
+      </w:r>
+    </w:p>
+    <w:p>
+      <w:pPr>
+        <w:rPr>
+          <w:rFonts w:asciiTheme="minorHAnsi" w:hAnsiTheme="minorHAnsi" w:cstheme="minorHAnsi"/>
+        </w:rPr>
+      </w:pPr>
+      <w:r>
+        <w:rPr>
+          <w:rFonts w:asciiTheme="minorHAnsi" w:hAnsiTheme="minorHAnsi" w:cstheme="minorHAnsi"/>
+        </w:rPr>
+        <w:t xml:space="preserve">Este proyecto podría ayudarme a desarrollar esas áreas si mis responsabilidades y las evidencias esperadas quedan claramente definidas. Quiero mejorar la conexión entre requerimientos, implementación, pruebas y resultados. En esta etapa debo distinguir mi experiencia previa de los logros que todavía deben demostrarse dentro del </w:t>
+      </w:r>
+      <w:proofErr w:type="spellStart"/>
+      <w:r>
+        <w:rPr>
+          <w:rFonts w:asciiTheme="minorHAnsi" w:hAnsiTheme="minorHAnsi" w:cstheme="minorHAnsi"/>
+        </w:rPr>
+        <w:t>Capstone</w:t>
+      </w:r>
+      <w:proofErr w:type="spellEnd"/>
+      <w:r>
+        <w:rPr>
+          <w:rFonts w:asciiTheme="minorHAnsi" w:hAnsiTheme="minorHAnsi" w:cstheme="minorHAnsi"/>
+        </w:rPr>
+        <w:t>.</w:t>
+      </w:r>
+    </w:p>
+    <w:p>
+      <w:pPr>
+        <w:pStyle w:val="Ttulo1"/>
+      </w:pPr>
+      <w:r>
+        <w:t>14. Referencias</w:t>
+      </w:r>
+    </w:p>
+    <w:p>
+      <w:pPr>
+        <w:rPr>
+          <w:rFonts w:asciiTheme="minorHAnsi" w:hAnsiTheme="minorHAnsi" w:cstheme="minorHAnsi"/>
+        </w:rPr>
+      </w:pPr>
+      <w:r>
+        <w:rPr>
+          <w:rFonts w:asciiTheme="minorHAnsi" w:hAnsiTheme="minorHAnsi" w:cstheme="minorHAnsi"/>
+        </w:rPr>
+        <w:t xml:space="preserve">Documentos consultados en el repositorio </w:t>
+      </w:r>
+      <w:proofErr w:type="spellStart"/>
+      <w:r>
+        <w:rPr>
+          <w:rFonts w:asciiTheme="minorHAnsi" w:hAnsiTheme="minorHAnsi" w:cstheme="minorHAnsi"/>
+        </w:rPr>
+        <w:t>Capstone</w:t>
+      </w:r>
+      <w:proofErr w:type="spellEnd"/>
+      <w:r>
+        <w:rPr>
+          <w:rFonts w:asciiTheme="minorHAnsi" w:hAnsiTheme="minorHAnsi" w:cstheme="minorHAnsi"/>
+        </w:rPr>
+        <w:t>, revisión db3a60a359b13f381d30c27359e6deb8ee12a11a.</w:t>
+      </w:r>
+    </w:p>
+    <w:p>
+      <w:pPr>
+        <w:pStyle w:val="Listaconvietas"/>
+        <w:tabs>
+          <w:tab w:val="num" w:pos="360"/>
+        </w:tabs>
+        <w:ind w:left="360" w:hanging="360"/>
+        <w:rPr>
+          <w:rFonts w:asciiTheme="minorHAnsi" w:eastAsia="Times New Roman" w:hAnsiTheme="minorHAnsi" w:cstheme="minorHAnsi"/>
+          <w:color w:val="auto"/>
+          <w:sz w:val="20"/>
+          <w:szCs w:val="20"/>
+          <w:lang w:val="es-ES" w:eastAsia="es-ES"/>
+        </w:rPr>
+      </w:pPr>
+      <w:r>
+        <w:rPr>
+          <w:rFonts w:asciiTheme="minorHAnsi" w:eastAsia="Times New Roman" w:hAnsiTheme="minorHAnsi" w:cstheme="minorHAnsi"/>
+          <w:color w:val="auto"/>
+          <w:sz w:val="20"/>
+          <w:szCs w:val="20"/>
+          <w:lang w:val="es-ES" w:eastAsia="es-ES"/>
+        </w:rPr>
+        <w:t>Olguea, Fernando. Evidencia 1.1, Autoevaluación de Competencias de Fase 1. Pauta sin completar.</w:t>
+      </w:r>
+    </w:p>
+    <w:p>
+      <w:pPr>
+        <w:pStyle w:val="Listaconvietas"/>
+        <w:tabs>
+          <w:tab w:val="num" w:pos="360"/>
+        </w:tabs>
+        <w:ind w:left="360" w:hanging="360"/>
+        <w:rPr>
+          <w:rFonts w:asciiTheme="minorHAnsi" w:eastAsia="Times New Roman" w:hAnsiTheme="minorHAnsi" w:cstheme="minorHAnsi"/>
+          <w:color w:val="auto"/>
+          <w:sz w:val="20"/>
+          <w:szCs w:val="20"/>
+          <w:lang w:val="es-ES" w:eastAsia="es-ES"/>
+        </w:rPr>
+      </w:pPr>
+      <w:r>
+        <w:rPr>
+          <w:rFonts w:asciiTheme="minorHAnsi" w:eastAsia="Times New Roman" w:hAnsiTheme="minorHAnsi" w:cstheme="minorHAnsi"/>
+          <w:color w:val="auto"/>
+          <w:sz w:val="20"/>
+          <w:szCs w:val="20"/>
+          <w:lang w:val="es-ES" w:eastAsia="es-ES"/>
+        </w:rPr>
+        <w:t>Olguea, Fernando. Evidencia 1.2, Diario de Reflexión de Fase 1.</w:t>
+      </w:r>
+    </w:p>
+    <w:p>
+      <w:pPr>
+        <w:pStyle w:val="Listaconvietas"/>
+        <w:tabs>
+          <w:tab w:val="num" w:pos="360"/>
+        </w:tabs>
+        <w:ind w:left="360" w:hanging="360"/>
+        <w:rPr>
+          <w:rFonts w:asciiTheme="minorHAnsi" w:eastAsia="Times New Roman" w:hAnsiTheme="minorHAnsi" w:cstheme="minorHAnsi"/>
+          <w:color w:val="auto"/>
+          <w:sz w:val="20"/>
+          <w:szCs w:val="20"/>
+          <w:lang w:val="es-ES" w:eastAsia="es-ES"/>
+        </w:rPr>
+      </w:pPr>
+      <w:r>
+        <w:rPr>
+          <w:rFonts w:asciiTheme="minorHAnsi" w:eastAsia="Times New Roman" w:hAnsiTheme="minorHAnsi" w:cstheme="minorHAnsi"/>
+          <w:color w:val="auto"/>
+          <w:sz w:val="20"/>
+          <w:szCs w:val="20"/>
+          <w:lang w:val="es-ES" w:eastAsia="es-ES"/>
+        </w:rPr>
+        <w:t>Díaz, Juan. Evidencia 1.3, Autoevaluación de Fase 1. Desarrollo preliminar.</w:t>
+      </w:r>
+    </w:p>
+    <w:p>
+      <w:pPr>
+        <w:pStyle w:val="Listaconvietas"/>
+        <w:tabs>
+          <w:tab w:val="num" w:pos="360"/>
+        </w:tabs>
+        <w:ind w:left="360" w:hanging="360"/>
+        <w:rPr>
+          <w:rFonts w:asciiTheme="minorHAnsi" w:eastAsia="Times New Roman" w:hAnsiTheme="minorHAnsi" w:cstheme="minorHAnsi"/>
+          <w:color w:val="auto"/>
+          <w:sz w:val="20"/>
+          <w:szCs w:val="20"/>
+          <w:lang w:val="es-ES" w:eastAsia="es-ES"/>
+        </w:rPr>
+      </w:pPr>
+      <w:r>
+        <w:rPr>
+          <w:rFonts w:asciiTheme="minorHAnsi" w:eastAsia="Times New Roman" w:hAnsiTheme="minorHAnsi" w:cstheme="minorHAnsi"/>
+          <w:color w:val="auto"/>
+          <w:sz w:val="20"/>
+          <w:szCs w:val="20"/>
+          <w:lang w:val="es-ES" w:eastAsia="es-ES"/>
+        </w:rPr>
+        <w:t>Duoc UC. Pauta 1.3, Autoevaluación Definición Proyecto APT.</w:t>
+      </w:r>
+    </w:p>
+    <w:p>
+      <w:pPr>
+        <w:pStyle w:val="Listaconvietas"/>
+        <w:tabs>
+          <w:tab w:val="num" w:pos="360"/>
+        </w:tabs>
+        <w:ind w:left="360" w:hanging="360"/>
+        <w:rPr>
+          <w:rFonts w:asciiTheme="minorHAnsi" w:eastAsia="Times New Roman" w:hAnsiTheme="minorHAnsi" w:cstheme="minorHAnsi"/>
+          <w:color w:val="auto"/>
+          <w:sz w:val="20"/>
+          <w:szCs w:val="20"/>
+          <w:lang w:val="es-ES" w:eastAsia="es-ES"/>
+        </w:rPr>
+      </w:pPr>
+      <w:r>
+        <w:rPr>
+          <w:rFonts w:asciiTheme="minorHAnsi" w:eastAsia="Times New Roman" w:hAnsiTheme="minorHAnsi" w:cstheme="minorHAnsi"/>
+          <w:color w:val="auto"/>
+          <w:sz w:val="20"/>
+          <w:szCs w:val="20"/>
+          <w:lang w:val="es-ES" w:eastAsia="es-ES"/>
+        </w:rPr>
+        <w:t>Duoc UC. Pauta 1.4, Formativa Definición Proyecto APT.</w:t>
+      </w:r>
+    </w:p>
+    <w:p>
+      <w:pPr>
+        <w:pStyle w:val="Listaconvietas"/>
+        <w:tabs>
+          <w:tab w:val="num" w:pos="360"/>
+        </w:tabs>
+        <w:ind w:left="360" w:hanging="360"/>
+        <w:rPr>
+          <w:rFonts w:asciiTheme="minorHAnsi" w:eastAsia="Times New Roman" w:hAnsiTheme="minorHAnsi" w:cstheme="minorHAnsi"/>
+          <w:color w:val="auto"/>
+          <w:sz w:val="20"/>
+          <w:szCs w:val="20"/>
+          <w:lang w:val="es-ES" w:eastAsia="es-ES"/>
+        </w:rPr>
+      </w:pPr>
+      <w:r>
+        <w:rPr>
+          <w:rFonts w:asciiTheme="minorHAnsi" w:eastAsia="Times New Roman" w:hAnsiTheme="minorHAnsi" w:cstheme="minorHAnsi"/>
+          <w:color w:val="auto"/>
+          <w:sz w:val="20"/>
+          <w:szCs w:val="20"/>
+          <w:lang w:val="es-ES" w:eastAsia="es-ES"/>
+        </w:rPr>
+        <w:t>Duoc UC. Guía 1.5, Definición Proyecto APT.</w:t>
+      </w:r>
+    </w:p>
+    <w:p>
+      <w:pPr>
+        <w:rPr>
+          <w:rFonts w:asciiTheme="minorHAnsi" w:hAnsiTheme="minorHAnsi" w:cstheme="minorHAnsi"/>
+        </w:rPr>
+      </w:pPr>
+      <w:r>
+        <w:rPr>
+          <w:rFonts w:asciiTheme="minorHAnsi" w:hAnsiTheme="minorHAnsi" w:cstheme="minorHAnsi"/>
+        </w:rPr>
+        <w:t>Repositorio: https://github.com/fernandoknvz/Capstone</w:t>
+      </w:r>
+    </w:p>
     <w:p>
       <w:pPr>
         <w:rPr>
@@ -9334,7 +12515,7 @@
 </file>
 
 <file path=word/endnotes.xml><?xml version="1.0" encoding="utf-8"?>
-<w:endnotes xmlns:wpc="http://schemas.microsoft.com/office/word/2010/wordprocessingCanvas" xmlns:cx="http://schemas.microsoft.com/office/drawing/2014/chartex" xmlns:cx1="http://schemas.microsoft.com/office/drawing/2015/9/8/chartex" xmlns:cx2="http://schemas.microsoft.com/office/drawing/2015/10/21/chartex" xmlns:cx3="http://schemas.microsoft.com/office/drawing/2016/5/9/chartex" xmlns:cx4="http://schemas.microsoft.com/office/drawing/2016/5/10/chartex" xmlns:cx5="http://schemas.microsoft.com/office/drawing/2016/5/11/chartex" xmlns:cx6="http://schemas.microsoft.com/office/drawing/2016/5/12/chartex" xmlns:cx7="http://schemas.microsoft.com/office/drawing/2016/5/13/chartex" xmlns:cx8="http://schemas.microsoft.com/office/drawing/2016/5/14/chartex" xmlns:mc="http://schemas.openxmlformats.org/markup-compatibility/2006" xmlns:aink="http://schemas.microsoft.com/office/drawing/2016/ink" xmlns:am3d="http://schemas.microsoft.com/office/drawing/2017/model3d" xmlns:o="urn:schemas-microsoft-com:office:office" xmlns:oel="http://schemas.microsoft.com/office/2019/extlst" xmlns:r="http://schemas.openxmlformats.org/officeDocument/2006/relationships" xmlns:m="http://schemas.openxmlformats.org/officeDocument/2006/math" xmlns:v="urn:schemas-microsoft-com:vml" xmlns:wp14="http://schemas.microsoft.com/office/word/2010/wordprocessingDrawing" xmlns:wp="http://schemas.openxmlformats.org/drawingml/2006/wordprocessingDrawing" xmlns:w10="urn:schemas-microsoft-com:office:word" xmlns:w="http://schemas.openxmlformats.org/wordprocessingml/2006/main" xmlns:w14="http://schemas.microsoft.com/office/word/2010/wordml" xmlns:w15="http://schemas.microsoft.com/office/word/2012/wordml" xmlns:w16cex="http://schemas.microsoft.com/office/word/2018/wordml/cex" xmlns:w16cid="http://schemas.microsoft.com/office/word/2016/wordml/cid" xmlns:w16="http://schemas.microsoft.com/office/word/2018/wordml" xmlns:w16sdtdh="http://schemas.microsoft.com/office/word/2020/wordml/sdtdatahash" xmlns:w16se="http://schemas.microsoft.com/office/word/2015/wordml/symex" xmlns:wpg="http://schemas.microsoft.com/office/word/2010/wordprocessingGroup" xmlns:wpi="http://schemas.microsoft.com/office/word/2010/wordprocessingInk" xmlns:wne="http://schemas.microsoft.com/office/word/2006/wordml" xmlns:wps="http://schemas.microsoft.com/office/word/2010/wordprocessingShape" mc:Ignorable="w14 w15 w16se w16cid w16 w16cex w16sdtdh wp14">
+<w:endnotes xmlns:wpc="http://schemas.microsoft.com/office/word/2010/wordprocessingCanvas" xmlns:cx="http://schemas.microsoft.com/office/drawing/2014/chartex" xmlns:cx1="http://schemas.microsoft.com/office/drawing/2015/9/8/chartex" xmlns:cx2="http://schemas.microsoft.com/office/drawing/2015/10/21/chartex" xmlns:cx3="http://schemas.microsoft.com/office/drawing/2016/5/9/chartex" xmlns:cx4="http://schemas.microsoft.com/office/drawing/2016/5/10/chartex" xmlns:cx5="http://schemas.microsoft.com/office/drawing/2016/5/11/chartex" xmlns:cx6="http://schemas.microsoft.com/office/drawing/2016/5/12/chartex" xmlns:cx7="http://schemas.microsoft.com/office/drawing/2016/5/13/chartex" xmlns:cx8="http://schemas.microsoft.com/office/drawing/2016/5/14/chartex" xmlns:mc="http://schemas.openxmlformats.org/markup-compatibility/2006" xmlns:aink="http://schemas.microsoft.com/office/drawing/2016/ink" xmlns:am3d="http://schemas.microsoft.com/office/drawing/2017/model3d" xmlns:o="urn:schemas-microsoft-com:office:office" xmlns:oel="http://schemas.microsoft.com/office/2019/extlst" xmlns:r="http://schemas.openxmlformats.org/officeDocument/2006/relationships" xmlns:m="http://schemas.openxmlformats.org/officeDocument/2006/math" xmlns:v="urn:schemas-microsoft-com:vml" xmlns:wp14="http://schemas.microsoft.com/office/word/2010/wordprocessingDrawing" xmlns:wp="http://schemas.openxmlformats.org/drawingml/2006/wordprocessingDrawing" xmlns:w10="urn:schemas-microsoft-com:office:word" xmlns:w="http://schemas.openxmlformats.org/wordprocessingml/2006/main" xmlns:w14="http://schemas.microsoft.com/office/word/2010/wordml" xmlns:w15="http://schemas.microsoft.com/office/word/2012/wordml" xmlns:w16cex="http://schemas.microsoft.com/office/word/2018/wordml/cex" xmlns:w16cid="http://schemas.microsoft.com/office/word/2016/wordml/cid" xmlns:w16="http://schemas.microsoft.com/office/word/2018/wordml" xmlns:w16du="http://schemas.microsoft.com/office/word/2023/wordml/word16du" xmlns:w16sdtdh="http://schemas.microsoft.com/office/word/2020/wordml/sdtdatahash" xmlns:w16sdtfl="http://schemas.microsoft.com/office/word/2024/wordml/sdtformatlock" xmlns:w16se="http://schemas.microsoft.com/office/word/2015/wordml/symex" xmlns:wpg="http://schemas.microsoft.com/office/word/2010/wordprocessingGroup" xmlns:wpi="http://schemas.microsoft.com/office/word/2010/wordprocessingInk" xmlns:wne="http://schemas.microsoft.com/office/word/2006/wordml" xmlns:wps="http://schemas.microsoft.com/office/word/2010/wordprocessingShape" mc:Ignorable="w14 w15 w16se w16cid w16 w16cex w16sdtdh w16sdtfl w16du wp14">
   <w:endnote w:type="separator" w:id="-1">
     <w:p>
       <w:r>
@@ -9353,7 +12534,7 @@
 </file>
 
 <file path=word/footer1.xml><?xml version="1.0" encoding="utf-8"?>
-<w:ftr xmlns:wpc="http://schemas.microsoft.com/office/word/2010/wordprocessingCanvas" xmlns:cx="http://schemas.microsoft.com/office/drawing/2014/chartex" xmlns:cx1="http://schemas.microsoft.com/office/drawing/2015/9/8/chartex" xmlns:cx2="http://schemas.microsoft.com/office/drawing/2015/10/21/chartex" xmlns:cx3="http://schemas.microsoft.com/office/drawing/2016/5/9/chartex" xmlns:cx4="http://schemas.microsoft.com/office/drawing/2016/5/10/chartex" xmlns:cx5="http://schemas.microsoft.com/office/drawing/2016/5/11/chartex" xmlns:cx6="http://schemas.microsoft.com/office/drawing/2016/5/12/chartex" xmlns:cx7="http://schemas.microsoft.com/office/drawing/2016/5/13/chartex" xmlns:cx8="http://schemas.microsoft.com/office/drawing/2016/5/14/chartex" xmlns:mc="http://schemas.openxmlformats.org/markup-compatibility/2006" xmlns:aink="http://schemas.microsoft.com/office/drawing/2016/ink" xmlns:am3d="http://schemas.microsoft.com/office/drawing/2017/model3d" xmlns:o="urn:schemas-microsoft-com:office:office" xmlns:oel="http://schemas.microsoft.com/office/2019/extlst" xmlns:r="http://schemas.openxmlformats.org/officeDocument/2006/relationships" xmlns:m="http://schemas.openxmlformats.org/officeDocument/2006/math" xmlns:v="urn:schemas-microsoft-com:vml" xmlns:wp14="http://schemas.microsoft.com/office/word/2010/wordprocessingDrawing" xmlns:wp="http://schemas.openxmlformats.org/drawingml/2006/wordprocessingDrawing" xmlns:w10="urn:schemas-microsoft-com:office:word" xmlns:w="http://schemas.openxmlformats.org/wordprocessingml/2006/main" xmlns:w14="http://schemas.microsoft.com/office/word/2010/wordml" xmlns:w15="http://schemas.microsoft.com/office/word/2012/wordml" xmlns:w16cex="http://schemas.microsoft.com/office/word/2018/wordml/cex" xmlns:w16cid="http://schemas.microsoft.com/office/word/2016/wordml/cid" xmlns:w16="http://schemas.microsoft.com/office/word/2018/wordml" xmlns:w16sdtdh="http://schemas.microsoft.com/office/word/2020/wordml/sdtdatahash" xmlns:w16se="http://schemas.microsoft.com/office/word/2015/wordml/symex" xmlns:wpg="http://schemas.microsoft.com/office/word/2010/wordprocessingGroup" xmlns:wpi="http://schemas.microsoft.com/office/word/2010/wordprocessingInk" xmlns:wne="http://schemas.microsoft.com/office/word/2006/wordml" xmlns:wps="http://schemas.microsoft.com/office/word/2010/wordprocessingShape" mc:Ignorable="w14 w15 w16se w16cid w16 w16cex w16sdtdh wp14">
+<w:ftr xmlns:wpc="http://schemas.microsoft.com/office/word/2010/wordprocessingCanvas" xmlns:cx="http://schemas.microsoft.com/office/drawing/2014/chartex" xmlns:cx1="http://schemas.microsoft.com/office/drawing/2015/9/8/chartex" xmlns:cx2="http://schemas.microsoft.com/office/drawing/2015/10/21/chartex" xmlns:cx3="http://schemas.microsoft.com/office/drawing/2016/5/9/chartex" xmlns:cx4="http://schemas.microsoft.com/office/drawing/2016/5/10/chartex" xmlns:cx5="http://schemas.microsoft.com/office/drawing/2016/5/11/chartex" xmlns:cx6="http://schemas.microsoft.com/office/drawing/2016/5/12/chartex" xmlns:cx7="http://schemas.microsoft.com/office/drawing/2016/5/13/chartex" xmlns:cx8="http://schemas.microsoft.com/office/drawing/2016/5/14/chartex" xmlns:mc="http://schemas.openxmlformats.org/markup-compatibility/2006" xmlns:aink="http://schemas.microsoft.com/office/drawing/2016/ink" xmlns:am3d="http://schemas.microsoft.com/office/drawing/2017/model3d" xmlns:o="urn:schemas-microsoft-com:office:office" xmlns:oel="http://schemas.microsoft.com/office/2019/extlst" xmlns:r="http://schemas.openxmlformats.org/officeDocument/2006/relationships" xmlns:m="http://schemas.openxmlformats.org/officeDocument/2006/math" xmlns:v="urn:schemas-microsoft-com:vml" xmlns:wp14="http://schemas.microsoft.com/office/word/2010/wordprocessingDrawing" xmlns:wp="http://schemas.openxmlformats.org/drawingml/2006/wordprocessingDrawing" xmlns:w10="urn:schemas-microsoft-com:office:word" xmlns:w="http://schemas.openxmlformats.org/wordprocessingml/2006/main" xmlns:w14="http://schemas.microsoft.com/office/word/2010/wordml" xmlns:w15="http://schemas.microsoft.com/office/word/2012/wordml" xmlns:w16cex="http://schemas.microsoft.com/office/word/2018/wordml/cex" xmlns:w16cid="http://schemas.microsoft.com/office/word/2016/wordml/cid" xmlns:w16="http://schemas.microsoft.com/office/word/2018/wordml" xmlns:w16du="http://schemas.microsoft.com/office/word/2023/wordml/word16du" xmlns:w16sdtdh="http://schemas.microsoft.com/office/word/2020/wordml/sdtdatahash" xmlns:w16sdtfl="http://schemas.microsoft.com/office/word/2024/wordml/sdtformatlock" xmlns:w16se="http://schemas.microsoft.com/office/word/2015/wordml/symex" xmlns:wpg="http://schemas.microsoft.com/office/word/2010/wordprocessingGroup" xmlns:wpi="http://schemas.microsoft.com/office/word/2010/wordprocessingInk" xmlns:wne="http://schemas.microsoft.com/office/word/2006/wordml" xmlns:wps="http://schemas.microsoft.com/office/word/2010/wordprocessingShape" mc:Ignorable="w14 w15 w16se w16cid w16 w16cex w16sdtdh w16sdtfl w16du wp14">
   <w:p>
     <w:pPr>
       <w:pStyle w:val="Piedepgina"/>
@@ -9548,15 +12729,15 @@
             </wp:anchor>
           </w:drawing>
         </mc:Choice>
-        <mc:Fallback xmlns:a="http://schemas.openxmlformats.org/drawingml/2006/main">
+        <mc:Fallback>
           <w:pict>
-            <v:group id="Grupo 37" style="position:absolute;left:0;text-align:left;margin-left:416.8pt;margin-top:0;width:468pt;height:25.2pt;z-index:251662336;mso-width-percent:1000;mso-top-percent:200;mso-wrap-distance-left:0;mso-wrap-distance-right:0;mso-position-horizontal:right;mso-position-horizontal-relative:margin;mso-position-vertical-relative:bottom-margin-area;mso-width-percent:1000;mso-top-percent:200;mso-width-relative:margin;mso-height-relative:margin" coordsize="59626,3238" o:spid="_x0000_s1026" w14:anchorId="0F25DB77" o:gfxdata="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">
-              <v:rect id="Rectángulo 38" style="position:absolute;left:190;width:59436;height:188;visibility:visible;mso-wrap-style:square;v-text-anchor:middle" o:spid="_x0000_s1027" fillcolor="black [3213]" stroked="f" strokeweight="1pt" o:gfxdata="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"/>
+            <v:group w14:anchorId="0F25DB77" id="Grupo 37" o:spid="_x0000_s1026" style="position:absolute;left:0;text-align:left;margin-left:416.8pt;margin-top:0;width:468pt;height:25.2pt;z-index:251662336;mso-width-percent:1000;mso-top-percent:200;mso-wrap-distance-left:0;mso-wrap-distance-right:0;mso-position-horizontal:right;mso-position-horizontal-relative:margin;mso-position-vertical-relative:bottom-margin-area;mso-width-percent:1000;mso-top-percent:200;mso-width-relative:margin;mso-height-relative:margin" coordsize="59626,3238" o:gfxdata="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">
+              <v:rect id="Rectángulo 38" o:spid="_x0000_s1027" style="position:absolute;left:190;width:59436;height:188;visibility:visible;mso-wrap-style:square;v-text-anchor:middle" o:gfxdata="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" fillcolor="black [3213]" stroked="f" strokeweight="1pt"/>
               <v:shapetype id="_x0000_t202" coordsize="21600,21600" o:spt="202" path="m,l,21600r21600,l21600,xe">
                 <v:stroke joinstyle="miter"/>
                 <v:path gradientshapeok="t" o:connecttype="rect"/>
               </v:shapetype>
-              <v:shape id="Cuadro de texto 39" style="position:absolute;top:666;width:59436;height:2572;visibility:visible;mso-wrap-style:square;v-text-anchor:bottom" o:spid="_x0000_s1028" filled="f" stroked="f" strokeweight=".5pt" type="#_x0000_t202" o:gfxdata="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">
+              <v:shape id="Cuadro de texto 39" o:spid="_x0000_s1028" type="#_x0000_t202" style="position:absolute;top:666;width:59436;height:2572;visibility:visible;mso-wrap-style:square;v-text-anchor:bottom" o:gfxdata="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" filled="f" stroked="f" strokeweight=".5pt">
                 <v:textbox inset=",,,0">
                   <w:txbxContent>
                     <w:sdt>
@@ -9577,7 +12758,6 @@
                           <w:calendar w:val="gregorian"/>
                         </w:date>
                       </w:sdtPr>
-                      <w:sdtEndPr/>
                       <w:sdtContent>
                         <w:p>
                           <w:pPr>
@@ -9760,9 +12940,9 @@
             </wp:anchor>
           </w:drawing>
         </mc:Choice>
-        <mc:Fallback xmlns:a="http://schemas.openxmlformats.org/drawingml/2006/main">
+        <mc:Fallback>
           <w:pict>
-            <v:rect id="Rectángulo 40" style="position:absolute;left:0;text-align:left;margin-left:0;margin-top:0;width:36pt;height:25.2pt;z-index:251661312;visibility:visible;mso-wrap-style:square;mso-width-percent:0;mso-height-percent:0;mso-top-percent:200;mso-wrap-distance-left:0;mso-wrap-distance-top:0;mso-wrap-distance-right:0;mso-wrap-distance-bottom:0;mso-position-horizontal:left;mso-position-horizontal-relative:right-margin-area;mso-position-vertical-relative:bottom-margin-area;mso-width-percent:0;mso-height-percent:0;mso-top-percent:200;mso-width-relative:margin;mso-height-relative:margin;v-text-anchor:bottom" o:spid="_x0000_s1029" fillcolor="black [3213]" stroked="f" strokeweight="3pt" w14:anchorId="3CF0A8BB" o:gfxdata="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">
+            <v:rect w14:anchorId="3CF0A8BB" id="Rectángulo 40" o:spid="_x0000_s1029" style="position:absolute;left:0;text-align:left;margin-left:0;margin-top:0;width:36pt;height:25.2pt;z-index:251661312;visibility:visible;mso-wrap-style:square;mso-width-percent:0;mso-height-percent:0;mso-top-percent:200;mso-wrap-distance-left:0;mso-wrap-distance-top:0;mso-wrap-distance-right:0;mso-wrap-distance-bottom:0;mso-position-horizontal:left;mso-position-horizontal-relative:right-margin-area;mso-position-vertical-relative:bottom-margin-area;mso-width-percent:0;mso-height-percent:0;mso-top-percent:200;mso-width-relative:margin;mso-height-relative:margin;v-text-anchor:bottom" o:gfxdata="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" fillcolor="black [3213]" stroked="f" strokeweight="3pt">
               <v:textbox>
                 <w:txbxContent>
                   <w:p>
@@ -9835,7 +13015,7 @@
 </file>
 
 <file path=word/footnotes.xml><?xml version="1.0" encoding="utf-8"?>
-<w:footnotes xmlns:wpc="http://schemas.microsoft.com/office/word/2010/wordprocessingCanvas" xmlns:cx="http://schemas.microsoft.com/office/drawing/2014/chartex" xmlns:cx1="http://schemas.microsoft.com/office/drawing/2015/9/8/chartex" xmlns:cx2="http://schemas.microsoft.com/office/drawing/2015/10/21/chartex" xmlns:cx3="http://schemas.microsoft.com/office/drawing/2016/5/9/chartex" xmlns:cx4="http://schemas.microsoft.com/office/drawing/2016/5/10/chartex" xmlns:cx5="http://schemas.microsoft.com/office/drawing/2016/5/11/chartex" xmlns:cx6="http://schemas.microsoft.com/office/drawing/2016/5/12/chartex" xmlns:cx7="http://schemas.microsoft.com/office/drawing/2016/5/13/chartex" xmlns:cx8="http://schemas.microsoft.com/office/drawing/2016/5/14/chartex" xmlns:mc="http://schemas.openxmlformats.org/markup-compatibility/2006" xmlns:aink="http://schemas.microsoft.com/office/drawing/2016/ink" xmlns:am3d="http://schemas.microsoft.com/office/drawing/2017/model3d" xmlns:o="urn:schemas-microsoft-com:office:office" xmlns:oel="http://schemas.microsoft.com/office/2019/extlst" xmlns:r="http://schemas.openxmlformats.org/officeDocument/2006/relationships" xmlns:m="http://schemas.openxmlformats.org/officeDocument/2006/math" xmlns:v="urn:schemas-microsoft-com:vml" xmlns:wp14="http://schemas.microsoft.com/office/word/2010/wordprocessingDrawing" xmlns:wp="http://schemas.openxmlformats.org/drawingml/2006/wordprocessingDrawing" xmlns:w10="urn:schemas-microsoft-com:office:word" xmlns:w="http://schemas.openxmlformats.org/wordprocessingml/2006/main" xmlns:w14="http://schemas.microsoft.com/office/word/2010/wordml" xmlns:w15="http://schemas.microsoft.com/office/word/2012/wordml" xmlns:w16cex="http://schemas.microsoft.com/office/word/2018/wordml/cex" xmlns:w16cid="http://schemas.microsoft.com/office/word/2016/wordml/cid" xmlns:w16="http://schemas.microsoft.com/office/word/2018/wordml" xmlns:w16sdtdh="http://schemas.microsoft.com/office/word/2020/wordml/sdtdatahash" xmlns:w16se="http://schemas.microsoft.com/office/word/2015/wordml/symex" xmlns:wpg="http://schemas.microsoft.com/office/word/2010/wordprocessingGroup" xmlns:wpi="http://schemas.microsoft.com/office/word/2010/wordprocessingInk" xmlns:wne="http://schemas.microsoft.com/office/word/2006/wordml" xmlns:wps="http://schemas.microsoft.com/office/word/2010/wordprocessingShape" mc:Ignorable="w14 w15 w16se w16cid w16 w16cex w16sdtdh wp14">
+<w:footnotes xmlns:wpc="http://schemas.microsoft.com/office/word/2010/wordprocessingCanvas" xmlns:cx="http://schemas.microsoft.com/office/drawing/2014/chartex" xmlns:cx1="http://schemas.microsoft.com/office/drawing/2015/9/8/chartex" xmlns:cx2="http://schemas.microsoft.com/office/drawing/2015/10/21/chartex" xmlns:cx3="http://schemas.microsoft.com/office/drawing/2016/5/9/chartex" xmlns:cx4="http://schemas.microsoft.com/office/drawing/2016/5/10/chartex" xmlns:cx5="http://schemas.microsoft.com/office/drawing/2016/5/11/chartex" xmlns:cx6="http://schemas.microsoft.com/office/drawing/2016/5/12/chartex" xmlns:cx7="http://schemas.microsoft.com/office/drawing/2016/5/13/chartex" xmlns:cx8="http://schemas.microsoft.com/office/drawing/2016/5/14/chartex" xmlns:mc="http://schemas.openxmlformats.org/markup-compatibility/2006" xmlns:aink="http://schemas.microsoft.com/office/drawing/2016/ink" xmlns:am3d="http://schemas.microsoft.com/office/drawing/2017/model3d" xmlns:o="urn:schemas-microsoft-com:office:office" xmlns:oel="http://schemas.microsoft.com/office/2019/extlst" xmlns:r="http://schemas.openxmlformats.org/officeDocument/2006/relationships" xmlns:m="http://schemas.openxmlformats.org/officeDocument/2006/math" xmlns:v="urn:schemas-microsoft-com:vml" xmlns:wp14="http://schemas.microsoft.com/office/word/2010/wordprocessingDrawing" xmlns:wp="http://schemas.openxmlformats.org/drawingml/2006/wordprocessingDrawing" xmlns:w10="urn:schemas-microsoft-com:office:word" xmlns:w="http://schemas.openxmlformats.org/wordprocessingml/2006/main" xmlns:w14="http://schemas.microsoft.com/office/word/2010/wordml" xmlns:w15="http://schemas.microsoft.com/office/word/2012/wordml" xmlns:w16cex="http://schemas.microsoft.com/office/word/2018/wordml/cex" xmlns:w16cid="http://schemas.microsoft.com/office/word/2016/wordml/cid" xmlns:w16="http://schemas.microsoft.com/office/word/2018/wordml" xmlns:w16du="http://schemas.microsoft.com/office/word/2023/wordml/word16du" xmlns:w16sdtdh="http://schemas.microsoft.com/office/word/2020/wordml/sdtdatahash" xmlns:w16sdtfl="http://schemas.microsoft.com/office/word/2024/wordml/sdtformatlock" xmlns:w16se="http://schemas.microsoft.com/office/word/2015/wordml/symex" xmlns:wpg="http://schemas.microsoft.com/office/word/2010/wordprocessingGroup" xmlns:wpi="http://schemas.microsoft.com/office/word/2010/wordprocessingInk" xmlns:wne="http://schemas.microsoft.com/office/word/2006/wordml" xmlns:wps="http://schemas.microsoft.com/office/word/2010/wordprocessingShape" mc:Ignorable="w14 w15 w16se w16cid w16 w16cex w16sdtdh w16sdtfl w16du wp14">
   <w:footnote w:type="separator" w:id="-1">
     <w:p>
       <w:r>
@@ -9854,7 +13034,7 @@
 </file>
 
 <file path=word/header1.xml><?xml version="1.0" encoding="utf-8"?>
-<w:hdr xmlns:wpc="http://schemas.microsoft.com/office/word/2010/wordprocessingCanvas" xmlns:cx="http://schemas.microsoft.com/office/drawing/2014/chartex" xmlns:cx1="http://schemas.microsoft.com/office/drawing/2015/9/8/chartex" xmlns:cx2="http://schemas.microsoft.com/office/drawing/2015/10/21/chartex" xmlns:cx3="http://schemas.microsoft.com/office/drawing/2016/5/9/chartex" xmlns:cx4="http://schemas.microsoft.com/office/drawing/2016/5/10/chartex" xmlns:cx5="http://schemas.microsoft.com/office/drawing/2016/5/11/chartex" xmlns:cx6="http://schemas.microsoft.com/office/drawing/2016/5/12/chartex" xmlns:cx7="http://schemas.microsoft.com/office/drawing/2016/5/13/chartex" xmlns:cx8="http://schemas.microsoft.com/office/drawing/2016/5/14/chartex" xmlns:mc="http://schemas.openxmlformats.org/markup-compatibility/2006" xmlns:aink="http://schemas.microsoft.com/office/drawing/2016/ink" xmlns:am3d="http://schemas.microsoft.com/office/drawing/2017/model3d" xmlns:o="urn:schemas-microsoft-com:office:office" xmlns:oel="http://schemas.microsoft.com/office/2019/extlst" xmlns:r="http://schemas.openxmlformats.org/officeDocument/2006/relationships" xmlns:m="http://schemas.openxmlformats.org/officeDocument/2006/math" xmlns:v="urn:schemas-microsoft-com:vml" xmlns:wp14="http://schemas.microsoft.com/office/word/2010/wordprocessingDrawing" xmlns:wp="http://schemas.openxmlformats.org/drawingml/2006/wordprocessingDrawing" xmlns:w10="urn:schemas-microsoft-com:office:word" xmlns:w="http://schemas.openxmlformats.org/wordprocessingml/2006/main" xmlns:w14="http://schemas.microsoft.com/office/word/2010/wordml" xmlns:w15="http://schemas.microsoft.com/office/word/2012/wordml" xmlns:w16cex="http://schemas.microsoft.com/office/word/2018/wordml/cex" xmlns:w16cid="http://schemas.microsoft.com/office/word/2016/wordml/cid" xmlns:w16="http://schemas.microsoft.com/office/word/2018/wordml" xmlns:w16sdtdh="http://schemas.microsoft.com/office/word/2020/wordml/sdtdatahash" xmlns:w16se="http://schemas.microsoft.com/office/word/2015/wordml/symex" xmlns:wpg="http://schemas.microsoft.com/office/word/2010/wordprocessingGroup" xmlns:wpi="http://schemas.microsoft.com/office/word/2010/wordprocessingInk" xmlns:wne="http://schemas.microsoft.com/office/word/2006/wordml" xmlns:wps="http://schemas.microsoft.com/office/word/2010/wordprocessingShape" mc:Ignorable="w14 w15 w16se w16cid w16 w16cex w16sdtdh wp14">
+<w:hdr xmlns:wpc="http://schemas.microsoft.com/office/word/2010/wordprocessingCanvas" xmlns:cx="http://schemas.microsoft.com/office/drawing/2014/chartex" xmlns:cx1="http://schemas.microsoft.com/office/drawing/2015/9/8/chartex" xmlns:cx2="http://schemas.microsoft.com/office/drawing/2015/10/21/chartex" xmlns:cx3="http://schemas.microsoft.com/office/drawing/2016/5/9/chartex" xmlns:cx4="http://schemas.microsoft.com/office/drawing/2016/5/10/chartex" xmlns:cx5="http://schemas.microsoft.com/office/drawing/2016/5/11/chartex" xmlns:cx6="http://schemas.microsoft.com/office/drawing/2016/5/12/chartex" xmlns:cx7="http://schemas.microsoft.com/office/drawing/2016/5/13/chartex" xmlns:cx8="http://schemas.microsoft.com/office/drawing/2016/5/14/chartex" xmlns:mc="http://schemas.openxmlformats.org/markup-compatibility/2006" xmlns:aink="http://schemas.microsoft.com/office/drawing/2016/ink" xmlns:am3d="http://schemas.microsoft.com/office/drawing/2017/model3d" xmlns:o="urn:schemas-microsoft-com:office:office" xmlns:oel="http://schemas.microsoft.com/office/2019/extlst" xmlns:r="http://schemas.openxmlformats.org/officeDocument/2006/relationships" xmlns:m="http://schemas.openxmlformats.org/officeDocument/2006/math" xmlns:v="urn:schemas-microsoft-com:vml" xmlns:wp14="http://schemas.microsoft.com/office/word/2010/wordprocessingDrawing" xmlns:wp="http://schemas.openxmlformats.org/drawingml/2006/wordprocessingDrawing" xmlns:w10="urn:schemas-microsoft-com:office:word" xmlns:w="http://schemas.openxmlformats.org/wordprocessingml/2006/main" xmlns:w14="http://schemas.microsoft.com/office/word/2010/wordml" xmlns:w15="http://schemas.microsoft.com/office/word/2012/wordml" xmlns:w16cex="http://schemas.microsoft.com/office/word/2018/wordml/cex" xmlns:w16cid="http://schemas.microsoft.com/office/word/2016/wordml/cid" xmlns:w16="http://schemas.microsoft.com/office/word/2018/wordml" xmlns:w16du="http://schemas.microsoft.com/office/word/2023/wordml/word16du" xmlns:w16sdtdh="http://schemas.microsoft.com/office/word/2020/wordml/sdtdatahash" xmlns:w16sdtfl="http://schemas.microsoft.com/office/word/2024/wordml/sdtformatlock" xmlns:w16se="http://schemas.microsoft.com/office/word/2015/wordml/symex" xmlns:wpg="http://schemas.microsoft.com/office/word/2010/wordprocessingGroup" xmlns:wpi="http://schemas.microsoft.com/office/word/2010/wordprocessingInk" xmlns:wne="http://schemas.microsoft.com/office/word/2006/wordml" xmlns:wps="http://schemas.microsoft.com/office/word/2010/wordprocessingShape" mc:Ignorable="w14 w15 w16se w16cid w16 w16cex w16sdtdh w16sdtfl w16du wp14">
   <w:p>
     <w:pPr>
       <w:pStyle w:val="Encabezado"/>
@@ -9952,8 +13132,47 @@
 </file>
 
 <file path=word/numbering.xml><?xml version="1.0" encoding="utf-8"?>
-<w:numbering xmlns:wpc="http://schemas.microsoft.com/office/word/2010/wordprocessingCanvas" xmlns:cx="http://schemas.microsoft.com/office/drawing/2014/chartex" xmlns:cx1="http://schemas.microsoft.com/office/drawing/2015/9/8/chartex" xmlns:cx2="http://schemas.microsoft.com/office/drawing/2015/10/21/chartex" xmlns:cx3="http://schemas.microsoft.com/office/drawing/2016/5/9/chartex" xmlns:cx4="http://schemas.microsoft.com/office/drawing/2016/5/10/chartex" xmlns:cx5="http://schemas.microsoft.com/office/drawing/2016/5/11/chartex" xmlns:cx6="http://schemas.microsoft.com/office/drawing/2016/5/12/chartex" xmlns:cx7="http://schemas.microsoft.com/office/drawing/2016/5/13/chartex" xmlns:cx8="http://schemas.microsoft.com/office/drawing/2016/5/14/chartex" xmlns:mc="http://schemas.openxmlformats.org/markup-compatibility/2006" xmlns:aink="http://schemas.microsoft.com/office/drawing/2016/ink" xmlns:am3d="http://schemas.microsoft.com/office/drawing/2017/model3d" xmlns:o="urn:schemas-microsoft-com:office:office" xmlns:oel="http://schemas.microsoft.com/office/2019/extlst" xmlns:r="http://schemas.openxmlformats.org/officeDocument/2006/relationships" xmlns:m="http://schemas.openxmlformats.org/officeDocument/2006/math" xmlns:v="urn:schemas-microsoft-com:vml" xmlns:wp14="http://schemas.microsoft.com/office/word/2010/wordprocessingDrawing" xmlns:wp="http://schemas.openxmlformats.org/drawingml/2006/wordprocessingDrawing" xmlns:w10="urn:schemas-microsoft-com:office:word" xmlns:w="http://schemas.openxmlformats.org/wordprocessingml/2006/main" xmlns:w14="http://schemas.microsoft.com/office/word/2010/wordml" xmlns:w15="http://schemas.microsoft.com/office/word/2012/wordml" xmlns:w16cex="http://schemas.microsoft.com/office/word/2018/wordml/cex" xmlns:w16cid="http://schemas.microsoft.com/office/word/2016/wordml/cid" xmlns:w16="http://schemas.microsoft.com/office/word/2018/wordml" xmlns:w16sdtdh="http://schemas.microsoft.com/office/word/2020/wordml/sdtdatahash" xmlns:w16se="http://schemas.microsoft.com/office/word/2015/wordml/symex" xmlns:wpg="http://schemas.microsoft.com/office/word/2010/wordprocessingGroup" xmlns:wpi="http://schemas.microsoft.com/office/word/2010/wordprocessingInk" xmlns:wne="http://schemas.microsoft.com/office/word/2006/wordml" xmlns:wps="http://schemas.microsoft.com/office/word/2010/wordprocessingShape" mc:Ignorable="w14 w15 w16se w16cid w16 w16cex w16sdtdh wp14">
+<w:numbering xmlns:wpc="http://schemas.microsoft.com/office/word/2010/wordprocessingCanvas" xmlns:cx="http://schemas.microsoft.com/office/drawing/2014/chartex" xmlns:cx1="http://schemas.microsoft.com/office/drawing/2015/9/8/chartex" xmlns:cx2="http://schemas.microsoft.com/office/drawing/2015/10/21/chartex" xmlns:cx3="http://schemas.microsoft.com/office/drawing/2016/5/9/chartex" xmlns:cx4="http://schemas.microsoft.com/office/drawing/2016/5/10/chartex" xmlns:cx5="http://schemas.microsoft.com/office/drawing/2016/5/11/chartex" xmlns:cx6="http://schemas.microsoft.com/office/drawing/2016/5/12/chartex" xmlns:cx7="http://schemas.microsoft.com/office/drawing/2016/5/13/chartex" xmlns:cx8="http://schemas.microsoft.com/office/drawing/2016/5/14/chartex" xmlns:mc="http://schemas.openxmlformats.org/markup-compatibility/2006" xmlns:aink="http://schemas.microsoft.com/office/drawing/2016/ink" xmlns:am3d="http://schemas.microsoft.com/office/drawing/2017/model3d" xmlns:o="urn:schemas-microsoft-com:office:office" xmlns:oel="http://schemas.microsoft.com/office/2019/extlst" xmlns:r="http://schemas.openxmlformats.org/officeDocument/2006/relationships" xmlns:m="http://schemas.openxmlformats.org/officeDocument/2006/math" xmlns:v="urn:schemas-microsoft-com:vml" xmlns:wp14="http://schemas.microsoft.com/office/word/2010/wordprocessingDrawing" xmlns:wp="http://schemas.openxmlformats.org/drawingml/2006/wordprocessingDrawing" xmlns:w10="urn:schemas-microsoft-com:office:word" xmlns:w="http://schemas.openxmlformats.org/wordprocessingml/2006/main" xmlns:w14="http://schemas.microsoft.com/office/word/2010/wordml" xmlns:w15="http://schemas.microsoft.com/office/word/2012/wordml" xmlns:w16cex="http://schemas.microsoft.com/office/word/2018/wordml/cex" xmlns:w16cid="http://schemas.microsoft.com/office/word/2016/wordml/cid" xmlns:w16="http://schemas.microsoft.com/office/word/2018/wordml" xmlns:w16du="http://schemas.microsoft.com/office/word/2023/wordml/word16du" xmlns:w16sdtdh="http://schemas.microsoft.com/office/word/2020/wordml/sdtdatahash" xmlns:w16sdtfl="http://schemas.microsoft.com/office/word/2024/wordml/sdtformatlock" xmlns:w16se="http://schemas.microsoft.com/office/word/2015/wordml/symex" xmlns:wpg="http://schemas.microsoft.com/office/word/2010/wordprocessingGroup" xmlns:wpi="http://schemas.microsoft.com/office/word/2010/wordprocessingInk" xmlns:wne="http://schemas.microsoft.com/office/word/2006/wordml" xmlns:wps="http://schemas.microsoft.com/office/word/2010/wordprocessingShape" mc:Ignorable="w14 w15 w16se w16cid w16 w16cex w16sdtdh w16sdtfl w16du wp14">
   <w:abstractNum w:abstractNumId="0" w15:restartNumberingAfterBreak="0">
+    <w:nsid w:val="FFFFFF88"/>
+    <w:multiLevelType w:val="singleLevel"/>
+    <w:tmpl w:val="9F946CCA"/>
+    <w:lvl w:ilvl="0">
+      <w:start w:val="1"/>
+      <w:numFmt w:val="decimal"/>
+      <w:pStyle w:val="Listaconnmeros"/>
+      <w:lvlText w:val="%1."/>
+      <w:lvlJc w:val="left"/>
+      <w:pPr>
+        <w:tabs>
+          <w:tab w:val="num" w:pos="360"/>
+        </w:tabs>
+        <w:ind w:left="360" w:hanging="360"/>
+      </w:pPr>
+    </w:lvl>
+  </w:abstractNum>
+  <w:abstractNum w:abstractNumId="1" w15:restartNumberingAfterBreak="0">
+    <w:nsid w:val="FFFFFF89"/>
+    <w:multiLevelType w:val="singleLevel"/>
+    <w:tmpl w:val="9EB4D4F4"/>
+    <w:lvl w:ilvl="0">
+      <w:start w:val="1"/>
+      <w:numFmt w:val="bullet"/>
+      <w:pStyle w:val="Listaconvietas"/>
+      <w:lvlText w:val=""/>
+      <w:lvlJc w:val="left"/>
+      <w:pPr>
+        <w:tabs>
+          <w:tab w:val="num" w:pos="360"/>
+        </w:tabs>
+        <w:ind w:left="360" w:hanging="360"/>
+      </w:pPr>
+      <w:rPr>
+        <w:rFonts w:ascii="Symbol" w:hAnsi="Symbol" w:hint="default"/>
+      </w:rPr>
+    </w:lvl>
+  </w:abstractNum>
+  <w:abstractNum w:abstractNumId="2" w15:restartNumberingAfterBreak="0">
     <w:nsid w:val="08183884"/>
     <w:multiLevelType w:val="hybridMultilevel"/>
     <w:tmpl w:val="BA76E7FE"/>
@@ -10066,7 +13285,7 @@
       </w:rPr>
     </w:lvl>
   </w:abstractNum>
-  <w:abstractNum w:abstractNumId="1" w15:restartNumberingAfterBreak="0">
+  <w:abstractNum w:abstractNumId="3" w15:restartNumberingAfterBreak="0">
     <w:nsid w:val="09F10A27"/>
     <w:multiLevelType w:val="hybridMultilevel"/>
     <w:tmpl w:val="587049A6"/>
@@ -10179,7 +13398,7 @@
       </w:rPr>
     </w:lvl>
   </w:abstractNum>
-  <w:abstractNum w:abstractNumId="2" w15:restartNumberingAfterBreak="0">
+  <w:abstractNum w:abstractNumId="4" w15:restartNumberingAfterBreak="0">
     <w:nsid w:val="0CFD79BA"/>
     <w:multiLevelType w:val="hybridMultilevel"/>
     <w:tmpl w:val="52F8563E"/>
@@ -10295,7 +13514,7 @@
       </w:rPr>
     </w:lvl>
   </w:abstractNum>
-  <w:abstractNum w:abstractNumId="3" w15:restartNumberingAfterBreak="0">
+  <w:abstractNum w:abstractNumId="5" w15:restartNumberingAfterBreak="0">
     <w:nsid w:val="0D15758A"/>
     <w:multiLevelType w:val="multilevel"/>
     <w:tmpl w:val="E97E493A"/>
@@ -10408,7 +13627,7 @@
       </w:rPr>
     </w:lvl>
   </w:abstractNum>
-  <w:abstractNum w:abstractNumId="4" w15:restartNumberingAfterBreak="0">
+  <w:abstractNum w:abstractNumId="6" w15:restartNumberingAfterBreak="0">
     <w:nsid w:val="0F166A78"/>
     <w:multiLevelType w:val="hybridMultilevel"/>
     <w:tmpl w:val="08FC162C"/>
@@ -10521,7 +13740,7 @@
       </w:rPr>
     </w:lvl>
   </w:abstractNum>
-  <w:abstractNum w:abstractNumId="5" w15:restartNumberingAfterBreak="0">
+  <w:abstractNum w:abstractNumId="7" w15:restartNumberingAfterBreak="0">
     <w:nsid w:val="14570D93"/>
     <w:multiLevelType w:val="hybridMultilevel"/>
     <w:tmpl w:val="FE268478"/>
@@ -10634,7 +13853,7 @@
       </w:rPr>
     </w:lvl>
   </w:abstractNum>
-  <w:abstractNum w:abstractNumId="6" w15:restartNumberingAfterBreak="0">
+  <w:abstractNum w:abstractNumId="8" w15:restartNumberingAfterBreak="0">
     <w:nsid w:val="14A1A553"/>
     <w:multiLevelType w:val="multilevel"/>
     <w:tmpl w:val="A0462738"/>
@@ -10747,7 +13966,7 @@
       </w:rPr>
     </w:lvl>
   </w:abstractNum>
-  <w:abstractNum w:abstractNumId="7" w15:restartNumberingAfterBreak="0">
+  <w:abstractNum w:abstractNumId="9" w15:restartNumberingAfterBreak="0">
     <w:nsid w:val="1DD36961"/>
     <w:multiLevelType w:val="hybridMultilevel"/>
     <w:tmpl w:val="FDD8EFBC"/>
@@ -10863,7 +14082,7 @@
       </w:pPr>
     </w:lvl>
   </w:abstractNum>
-  <w:abstractNum w:abstractNumId="8" w15:restartNumberingAfterBreak="0">
+  <w:abstractNum w:abstractNumId="10" w15:restartNumberingAfterBreak="0">
     <w:nsid w:val="272E6982"/>
     <w:multiLevelType w:val="multilevel"/>
     <w:tmpl w:val="5B52CDCE"/>
@@ -10976,7 +14195,7 @@
       </w:rPr>
     </w:lvl>
   </w:abstractNum>
-  <w:abstractNum w:abstractNumId="9" w15:restartNumberingAfterBreak="0">
+  <w:abstractNum w:abstractNumId="11" w15:restartNumberingAfterBreak="0">
     <w:nsid w:val="31054891"/>
     <w:multiLevelType w:val="hybridMultilevel"/>
     <w:tmpl w:val="60B0A830"/>
@@ -11089,7 +14308,7 @@
       </w:pPr>
     </w:lvl>
   </w:abstractNum>
-  <w:abstractNum w:abstractNumId="10" w15:restartNumberingAfterBreak="0">
+  <w:abstractNum w:abstractNumId="12" w15:restartNumberingAfterBreak="0">
     <w:nsid w:val="3219BD2D"/>
     <w:multiLevelType w:val="multilevel"/>
     <w:tmpl w:val="2CA63540"/>
@@ -11202,7 +14421,7 @@
       </w:rPr>
     </w:lvl>
   </w:abstractNum>
-  <w:abstractNum w:abstractNumId="11" w15:restartNumberingAfterBreak="0">
+  <w:abstractNum w:abstractNumId="13" w15:restartNumberingAfterBreak="0">
     <w:nsid w:val="38A0003A"/>
     <w:multiLevelType w:val="hybridMultilevel"/>
     <w:tmpl w:val="B0B49334"/>
@@ -11296,7 +14515,7 @@
       </w:pPr>
     </w:lvl>
   </w:abstractNum>
-  <w:abstractNum w:abstractNumId="12" w15:restartNumberingAfterBreak="0">
+  <w:abstractNum w:abstractNumId="14" w15:restartNumberingAfterBreak="0">
     <w:nsid w:val="393B57E4"/>
     <w:multiLevelType w:val="hybridMultilevel"/>
     <w:tmpl w:val="F912DB60"/>
@@ -11409,7 +14628,7 @@
       </w:rPr>
     </w:lvl>
   </w:abstractNum>
-  <w:abstractNum w:abstractNumId="13" w15:restartNumberingAfterBreak="0">
+  <w:abstractNum w:abstractNumId="15" w15:restartNumberingAfterBreak="0">
     <w:nsid w:val="3C874C17"/>
     <w:multiLevelType w:val="hybridMultilevel"/>
     <w:tmpl w:val="914C8346"/>
@@ -11498,7 +14717,7 @@
       </w:pPr>
     </w:lvl>
   </w:abstractNum>
-  <w:abstractNum w:abstractNumId="14" w15:restartNumberingAfterBreak="0">
+  <w:abstractNum w:abstractNumId="16" w15:restartNumberingAfterBreak="0">
     <w:nsid w:val="3FADCB78"/>
     <w:multiLevelType w:val="multilevel"/>
     <w:tmpl w:val="E10402E8"/>
@@ -11611,7 +14830,7 @@
       </w:rPr>
     </w:lvl>
   </w:abstractNum>
-  <w:abstractNum w:abstractNumId="15" w15:restartNumberingAfterBreak="0">
+  <w:abstractNum w:abstractNumId="17" w15:restartNumberingAfterBreak="0">
     <w:nsid w:val="4478B93D"/>
     <w:multiLevelType w:val="multilevel"/>
     <w:tmpl w:val="2A6CEC64"/>
@@ -11724,7 +14943,7 @@
       </w:rPr>
     </w:lvl>
   </w:abstractNum>
-  <w:abstractNum w:abstractNumId="16" w15:restartNumberingAfterBreak="0">
+  <w:abstractNum w:abstractNumId="18" w15:restartNumberingAfterBreak="0">
     <w:nsid w:val="481D4B96"/>
     <w:multiLevelType w:val="hybridMultilevel"/>
     <w:tmpl w:val="CED09A64"/>
@@ -11837,7 +15056,7 @@
       </w:pPr>
     </w:lvl>
   </w:abstractNum>
-  <w:abstractNum w:abstractNumId="17" w15:restartNumberingAfterBreak="0">
+  <w:abstractNum w:abstractNumId="19" w15:restartNumberingAfterBreak="0">
     <w:nsid w:val="4F604952"/>
     <w:multiLevelType w:val="multilevel"/>
     <w:tmpl w:val="8AFA3F92"/>
@@ -11950,7 +15169,7 @@
       </w:rPr>
     </w:lvl>
   </w:abstractNum>
-  <w:abstractNum w:abstractNumId="18" w15:restartNumberingAfterBreak="0">
+  <w:abstractNum w:abstractNumId="20" w15:restartNumberingAfterBreak="0">
     <w:nsid w:val="50486095"/>
     <w:multiLevelType w:val="multilevel"/>
     <w:tmpl w:val="F454007C"/>
@@ -12063,7 +15282,7 @@
       </w:rPr>
     </w:lvl>
   </w:abstractNum>
-  <w:abstractNum w:abstractNumId="19" w15:restartNumberingAfterBreak="0">
+  <w:abstractNum w:abstractNumId="21" w15:restartNumberingAfterBreak="0">
     <w:nsid w:val="51C66DE9"/>
     <w:multiLevelType w:val="multilevel"/>
     <w:tmpl w:val="B8BA49F0"/>
@@ -12176,7 +15395,7 @@
       </w:rPr>
     </w:lvl>
   </w:abstractNum>
-  <w:abstractNum w:abstractNumId="20" w15:restartNumberingAfterBreak="0">
+  <w:abstractNum w:abstractNumId="22" w15:restartNumberingAfterBreak="0">
     <w:nsid w:val="52B30FD1"/>
     <w:multiLevelType w:val="multilevel"/>
     <w:tmpl w:val="640EFAF4"/>
@@ -12289,7 +15508,7 @@
       </w:rPr>
     </w:lvl>
   </w:abstractNum>
-  <w:abstractNum w:abstractNumId="21" w15:restartNumberingAfterBreak="0">
+  <w:abstractNum w:abstractNumId="23" w15:restartNumberingAfterBreak="0">
     <w:nsid w:val="63FB4D3A"/>
     <w:multiLevelType w:val="hybridMultilevel"/>
     <w:tmpl w:val="0F9427FE"/>
@@ -12402,7 +15621,7 @@
       </w:rPr>
     </w:lvl>
   </w:abstractNum>
-  <w:abstractNum w:abstractNumId="22" w15:restartNumberingAfterBreak="0">
+  <w:abstractNum w:abstractNumId="24" w15:restartNumberingAfterBreak="0">
     <w:nsid w:val="67754D9C"/>
     <w:multiLevelType w:val="hybridMultilevel"/>
     <w:tmpl w:val="57FE19BC"/>
@@ -12542,7 +15761,7 @@
       </w:rPr>
     </w:lvl>
   </w:abstractNum>
-  <w:abstractNum w:abstractNumId="23" w15:restartNumberingAfterBreak="0">
+  <w:abstractNum w:abstractNumId="25" w15:restartNumberingAfterBreak="0">
     <w:nsid w:val="691738F0"/>
     <w:multiLevelType w:val="multilevel"/>
     <w:tmpl w:val="B4A0103E"/>
@@ -12655,7 +15874,7 @@
       </w:rPr>
     </w:lvl>
   </w:abstractNum>
-  <w:abstractNum w:abstractNumId="24" w15:restartNumberingAfterBreak="0">
+  <w:abstractNum w:abstractNumId="26" w15:restartNumberingAfterBreak="0">
     <w:nsid w:val="6CBA602B"/>
     <w:multiLevelType w:val="hybridMultilevel"/>
     <w:tmpl w:val="4648CC54"/>
@@ -12768,7 +15987,7 @@
       </w:rPr>
     </w:lvl>
   </w:abstractNum>
-  <w:abstractNum w:abstractNumId="25" w15:restartNumberingAfterBreak="0">
+  <w:abstractNum w:abstractNumId="27" w15:restartNumberingAfterBreak="0">
     <w:nsid w:val="6F4A3FB2"/>
     <w:multiLevelType w:val="multilevel"/>
     <w:tmpl w:val="66B4A72E"/>
@@ -12881,7 +16100,7 @@
       </w:rPr>
     </w:lvl>
   </w:abstractNum>
-  <w:abstractNum w:abstractNumId="26" w15:restartNumberingAfterBreak="0">
+  <w:abstractNum w:abstractNumId="28" w15:restartNumberingAfterBreak="0">
     <w:nsid w:val="739A1C63"/>
     <w:multiLevelType w:val="multilevel"/>
     <w:tmpl w:val="D244FEF4"/>
@@ -12994,7 +16213,7 @@
       </w:rPr>
     </w:lvl>
   </w:abstractNum>
-  <w:abstractNum w:abstractNumId="27" w15:restartNumberingAfterBreak="0">
+  <w:abstractNum w:abstractNumId="29" w15:restartNumberingAfterBreak="0">
     <w:nsid w:val="75028D83"/>
     <w:multiLevelType w:val="multilevel"/>
     <w:tmpl w:val="27904D94"/>
@@ -13107,7 +16326,7 @@
       </w:rPr>
     </w:lvl>
   </w:abstractNum>
-  <w:abstractNum w:abstractNumId="28" w15:restartNumberingAfterBreak="0">
+  <w:abstractNum w:abstractNumId="30" w15:restartNumberingAfterBreak="0">
     <w:nsid w:val="7B400CC9"/>
     <w:multiLevelType w:val="multilevel"/>
     <w:tmpl w:val="158E319E"/>
@@ -13221,97 +16440,103 @@
     </w:lvl>
   </w:abstractNum>
   <w:num w:numId="1" w16cid:durableId="1492868999">
+    <w:abstractNumId w:val="25"/>
+  </w:num>
+  <w:num w:numId="2" w16cid:durableId="1091854877">
+    <w:abstractNumId w:val="8"/>
+  </w:num>
+  <w:num w:numId="3" w16cid:durableId="1109620181">
+    <w:abstractNumId w:val="5"/>
+  </w:num>
+  <w:num w:numId="4" w16cid:durableId="97256077">
+    <w:abstractNumId w:val="14"/>
+  </w:num>
+  <w:num w:numId="5" w16cid:durableId="899288652">
+    <w:abstractNumId w:val="10"/>
+  </w:num>
+  <w:num w:numId="6" w16cid:durableId="490173261">
+    <w:abstractNumId w:val="30"/>
+  </w:num>
+  <w:num w:numId="7" w16cid:durableId="1631863055">
+    <w:abstractNumId w:val="20"/>
+  </w:num>
+  <w:num w:numId="8" w16cid:durableId="392656827">
+    <w:abstractNumId w:val="16"/>
+  </w:num>
+  <w:num w:numId="9" w16cid:durableId="502596224">
+    <w:abstractNumId w:val="28"/>
+  </w:num>
+  <w:num w:numId="10" w16cid:durableId="1862351589">
+    <w:abstractNumId w:val="27"/>
+  </w:num>
+  <w:num w:numId="11" w16cid:durableId="11878667">
+    <w:abstractNumId w:val="29"/>
+  </w:num>
+  <w:num w:numId="12" w16cid:durableId="1505389780">
+    <w:abstractNumId w:val="19"/>
+  </w:num>
+  <w:num w:numId="13" w16cid:durableId="352458040">
+    <w:abstractNumId w:val="17"/>
+  </w:num>
+  <w:num w:numId="14" w16cid:durableId="103505629">
+    <w:abstractNumId w:val="22"/>
+  </w:num>
+  <w:num w:numId="15" w16cid:durableId="65346153">
+    <w:abstractNumId w:val="12"/>
+  </w:num>
+  <w:num w:numId="16" w16cid:durableId="985402121">
+    <w:abstractNumId w:val="7"/>
+  </w:num>
+  <w:num w:numId="17" w16cid:durableId="785004022">
+    <w:abstractNumId w:val="18"/>
+  </w:num>
+  <w:num w:numId="18" w16cid:durableId="848907507">
+    <w:abstractNumId w:val="11"/>
+  </w:num>
+  <w:num w:numId="19" w16cid:durableId="1443308238">
+    <w:abstractNumId w:val="9"/>
+  </w:num>
+  <w:num w:numId="20" w16cid:durableId="403722179">
+    <w:abstractNumId w:val="15"/>
+  </w:num>
+  <w:num w:numId="21" w16cid:durableId="1873111083">
+    <w:abstractNumId w:val="6"/>
+  </w:num>
+  <w:num w:numId="22" w16cid:durableId="1742747362">
+    <w:abstractNumId w:val="3"/>
+  </w:num>
+  <w:num w:numId="23" w16cid:durableId="371806547">
+    <w:abstractNumId w:val="2"/>
+  </w:num>
+  <w:num w:numId="24" w16cid:durableId="1240944087">
+    <w:abstractNumId w:val="21"/>
+  </w:num>
+  <w:num w:numId="25" w16cid:durableId="1604072944">
+    <w:abstractNumId w:val="24"/>
+  </w:num>
+  <w:num w:numId="26" w16cid:durableId="41490249">
     <w:abstractNumId w:val="23"/>
   </w:num>
-  <w:num w:numId="2" w16cid:durableId="1091854877">
-    <w:abstractNumId w:val="6"/>
+  <w:num w:numId="27" w16cid:durableId="868756797">
+    <w:abstractNumId w:val="13"/>
   </w:num>
-  <w:num w:numId="3" w16cid:durableId="1109620181">
-    <w:abstractNumId w:val="3"/>
+  <w:num w:numId="28" w16cid:durableId="161816726">
+    <w:abstractNumId w:val="4"/>
   </w:num>
-  <w:num w:numId="4" w16cid:durableId="97256077">
-    <w:abstractNumId w:val="12"/>
-  </w:num>
-  <w:num w:numId="5" w16cid:durableId="899288652">
-    <w:abstractNumId w:val="8"/>
-  </w:num>
-  <w:num w:numId="6" w16cid:durableId="490173261">
-    <w:abstractNumId w:val="28"/>
-  </w:num>
-  <w:num w:numId="7" w16cid:durableId="1631863055">
-    <w:abstractNumId w:val="18"/>
-  </w:num>
-  <w:num w:numId="8" w16cid:durableId="392656827">
-    <w:abstractNumId w:val="14"/>
-  </w:num>
-  <w:num w:numId="9" w16cid:durableId="502596224">
+  <w:num w:numId="29" w16cid:durableId="1199047098">
     <w:abstractNumId w:val="26"/>
   </w:num>
-  <w:num w:numId="10" w16cid:durableId="1862351589">
-    <w:abstractNumId w:val="25"/>
-  </w:num>
-  <w:num w:numId="11" w16cid:durableId="11878667">
-    <w:abstractNumId w:val="27"/>
-  </w:num>
-  <w:num w:numId="12" w16cid:durableId="1505389780">
-    <w:abstractNumId w:val="17"/>
-  </w:num>
-  <w:num w:numId="13" w16cid:durableId="352458040">
-    <w:abstractNumId w:val="15"/>
-  </w:num>
-  <w:num w:numId="14" w16cid:durableId="103505629">
-    <w:abstractNumId w:val="20"/>
-  </w:num>
-  <w:num w:numId="15" w16cid:durableId="65346153">
-    <w:abstractNumId w:val="10"/>
-  </w:num>
-  <w:num w:numId="16" w16cid:durableId="985402121">
-    <w:abstractNumId w:val="5"/>
-  </w:num>
-  <w:num w:numId="17" w16cid:durableId="785004022">
-    <w:abstractNumId w:val="16"/>
-  </w:num>
-  <w:num w:numId="18" w16cid:durableId="848907507">
-    <w:abstractNumId w:val="9"/>
-  </w:num>
-  <w:num w:numId="19" w16cid:durableId="1443308238">
-    <w:abstractNumId w:val="7"/>
-  </w:num>
-  <w:num w:numId="20" w16cid:durableId="403722179">
-    <w:abstractNumId w:val="13"/>
-  </w:num>
-  <w:num w:numId="21" w16cid:durableId="1873111083">
-    <w:abstractNumId w:val="4"/>
-  </w:num>
-  <w:num w:numId="22" w16cid:durableId="1742747362">
+  <w:num w:numId="30" w16cid:durableId="595212244">
     <w:abstractNumId w:val="1"/>
   </w:num>
-  <w:num w:numId="23" w16cid:durableId="371806547">
+  <w:num w:numId="31" w16cid:durableId="495076167">
     <w:abstractNumId w:val="0"/>
-  </w:num>
-  <w:num w:numId="24" w16cid:durableId="1240944087">
-    <w:abstractNumId w:val="19"/>
-  </w:num>
-  <w:num w:numId="25" w16cid:durableId="1604072944">
-    <w:abstractNumId w:val="22"/>
-  </w:num>
-  <w:num w:numId="26" w16cid:durableId="41490249">
-    <w:abstractNumId w:val="21"/>
-  </w:num>
-  <w:num w:numId="27" w16cid:durableId="868756797">
-    <w:abstractNumId w:val="11"/>
-  </w:num>
-  <w:num w:numId="28" w16cid:durableId="161816726">
-    <w:abstractNumId w:val="2"/>
-  </w:num>
-  <w:num w:numId="29" w16cid:durableId="1199047098">
-    <w:abstractNumId w:val="24"/>
   </w:num>
 </w:numbering>
 </file>
 
 <file path=word/styles.xml><?xml version="1.0" encoding="utf-8"?>
-<w:styles xmlns:mc="http://schemas.openxmlformats.org/markup-compatibility/2006" xmlns:r="http://schemas.openxmlformats.org/officeDocument/2006/relationships" xmlns:w="http://schemas.openxmlformats.org/wordprocessingml/2006/main" xmlns:w14="http://schemas.microsoft.com/office/word/2010/wordml" xmlns:w15="http://schemas.microsoft.com/office/word/2012/wordml" xmlns:w16cex="http://schemas.microsoft.com/office/word/2018/wordml/cex" xmlns:w16cid="http://schemas.microsoft.com/office/word/2016/wordml/cid" xmlns:w16="http://schemas.microsoft.com/office/word/2018/wordml" xmlns:w16sdtdh="http://schemas.microsoft.com/office/word/2020/wordml/sdtdatahash" xmlns:w16se="http://schemas.microsoft.com/office/word/2015/wordml/symex" mc:Ignorable="w14 w15 w16se w16cid w16 w16cex w16sdtdh">
+<w:styles xmlns:mc="http://schemas.openxmlformats.org/markup-compatibility/2006" xmlns:r="http://schemas.openxmlformats.org/officeDocument/2006/relationships" xmlns:w="http://schemas.openxmlformats.org/wordprocessingml/2006/main" xmlns:w14="http://schemas.microsoft.com/office/word/2010/wordml" xmlns:w15="http://schemas.microsoft.com/office/word/2012/wordml" xmlns:w16cex="http://schemas.microsoft.com/office/word/2018/wordml/cex" xmlns:w16cid="http://schemas.microsoft.com/office/word/2016/wordml/cid" xmlns:w16="http://schemas.microsoft.com/office/word/2018/wordml" xmlns:w16du="http://schemas.microsoft.com/office/word/2023/wordml/word16du" xmlns:w16sdtdh="http://schemas.microsoft.com/office/word/2020/wordml/sdtdatahash" xmlns:w16sdtfl="http://schemas.microsoft.com/office/word/2024/wordml/sdtformatlock" xmlns:w16se="http://schemas.microsoft.com/office/word/2015/wordml/symex" mc:Ignorable="w14 w15 w16se w16cid w16 w16cex w16sdtdh w16sdtfl w16du">
   <w:docDefaults>
     <w:rPrDefault>
       <w:rPr>
@@ -13433,6 +16658,7 @@
     <w:lsdException w:name="HTML Sample" w:semiHidden="1" w:unhideWhenUsed="1"/>
     <w:lsdException w:name="HTML Typewriter" w:semiHidden="1" w:unhideWhenUsed="1"/>
     <w:lsdException w:name="HTML Variable" w:semiHidden="1" w:unhideWhenUsed="1"/>
+    <w:lsdException w:name="Normal Table" w:semiHidden="1" w:unhideWhenUsed="1"/>
     <w:lsdException w:name="annotation subject" w:semiHidden="1" w:unhideWhenUsed="1"/>
     <w:lsdException w:name="No List" w:semiHidden="1" w:unhideWhenUsed="1"/>
     <w:lsdException w:name="Outline List 1" w:semiHidden="1" w:unhideWhenUsed="1"/>
@@ -13475,8 +16701,11 @@
     <w:lsdException w:name="Table Contemporary" w:semiHidden="1" w:unhideWhenUsed="1"/>
     <w:lsdException w:name="Table Elegant" w:semiHidden="1" w:unhideWhenUsed="1"/>
     <w:lsdException w:name="Table Professional" w:semiHidden="1" w:unhideWhenUsed="1"/>
+    <w:lsdException w:name="Table Subtle 1" w:semiHidden="1" w:unhideWhenUsed="1"/>
     <w:lsdException w:name="Table Subtle 2" w:semiHidden="1" w:unhideWhenUsed="1"/>
     <w:lsdException w:name="Table Web 1" w:semiHidden="1" w:unhideWhenUsed="1"/>
+    <w:lsdException w:name="Table Web 2" w:semiHidden="1" w:unhideWhenUsed="1"/>
+    <w:lsdException w:name="Table Web 3" w:semiHidden="1" w:unhideWhenUsed="1"/>
     <w:lsdException w:name="Balloon Text" w:semiHidden="1" w:unhideWhenUsed="1"/>
     <w:lsdException w:name="Table Grid" w:uiPriority="39"/>
     <w:lsdException w:name="Table Theme" w:semiHidden="1" w:unhideWhenUsed="1"/>
@@ -13712,6 +16941,55 @@
       <w:sz w:val="20"/>
       <w:szCs w:val="20"/>
       <w:lang w:val="es-ES" w:eastAsia="es-ES"/>
+    </w:rPr>
+  </w:style>
+  <w:style w:type="paragraph" w:styleId="Ttulo1">
+    <w:name w:val="heading 1"/>
+    <w:basedOn w:val="Normal"/>
+    <w:next w:val="Normal"/>
+    <w:link w:val="Ttulo1Car"/>
+    <w:uiPriority w:val="9"/>
+    <w:qFormat/>
+    <w:rsid w:val="004B66A9"/>
+    <w:pPr>
+      <w:keepNext/>
+      <w:keepLines/>
+      <w:spacing w:before="480"/>
+      <w:outlineLvl w:val="0"/>
+    </w:pPr>
+    <w:rPr>
+      <w:rFonts w:asciiTheme="majorHAnsi" w:eastAsiaTheme="majorEastAsia" w:hAnsiTheme="majorHAnsi" w:cstheme="majorBidi"/>
+      <w:b/>
+      <w:bCs/>
+      <w:color w:val="000000"/>
+      <w:sz w:val="28"/>
+      <w:szCs w:val="28"/>
+      <w:lang w:val="es-CL" w:eastAsia="en-US"/>
+    </w:rPr>
+  </w:style>
+  <w:style w:type="paragraph" w:styleId="Ttulo2">
+    <w:name w:val="heading 2"/>
+    <w:basedOn w:val="Normal"/>
+    <w:next w:val="Normal"/>
+    <w:link w:val="Ttulo2Car"/>
+    <w:uiPriority w:val="9"/>
+    <w:unhideWhenUsed/>
+    <w:qFormat/>
+    <w:rsid w:val="004B66A9"/>
+    <w:pPr>
+      <w:keepNext/>
+      <w:keepLines/>
+      <w:spacing w:before="200"/>
+      <w:outlineLvl w:val="1"/>
+    </w:pPr>
+    <w:rPr>
+      <w:rFonts w:asciiTheme="majorHAnsi" w:eastAsiaTheme="majorEastAsia" w:hAnsiTheme="majorHAnsi" w:cstheme="majorBidi"/>
+      <w:b/>
+      <w:bCs/>
+      <w:color w:val="000000"/>
+      <w:sz w:val="26"/>
+      <w:szCs w:val="26"/>
+      <w:lang w:val="es-CL" w:eastAsia="en-US"/>
     </w:rPr>
   </w:style>
   <w:style w:type="character" w:default="1" w:styleId="Fuentedeprrafopredeter">
@@ -14191,7 +17469,7 @@
       <w:lang w:val="es-CL" w:eastAsia="es-CL"/>
     </w:rPr>
   </w:style>
-  <w:style w:type="character" w:styleId="Textoennegrita">
+  <w:style w:type="character" w:styleId="Fuerte">
     <w:name w:val="Strong"/>
     <w:basedOn w:val="Fuentedeprrafopredeter"/>
     <w:uiPriority w:val="22"/>
@@ -14200,6 +17478,127 @@
     <w:rPr>
       <w:b/>
       <w:bCs/>
+    </w:rPr>
+  </w:style>
+  <w:style w:type="character" w:customStyle="1" w:styleId="Ttulo1Car">
+    <w:name w:val="Título 1 Car"/>
+    <w:basedOn w:val="Fuentedeprrafopredeter"/>
+    <w:link w:val="Ttulo1"/>
+    <w:uiPriority w:val="9"/>
+    <w:rsid w:val="004B66A9"/>
+    <w:rPr>
+      <w:rFonts w:asciiTheme="majorHAnsi" w:eastAsiaTheme="majorEastAsia" w:hAnsiTheme="majorHAnsi" w:cstheme="majorBidi"/>
+      <w:b/>
+      <w:bCs/>
+      <w:color w:val="000000"/>
+      <w:sz w:val="28"/>
+      <w:szCs w:val="28"/>
+    </w:rPr>
+  </w:style>
+  <w:style w:type="character" w:customStyle="1" w:styleId="Ttulo2Car">
+    <w:name w:val="Título 2 Car"/>
+    <w:basedOn w:val="Fuentedeprrafopredeter"/>
+    <w:link w:val="Ttulo2"/>
+    <w:uiPriority w:val="9"/>
+    <w:rsid w:val="004B66A9"/>
+    <w:rPr>
+      <w:rFonts w:asciiTheme="majorHAnsi" w:eastAsiaTheme="majorEastAsia" w:hAnsiTheme="majorHAnsi" w:cstheme="majorBidi"/>
+      <w:b/>
+      <w:bCs/>
+      <w:color w:val="000000"/>
+      <w:sz w:val="26"/>
+      <w:szCs w:val="26"/>
+    </w:rPr>
+  </w:style>
+  <w:style w:type="paragraph" w:styleId="Subttulo">
+    <w:name w:val="Subtitle"/>
+    <w:basedOn w:val="Normal"/>
+    <w:next w:val="Normal"/>
+    <w:link w:val="SubttuloCar"/>
+    <w:uiPriority w:val="11"/>
+    <w:qFormat/>
+    <w:rsid w:val="004B66A9"/>
+    <w:pPr>
+      <w:numPr>
+        <w:ilvl w:val="1"/>
+      </w:numPr>
+      <w:spacing w:after="140"/>
+    </w:pPr>
+    <w:rPr>
+      <w:rFonts w:asciiTheme="majorHAnsi" w:eastAsiaTheme="majorEastAsia" w:hAnsiTheme="majorHAnsi" w:cstheme="majorBidi"/>
+      <w:i/>
+      <w:iCs/>
+      <w:color w:val="000000"/>
+      <w:spacing w:val="15"/>
+      <w:sz w:val="24"/>
+      <w:szCs w:val="24"/>
+      <w:lang w:val="es-CL" w:eastAsia="en-US"/>
+    </w:rPr>
+  </w:style>
+  <w:style w:type="character" w:customStyle="1" w:styleId="SubttuloCar">
+    <w:name w:val="Subtítulo Car"/>
+    <w:basedOn w:val="Fuentedeprrafopredeter"/>
+    <w:link w:val="Subttulo"/>
+    <w:uiPriority w:val="11"/>
+    <w:rsid w:val="004B66A9"/>
+    <w:rPr>
+      <w:rFonts w:asciiTheme="majorHAnsi" w:eastAsiaTheme="majorEastAsia" w:hAnsiTheme="majorHAnsi" w:cstheme="majorBidi"/>
+      <w:i/>
+      <w:iCs/>
+      <w:color w:val="000000"/>
+      <w:spacing w:val="15"/>
+      <w:sz w:val="24"/>
+      <w:szCs w:val="24"/>
+    </w:rPr>
+  </w:style>
+  <w:style w:type="paragraph" w:styleId="Listaconvietas">
+    <w:name w:val="List Bullet"/>
+    <w:basedOn w:val="Normal"/>
+    <w:uiPriority w:val="99"/>
+    <w:unhideWhenUsed/>
+    <w:rsid w:val="004B66A9"/>
+    <w:pPr>
+      <w:numPr>
+        <w:numId w:val="30"/>
+      </w:numPr>
+      <w:tabs>
+        <w:tab w:val="clear" w:pos="360"/>
+      </w:tabs>
+      <w:spacing w:after="140"/>
+      <w:ind w:left="0" w:firstLine="0"/>
+      <w:contextualSpacing/>
+    </w:pPr>
+    <w:rPr>
+      <w:rFonts w:ascii="Calibri" w:eastAsiaTheme="minorEastAsia" w:hAnsi="Calibri" w:cstheme="minorBidi"/>
+      <w:color w:val="000000"/>
+      <w:sz w:val="22"/>
+      <w:szCs w:val="22"/>
+      <w:lang w:val="es-CL" w:eastAsia="en-US"/>
+    </w:rPr>
+  </w:style>
+  <w:style w:type="paragraph" w:styleId="Listaconnmeros">
+    <w:name w:val="List Number"/>
+    <w:basedOn w:val="Normal"/>
+    <w:uiPriority w:val="99"/>
+    <w:unhideWhenUsed/>
+    <w:rsid w:val="004B66A9"/>
+    <w:pPr>
+      <w:numPr>
+        <w:numId w:val="31"/>
+      </w:numPr>
+      <w:tabs>
+        <w:tab w:val="clear" w:pos="360"/>
+      </w:tabs>
+      <w:spacing w:after="140"/>
+      <w:ind w:left="0" w:firstLine="0"/>
+      <w:contextualSpacing/>
+    </w:pPr>
+    <w:rPr>
+      <w:rFonts w:ascii="Calibri" w:eastAsiaTheme="minorEastAsia" w:hAnsi="Calibri" w:cstheme="minorBidi"/>
+      <w:color w:val="000000"/>
+      <w:sz w:val="22"/>
+      <w:szCs w:val="22"/>
+      <w:lang w:val="es-CL" w:eastAsia="en-US"/>
     </w:rPr>
   </w:style>
 </w:styles>
@@ -14478,16 +17877,15 @@
 </file>
 
 <file path=customXml/item2.xml><?xml version="1.0" encoding="utf-8"?>
-<b:Sources xmlns:b="http://schemas.openxmlformats.org/officeDocument/2006/bibliography" xmlns="http://schemas.openxmlformats.org/officeDocument/2006/bibliography" SelectedStyle="\APASixthEditionOfficeOnline.xsl" StyleName="APA" Version="6"/>
+<?mso-contentType ?>
+<FormTemplates xmlns="http://schemas.microsoft.com/sharepoint/v3/contenttype/forms">
+  <Display>DocumentLibraryForm</Display>
+  <Edit>DocumentLibraryForm</Edit>
+  <New>DocumentLibraryForm</New>
+</FormTemplates>
 </file>
 
 <file path=customXml/item3.xml><?xml version="1.0" encoding="utf-8"?>
-<p:properties xmlns:p="http://schemas.microsoft.com/office/2006/metadata/properties" xmlns:xsi="http://www.w3.org/2001/XMLSchema-instance" xmlns:pc="http://schemas.microsoft.com/office/infopath/2007/PartnerControls">
-  <documentManagement/>
-</p:properties>
-</file>
-
-<file path=customXml/item4.xml><?xml version="1.0" encoding="utf-8"?>
 <ct:contentTypeSchema xmlns:ct="http://schemas.microsoft.com/office/2006/metadata/contentType" xmlns:ma="http://schemas.microsoft.com/office/2006/metadata/properties/metaAttributes" ct:_="" ma:_="" ma:contentTypeName="Documento" ma:contentTypeID="0x010100E96778489EE7714D8BD12CC105EB918B" ma:contentTypeVersion="2" ma:contentTypeDescription="Crear nuevo documento." ma:contentTypeScope="" ma:versionID="416c5c7ae9b5d54d83875cd3c65194e3">
   <xsd:schema xmlns:xsd="http://www.w3.org/2001/XMLSchema" xmlns:xs="http://www.w3.org/2001/XMLSchema" xmlns:p="http://schemas.microsoft.com/office/2006/metadata/properties" xmlns:ns2="126e8a1c-9ea9-435a-ac89-d06c80d62e30" targetNamespace="http://schemas.microsoft.com/office/2006/metadata/properties" ma:root="true" ma:fieldsID="70a237c842677bd850644f8595079f5e" ns2:_="">
     <xsd:import namespace="126e8a1c-9ea9-435a-ac89-d06c80d62e30"/>
@@ -14619,13 +18017,14 @@
 </ct:contentTypeSchema>
 </file>
 
+<file path=customXml/item4.xml><?xml version="1.0" encoding="utf-8"?>
+<p:properties xmlns:p="http://schemas.microsoft.com/office/2006/metadata/properties" xmlns:xsi="http://www.w3.org/2001/XMLSchema-instance" xmlns:pc="http://schemas.microsoft.com/office/infopath/2007/PartnerControls">
+  <documentManagement/>
+</p:properties>
+</file>
+
 <file path=customXml/item5.xml><?xml version="1.0" encoding="utf-8"?>
-<?mso-contentType ?>
-<FormTemplates xmlns="http://schemas.microsoft.com/sharepoint/v3/contenttype/forms">
-  <Display>DocumentLibraryForm</Display>
-  <Edit>DocumentLibraryForm</Edit>
-  <New>DocumentLibraryForm</New>
-</FormTemplates>
+<b:Sources xmlns:b="http://schemas.openxmlformats.org/officeDocument/2006/bibliography" xmlns="http://schemas.openxmlformats.org/officeDocument/2006/bibliography" SelectedStyle="\APASixthEditionOfficeOnline.xsl" StyleName="APA" Version="6"/>
 </file>
 
 <file path=customXml/itemProps1.xml><?xml version="1.0" encoding="utf-8"?>
@@ -14637,23 +18036,14 @@
 </file>
 
 <file path=customXml/itemProps2.xml><?xml version="1.0" encoding="utf-8"?>
-<ds:datastoreItem xmlns:ds="http://schemas.openxmlformats.org/officeDocument/2006/customXml" ds:itemID="{028C5B15-B524-4B7C-9DF0-F573AFD0F54E}">
+<ds:datastoreItem xmlns:ds="http://schemas.openxmlformats.org/officeDocument/2006/customXml" ds:itemID="{4EF1E242-F579-4982-B8CC-2FBF33737424}">
   <ds:schemaRefs>
-    <ds:schemaRef ds:uri="http://schemas.openxmlformats.org/officeDocument/2006/bibliography"/>
+    <ds:schemaRef ds:uri="http://schemas.microsoft.com/sharepoint/v3/contenttype/forms"/>
   </ds:schemaRefs>
 </ds:datastoreItem>
 </file>
 
 <file path=customXml/itemProps3.xml><?xml version="1.0" encoding="utf-8"?>
-<ds:datastoreItem xmlns:ds="http://schemas.openxmlformats.org/officeDocument/2006/customXml" ds:itemID="{5B7B5873-BEF7-4EF9-B783-7B50266FE496}">
-  <ds:schemaRefs>
-    <ds:schemaRef ds:uri="http://schemas.microsoft.com/office/2006/metadata/properties"/>
-    <ds:schemaRef ds:uri="http://schemas.microsoft.com/office/infopath/2007/PartnerControls"/>
-  </ds:schemaRefs>
-</ds:datastoreItem>
-</file>
-
-<file path=customXml/itemProps4.xml><?xml version="1.0" encoding="utf-8"?>
 <ds:datastoreItem xmlns:ds="http://schemas.openxmlformats.org/officeDocument/2006/customXml" ds:itemID="{14D1F39E-8B56-417C-B337-6A9061C37D5D}">
   <ds:schemaRefs>
     <ds:schemaRef ds:uri="http://schemas.microsoft.com/office/2006/metadata/contentType"/>
@@ -14671,10 +18061,19 @@
 </ds:datastoreItem>
 </file>
 
+<file path=customXml/itemProps4.xml><?xml version="1.0" encoding="utf-8"?>
+<ds:datastoreItem xmlns:ds="http://schemas.openxmlformats.org/officeDocument/2006/customXml" ds:itemID="{5B7B5873-BEF7-4EF9-B783-7B50266FE496}">
+  <ds:schemaRefs>
+    <ds:schemaRef ds:uri="http://schemas.microsoft.com/office/2006/metadata/properties"/>
+    <ds:schemaRef ds:uri="http://schemas.microsoft.com/office/infopath/2007/PartnerControls"/>
+  </ds:schemaRefs>
+</ds:datastoreItem>
+</file>
+
 <file path=customXml/itemProps5.xml><?xml version="1.0" encoding="utf-8"?>
-<ds:datastoreItem xmlns:ds="http://schemas.openxmlformats.org/officeDocument/2006/customXml" ds:itemID="{4EF1E242-F579-4982-B8CC-2FBF33737424}">
+<ds:datastoreItem xmlns:ds="http://schemas.openxmlformats.org/officeDocument/2006/customXml" ds:itemID="{028C5B15-B524-4B7C-9DF0-F573AFD0F54E}">
   <ds:schemaRefs>
-    <ds:schemaRef ds:uri="http://schemas.microsoft.com/sharepoint/v3/contenttype/forms"/>
+    <ds:schemaRef ds:uri="http://schemas.openxmlformats.org/officeDocument/2006/bibliography"/>
   </ds:schemaRefs>
 </ds:datastoreItem>
 </file>